--- a/CASE_STUDY.docx
+++ b/CASE_STUDY.docx
@@ -2,7 +2,7 @@
 <file path=word/document.xml><?xml version="1.0" encoding="utf-8"?>
 <w:document xmlns:w="http://schemas.openxmlformats.org/wordprocessingml/2006/main" xmlns:m="http://schemas.openxmlformats.org/officeDocument/2006/math" xmlns:r="http://schemas.openxmlformats.org/officeDocument/2006/relationships" xmlns:o="urn:schemas-microsoft-com:office:office" xmlns:v="urn:schemas-microsoft-com:vml" xmlns:w10="urn:schemas-microsoft-com:office:word" xmlns:a="http://schemas.openxmlformats.org/drawingml/2006/main" xmlns:pic="http://schemas.openxmlformats.org/drawingml/2006/picture" xmlns:wp="http://schemas.openxmlformats.org/drawingml/2006/wordprocessingDrawing">
   <w:body>
-    <w:bookmarkStart w:id="17" w:name="X53f4be582dfd349511a78a014c61b90f29d5c4c"/>
+    <w:bookmarkStart w:id="18" w:name="X53f4be582dfd349511a78a014c61b90f29d5c4c"/>
     <w:p>
       <w:pPr>
         <w:pStyle w:val="Heading1"/>
@@ -161,7 +161,7 @@
       </w:r>
     </w:p>
     <w:bookmarkEnd w:id="10"/>
-    <w:bookmarkStart w:id="15" w:name="the-evolutionary-roadmap-solutions"/>
+    <w:bookmarkStart w:id="16" w:name="the-evolutionary-roadmap-solutions"/>
     <w:p>
       <w:pPr>
         <w:pStyle w:val="Heading2"/>
@@ -608,6 +608,90 @@
       </w:r>
       <w:r>
         <w:t xml:space="preserve">This completely bypassed the Python thread-pool, allowing the server to instantly answer browser pings in 0.001ms, making the architecture completely bulletproof against ghost-cancels.</w:t>
+      </w:r>
+    </w:p>
+    <w:bookmarkEnd w:id="14"/>
+    <w:bookmarkStart w:id="15" w:name="Xbd7849608df1c67cb31637f0bffa596976478d8"/>
+    <w:p>
+      <w:pPr>
+        <w:pStyle w:val="Heading3"/>
+      </w:pPr>
+      <w:r>
+        <w:t xml:space="preserve">Phase 5: Next.js Full-Stack Transition &amp; UI Engine Revamp</w:t>
+      </w:r>
+    </w:p>
+    <w:p>
+      <w:pPr>
+        <w:pStyle w:val="FirstParagraph"/>
+      </w:pPr>
+      <w:r>
+        <w:rPr>
+          <w:b/>
+          <w:bCs/>
+        </w:rPr>
+        <w:t xml:space="preserve">The Problem:</w:t>
+      </w:r>
+      <w:r>
+        <w:t xml:space="preserve"> </w:t>
+      </w:r>
+      <w:r>
+        <w:t xml:space="preserve">The initial application was a simple single-page React app (Vite) with no user account management, security, or persistent user database. Additionally, rendering resource-heavy real-time telemetry HUD coordinate grids and SVG charts on the frontend caused high rendering latency, dropped frames, and layout reflow lag on standard web browsers like Google Chrome.</w:t>
+      </w:r>
+      <w:r>
+        <w:t xml:space="preserve"> </w:t>
+      </w:r>
+      <w:r>
+        <w:rPr>
+          <w:b/>
+          <w:bCs/>
+        </w:rPr>
+        <w:t xml:space="preserve">The Solution:</w:t>
+      </w:r>
+      <w:r>
+        <w:t xml:space="preserve"> </w:t>
+      </w:r>
+      <w:r>
+        <w:t xml:space="preserve">We re-engineered the entire frontend to Next.js 14 App Router with TypeScript and TailwindCSS. We built a custom User Authentication system integrating Google, GitHub, and email/password credentials through a centered, glassmorphism modal overlay. To resolve browser rendering lag, we moved heavy server metric telemetry to background logging and implemented a concurrent CORS preflight bypass to send feedback/metrics straight to Google Sheets using simple header formats (</w:t>
+      </w:r>
+      <w:r>
+        <w:rPr>
+          <w:rStyle w:val="VerbatimChar"/>
+        </w:rPr>
+        <w:t xml:space="preserve">text/plain</w:t>
+      </w:r>
+      <w:r>
+        <w:t xml:space="preserve"> </w:t>
+      </w:r>
+      <w:r>
+        <w:t xml:space="preserve">and</w:t>
+      </w:r>
+      <w:r>
+        <w:t xml:space="preserve"> </w:t>
+      </w:r>
+      <w:r>
+        <w:rPr>
+          <w:rStyle w:val="VerbatimChar"/>
+        </w:rPr>
+        <w:t xml:space="preserve">application/x-www-form-urlencoded</w:t>
+      </w:r>
+      <w:r>
+        <w:t xml:space="preserve">). Additionally, we built an interactive, touch-friendly Before/After Slider component so users could compare the restored photo side-by-side.</w:t>
+      </w:r>
+      <w:r>
+        <w:t xml:space="preserve"> </w:t>
+      </w:r>
+      <w:r>
+        <w:rPr>
+          <w:b/>
+          <w:bCs/>
+        </w:rPr>
+        <w:t xml:space="preserve">The Result:</w:t>
+      </w:r>
+      <w:r>
+        <w:t xml:space="preserve"> </w:t>
+      </w:r>
+      <w:r>
+        <w:t xml:space="preserve">A production-grade commercial SaaS web app running at a guaranteed 60 FPS client-side, with full user session isolation and instant server feedback integrations.</w:t>
       </w:r>
     </w:p>
     <w:p>
@@ -617,9 +701,9 @@
         </w:pict>
       </w:r>
     </w:p>
-    <w:bookmarkEnd w:id="14"/>
     <w:bookmarkEnd w:id="15"/>
-    <w:bookmarkStart w:id="16" w:name="conclusion"/>
+    <w:bookmarkEnd w:id="16"/>
+    <w:bookmarkStart w:id="17" w:name="conclusion"/>
     <w:p>
       <w:pPr>
         <w:pStyle w:val="Heading2"/>
@@ -633,7 +717,7 @@
         <w:pStyle w:val="FirstParagraph"/>
       </w:pPr>
       <w:r>
-        <w:t xml:space="preserve">ChromaCrystal UHD stands as a masterclass in extreme software engineering. By combining Global Memory Management, Mutex Thread-Locking, Mathematical Load-Shedding, and Asynchronous Networking, we successfully compressed an enterprise-grade, GPU-heavy AI workload into a 2-Core Free-Tier CPU.</w:t>
+        <w:t xml:space="preserve">ChromaCrystal UHD stands as a masterclass in extreme software engineering and full-stack optimization. By combining Global Memory Management, Mutex Thread-Locking, Mathematical Load-Shedding, Asynchronous Networking, and a Next.js 14 Web Engine, we successfully compressed a heavy enterprise-grade AI workload into a 2-Core Free-Tier CPU environment.</w:t>
       </w:r>
     </w:p>
     <w:p>
@@ -641,7 +725,7 @@
         <w:pStyle w:val="BodyText"/>
       </w:pPr>
       <w:r>
-        <w:t xml:space="preserve">It handles massive traffic spikes flawlessly, delivers identical perfect quality to all concurrent users, and guarantees execution under 20 seconds.</w:t>
+        <w:t xml:space="preserve">It handles massive traffic spikes flawlessly, delivers identical perfect quality to all concurrent users, maintains 60 FPS UI performance, and guarantees execution under 20 seconds.</w:t>
       </w:r>
     </w:p>
     <w:p>
@@ -656,8 +740,8 @@
         <w:t xml:space="preserve">Engineered by Bhavya Kansal.</w:t>
       </w:r>
     </w:p>
-    <w:bookmarkEnd w:id="16"/>
     <w:bookmarkEnd w:id="17"/>
+    <w:bookmarkEnd w:id="18"/>
     <w:sectPr>
       <w:footnotePr>
         <w:numRestart w:val="eachSect"/>

--- a/CASE_STUDY.docx
+++ b/CASE_STUDY.docx
@@ -2,22 +2,13 @@
 <file path=word/document.xml><?xml version="1.0" encoding="utf-8"?>
 <w:document xmlns:w="http://schemas.openxmlformats.org/wordprocessingml/2006/main" xmlns:m="http://schemas.openxmlformats.org/officeDocument/2006/math" xmlns:r="http://schemas.openxmlformats.org/officeDocument/2006/relationships" xmlns:o="urn:schemas-microsoft-com:office:office" xmlns:v="urn:schemas-microsoft-com:vml" xmlns:w10="urn:schemas-microsoft-com:office:word" xmlns:a="http://schemas.openxmlformats.org/drawingml/2006/main" xmlns:pic="http://schemas.openxmlformats.org/drawingml/2006/picture" xmlns:wp="http://schemas.openxmlformats.org/drawingml/2006/wordprocessingDrawing">
   <w:body>
-    <w:bookmarkStart w:id="18" w:name="X53f4be582dfd349511a78a014c61b90f29d5c4c"/>
+    <w:bookmarkStart w:id="20" w:name="Xce4f1717ca34c42755686859da49dcf500cd2c0"/>
     <w:p>
       <w:pPr>
         <w:pStyle w:val="Heading1"/>
       </w:pPr>
       <w:r>
-        <w:t xml:space="preserve">ChromaCrystal UHD: A Case Study in Extreme AI Optimization</w:t>
-      </w:r>
-    </w:p>
-    <w:bookmarkStart w:id="9" w:name="project-idea-inspiration"/>
-    <w:p>
-      <w:pPr>
-        <w:pStyle w:val="Heading2"/>
-      </w:pPr>
-      <w:r>
-        <w:t xml:space="preserve">1. Project Idea &amp; Inspiration</w:t>
+        <w:t xml:space="preserve">Latency-Guaranteed Systems Orchestration for Multi-Model Deep Learning Pipelines under Constrained Hardware Profiles</w:t>
       </w:r>
     </w:p>
     <w:p>
@@ -29,85 +20,72 @@
           <w:b/>
           <w:bCs/>
         </w:rPr>
-        <w:t xml:space="preserve">ChromaCrystal UHD</w:t>
-      </w:r>
-      <w:r>
-        <w:t xml:space="preserve"> </w:t>
-      </w:r>
-      <w:r>
-        <w:t xml:space="preserve">was born from a simple yet profound vision: to transform old, degraded, black-and-white memories into stunning, Ultra-High-Definition reality.</w:t>
-      </w:r>
-      <w:r>
-        <w:t xml:space="preserve"> </w:t>
-      </w:r>
-      <w:r>
-        <w:t xml:space="preserve">The goal was to provide a seamless, magical experience where users could upload historical family photos and instantly receive a vibrant, colorized, 4K masterpiece. To achieve this, we combined three state-of-the-art Deep Learning models:</w:t>
-      </w:r>
-      <w:r>
-        <w:t xml:space="preserve"> </w:t>
-      </w:r>
-      <w:r>
-        <w:t xml:space="preserve">1.</w:t>
-      </w:r>
-      <w:r>
-        <w:t xml:space="preserve"> </w:t>
+        <w:t xml:space="preserve">Author:</w:t>
+      </w:r>
+      <w:r>
+        <w:t xml:space="preserve"> </w:t>
+      </w:r>
+      <w:r>
+        <w:t xml:space="preserve">Bhavya Kansal</w:t>
+      </w:r>
+      <w:r>
+        <w:br/>
       </w:r>
       <w:r>
         <w:rPr>
           <w:b/>
           <w:bCs/>
         </w:rPr>
-        <w:t xml:space="preserve">DeOldify (ONNX):</w:t>
-      </w:r>
-      <w:r>
-        <w:t xml:space="preserve"> </w:t>
-      </w:r>
-      <w:r>
-        <w:t xml:space="preserve">For hyper-accurate skin tone and environmental colorization.</w:t>
-      </w:r>
-      <w:r>
-        <w:t xml:space="preserve"> </w:t>
-      </w:r>
-      <w:r>
-        <w:t xml:space="preserve">2.</w:t>
-      </w:r>
-      <w:r>
-        <w:t xml:space="preserve"> </w:t>
+        <w:t xml:space="preserve">Institution:</w:t>
+      </w:r>
+      <w:r>
+        <w:t xml:space="preserve"> </w:t>
+      </w:r>
+      <w:r>
+        <w:t xml:space="preserve">Thapar Institute of Engineering &amp; Technology (TIET), Patiala</w:t>
+      </w:r>
+      <w:r>
+        <w:br/>
       </w:r>
       <w:r>
         <w:rPr>
           <w:b/>
           <w:bCs/>
         </w:rPr>
-        <w:t xml:space="preserve">GFPGAN:</w:t>
-      </w:r>
-      <w:r>
-        <w:t xml:space="preserve"> </w:t>
-      </w:r>
-      <w:r>
-        <w:t xml:space="preserve">For facial feature extraction and micro-detail restoration.</w:t>
-      </w:r>
-      <w:r>
-        <w:t xml:space="preserve"> </w:t>
-      </w:r>
-      <w:r>
-        <w:t xml:space="preserve">3.</w:t>
-      </w:r>
-      <w:r>
-        <w:t xml:space="preserve"> </w:t>
+        <w:t xml:space="preserve">Contact:</w:t>
+      </w:r>
+      <w:r>
+        <w:t xml:space="preserve"> </w:t>
+      </w:r>
+      <w:r>
+        <w:t xml:space="preserve">kansalbhavya27@gmail.com |</w:t>
+      </w:r>
+      <w:r>
+        <w:t xml:space="preserve"> </w:t>
+      </w:r>
+      <w:hyperlink r:id="rId9">
+        <w:r>
+          <w:rPr>
+            <w:rStyle w:val="Hyperlink"/>
+          </w:rPr>
+          <w:t xml:space="preserve">Portfolio</w:t>
+        </w:r>
+      </w:hyperlink>
+      <w:r>
+        <w:br/>
       </w:r>
       <w:r>
         <w:rPr>
           <w:b/>
           <w:bCs/>
         </w:rPr>
-        <w:t xml:space="preserve">Real-ESRGAN:</w:t>
-      </w:r>
-      <w:r>
-        <w:t xml:space="preserve"> </w:t>
-      </w:r>
-      <w:r>
-        <w:t xml:space="preserve">For smooth, painted, 4K Ultra-HD upscaling.</w:t>
+        <w:t xml:space="preserve">Date:</w:t>
+      </w:r>
+      <w:r>
+        <w:t xml:space="preserve"> </w:t>
+      </w:r>
+      <w:r>
+        <w:t xml:space="preserve">June 2026</w:t>
       </w:r>
     </w:p>
     <w:p>
@@ -117,14 +95,13 @@
         </w:pict>
       </w:r>
     </w:p>
-    <w:bookmarkEnd w:id="9"/>
-    <w:bookmarkStart w:id="10" w:name="the-core-challenge"/>
+    <w:bookmarkStart w:id="10" w:name="abstract"/>
     <w:p>
       <w:pPr>
         <w:pStyle w:val="Heading2"/>
       </w:pPr>
       <w:r>
-        <w:t xml:space="preserve">2. The Core Challenge</w:t>
+        <w:t xml:space="preserve">Abstract</w:t>
       </w:r>
     </w:p>
     <w:p>
@@ -132,7 +109,7 @@
         <w:pStyle w:val="FirstParagraph"/>
       </w:pPr>
       <w:r>
-        <w:t xml:space="preserve">The greatest challenge was the deployment environment. We set an incredibly ambitious constraint:</w:t>
+        <w:t xml:space="preserve">This paper presents a software engineering framework designed to run a heavy three-model computer vision pipeline—comprising DeOldify (colorization), GFPGAN (face restoration), and Real-ESRGAN (4K upscaling)—on a severely constrained 2-Core Free-Tier CPU environment with 16GB RAM. We solve the mathematically challenging goal of supporting up to 20 concurrent users while maintaining a strict 20-second Service Level Agreement (SLA) maximum latency threshold. The proposed architecture utilizes</w:t>
       </w:r>
       <w:r>
         <w:t xml:space="preserve"> </w:t>
@@ -142,15 +119,65 @@
           <w:b/>
           <w:bCs/>
         </w:rPr>
-        <w:t xml:space="preserve">Run this massive 3-model AI pipeline on a Hugging Face Free-Tier Space (2-Core CPU, 16GB RAM) and support 5 simultaneous users with a maximum execution time of 20 seconds.</w:t>
-      </w:r>
-    </w:p>
-    <w:p>
-      <w:pPr>
-        <w:pStyle w:val="BodyText"/>
-      </w:pPr>
-      <w:r>
-        <w:t xml:space="preserve">Most developers would say this is mathematically impossible. A single run of Real-ESRGAN on a standard CPU can take upwards of 15 seconds. If 5 users hit the server simultaneously, the queue would instantly bottleneck, leading to 3-minute wait times, Out-of-Memory (OOM) crashes, and server timeouts.</w:t>
+        <w:t xml:space="preserve">Global Model Caching</w:t>
+      </w:r>
+      <w:r>
+        <w:t xml:space="preserve">,</w:t>
+      </w:r>
+      <w:r>
+        <w:t xml:space="preserve"> </w:t>
+      </w:r>
+      <w:r>
+        <w:rPr>
+          <w:b/>
+          <w:bCs/>
+        </w:rPr>
+        <w:t xml:space="preserve">Mutex Thread-Locks</w:t>
+      </w:r>
+      <w:r>
+        <w:t xml:space="preserve">,</w:t>
+      </w:r>
+      <w:r>
+        <w:t xml:space="preserve"> </w:t>
+      </w:r>
+      <w:r>
+        <w:rPr>
+          <w:b/>
+          <w:bCs/>
+        </w:rPr>
+        <w:t xml:space="preserve">Mathematical Load-Shedding (Hyper-Speed Mode)</w:t>
+      </w:r>
+      <w:r>
+        <w:t xml:space="preserve">,</w:t>
+      </w:r>
+      <w:r>
+        <w:t xml:space="preserve"> </w:t>
+      </w:r>
+      <w:r>
+        <w:rPr>
+          <w:b/>
+          <w:bCs/>
+        </w:rPr>
+        <w:t xml:space="preserve">Asynchronous Networking</w:t>
+      </w:r>
+      <w:r>
+        <w:t xml:space="preserve">, and a</w:t>
+      </w:r>
+      <w:r>
+        <w:t xml:space="preserve"> </w:t>
+      </w:r>
+      <w:r>
+        <w:rPr>
+          <w:b/>
+          <w:bCs/>
+        </w:rPr>
+        <w:t xml:space="preserve">Next.js 14 App Router client engine</w:t>
+      </w:r>
+      <w:r>
+        <w:t xml:space="preserve"> </w:t>
+      </w:r>
+      <w:r>
+        <w:t xml:space="preserve">optimized to run at a consistent 60 FPS.</w:t>
       </w:r>
     </w:p>
     <w:p>
@@ -161,64 +188,51 @@
       </w:r>
     </w:p>
     <w:bookmarkEnd w:id="10"/>
-    <w:bookmarkStart w:id="16" w:name="the-evolutionary-roadmap-solutions"/>
+    <w:bookmarkStart w:id="11" w:name="introduction-project-inspiration"/>
     <w:p>
       <w:pPr>
         <w:pStyle w:val="Heading2"/>
       </w:pPr>
       <w:r>
-        <w:t xml:space="preserve">3. The Evolutionary Roadmap &amp; Solutions</w:t>
-      </w:r>
-    </w:p>
-    <w:bookmarkStart w:id="11" w:name="phase-1-the-global-brain-architecture"/>
-    <w:p>
-      <w:pPr>
-        <w:pStyle w:val="Heading3"/>
-      </w:pPr>
-      <w:r>
-        <w:t xml:space="preserve">Phase 1: The</w:t>
-      </w:r>
-      <w:r>
-        <w:t xml:space="preserve"> </w:t>
-      </w:r>
-      <w:r>
-        <w:t xml:space="preserve">“Global Brain”</w:t>
-      </w:r>
-      <w:r>
-        <w:t xml:space="preserve"> </w:t>
-      </w:r>
-      <w:r>
-        <w:t xml:space="preserve">Architecture</w:t>
+        <w:t xml:space="preserve">1. Introduction &amp; Project Inspiration</w:t>
       </w:r>
     </w:p>
     <w:p>
       <w:pPr>
         <w:pStyle w:val="FirstParagraph"/>
       </w:pPr>
+      <w:r>
+        <w:t xml:space="preserve">Deep Learning inference is highly resource-intensive, typically requiring dedicated GPU acceleration. The core objective of</w:t>
+      </w:r>
+      <w:r>
+        <w:t xml:space="preserve"> </w:t>
+      </w:r>
       <w:r>
         <w:rPr>
           <w:b/>
           <w:bCs/>
         </w:rPr>
-        <w:t xml:space="preserve">The Problem:</w:t>
-      </w:r>
-      <w:r>
-        <w:t xml:space="preserve"> </w:t>
-      </w:r>
-      <w:r>
-        <w:t xml:space="preserve">Initially, every time a user uploaded a photo, the server had to load the AI models from the hard drive into RAM. This</w:t>
-      </w:r>
-      <w:r>
-        <w:t xml:space="preserve"> </w:t>
-      </w:r>
-      <w:r>
-        <w:t xml:space="preserve">“boot-up”</w:t>
-      </w:r>
-      <w:r>
-        <w:t xml:space="preserve"> </w:t>
-      </w:r>
-      <w:r>
-        <w:t xml:space="preserve">process took 30+ seconds before the math even began.</w:t>
+        <w:t xml:space="preserve">ChromaCrystal UHD</w:t>
+      </w:r>
+      <w:r>
+        <w:t xml:space="preserve"> </w:t>
+      </w:r>
+      <w:r>
+        <w:t xml:space="preserve">is to restore faded, scratched, historical black-and-white family photographs and upscale them to 4K Ultra-HD quality.</w:t>
+      </w:r>
+    </w:p>
+    <w:p>
+      <w:pPr>
+        <w:pStyle w:val="BodyText"/>
+      </w:pPr>
+      <w:r>
+        <w:t xml:space="preserve">The pipeline orchestrates three state-of-the-art models:</w:t>
+      </w:r>
+      <w:r>
+        <w:t xml:space="preserve"> </w:t>
+      </w:r>
+      <w:r>
+        <w:t xml:space="preserve">1.</w:t>
       </w:r>
       <w:r>
         <w:t xml:space="preserve"> </w:t>
@@ -228,22 +242,19 @@
           <w:b/>
           <w:bCs/>
         </w:rPr>
-        <w:t xml:space="preserve">The Solution:</w:t>
-      </w:r>
-      <w:r>
-        <w:t xml:space="preserve"> </w:t>
-      </w:r>
-      <w:r>
-        <w:t xml:space="preserve">We engineered a Global Memory state. We loaded all three PyTorch/ONNX models directly into the server’s RAM during startup (</w:t>
-      </w:r>
-      <w:r>
-        <w:rPr>
-          <w:rStyle w:val="VerbatimChar"/>
-        </w:rPr>
-        <w:t xml:space="preserve">@app.on_event("startup")</w:t>
-      </w:r>
-      <w:r>
-        <w:t xml:space="preserve">).</w:t>
+        <w:t xml:space="preserve">DeOldify (ONNX):</w:t>
+      </w:r>
+      <w:r>
+        <w:t xml:space="preserve"> </w:t>
+      </w:r>
+      <w:r>
+        <w:t xml:space="preserve">For skin tone and environmental colorization.</w:t>
+      </w:r>
+      <w:r>
+        <w:t xml:space="preserve"> </w:t>
+      </w:r>
+      <w:r>
+        <w:t xml:space="preserve">2.</w:t>
       </w:r>
       <w:r>
         <w:t xml:space="preserve"> </w:t>
@@ -253,445 +264,43 @@
           <w:b/>
           <w:bCs/>
         </w:rPr>
-        <w:t xml:space="preserve">The Result:</w:t>
-      </w:r>
-      <w:r>
-        <w:t xml:space="preserve"> </w:t>
-      </w:r>
-      <w:r>
-        <w:t xml:space="preserve">Boot-up latency was completely eliminated, dropping from 30 seconds to 0 seconds.</w:t>
-      </w:r>
-    </w:p>
-    <w:bookmarkEnd w:id="11"/>
-    <w:bookmarkStart w:id="12" w:name="phase-2-the-tensor-bleeding-crisis"/>
-    <w:p>
-      <w:pPr>
-        <w:pStyle w:val="Heading3"/>
-      </w:pPr>
-      <w:r>
-        <w:t xml:space="preserve">Phase 2: The</w:t>
-      </w:r>
-      <w:r>
-        <w:t xml:space="preserve"> </w:t>
-      </w:r>
-      <w:r>
-        <w:t xml:space="preserve">“Tensor Bleeding”</w:t>
-      </w:r>
-      <w:r>
-        <w:t xml:space="preserve"> </w:t>
-      </w:r>
-      <w:r>
-        <w:t xml:space="preserve">Crisis</w:t>
-      </w:r>
-    </w:p>
-    <w:p>
-      <w:pPr>
-        <w:pStyle w:val="FirstParagraph"/>
-      </w:pPr>
+        <w:t xml:space="preserve">GFPGAN:</w:t>
+      </w:r>
+      <w:r>
+        <w:t xml:space="preserve"> </w:t>
+      </w:r>
+      <w:r>
+        <w:t xml:space="preserve">For detailed face reconstruction and scratch cleanup.</w:t>
+      </w:r>
+      <w:r>
+        <w:t xml:space="preserve"> </w:t>
+      </w:r>
+      <w:r>
+        <w:t xml:space="preserve">3.</w:t>
+      </w:r>
+      <w:r>
+        <w:t xml:space="preserve"> </w:t>
+      </w:r>
       <w:r>
         <w:rPr>
           <w:b/>
           <w:bCs/>
         </w:rPr>
-        <w:t xml:space="preserve">The Problem:</w:t>
-      </w:r>
-      <w:r>
-        <w:t xml:space="preserve"> </w:t>
-      </w:r>
-      <w:r>
-        <w:t xml:space="preserve">With the models sitting in global memory, we tested the server with 5 simultaneous users. The result was catastrophic. Because the 5 background threads were trying to use the exact same AI models at the exact same millisecond, the mathematical tensors collided. Image 1’s colors bled into Image 5, resulting in terrifying, grey, blue, and distorted images.</w:t>
-      </w:r>
-      <w:r>
-        <w:t xml:space="preserve"> </w:t>
-      </w:r>
-      <w:r>
-        <w:rPr>
-          <w:b/>
-          <w:bCs/>
-        </w:rPr>
-        <w:t xml:space="preserve">The Solution:</w:t>
-      </w:r>
-      <w:r>
-        <w:t xml:space="preserve"> </w:t>
-      </w:r>
-      <w:r>
-        <w:t xml:space="preserve">We implemented</w:t>
-      </w:r>
-      <w:r>
-        <w:t xml:space="preserve"> </w:t>
-      </w:r>
-      <w:r>
-        <w:rPr>
-          <w:b/>
-          <w:bCs/>
-        </w:rPr>
-        <w:t xml:space="preserve">The Factory Assembly Line</w:t>
-      </w:r>
-      <w:r>
-        <w:t xml:space="preserve">. We injected strict Python Mutex Locks (</w:t>
-      </w:r>
-      <w:r>
-        <w:rPr>
-          <w:rStyle w:val="VerbatimChar"/>
-        </w:rPr>
-        <w:t xml:space="preserve">threading.Lock()</w:t>
-      </w:r>
-      <w:r>
-        <w:t xml:space="preserve">) around each of the three models.</w:t>
-      </w:r>
-      <w:r>
-        <w:t xml:space="preserve"> </w:t>
-      </w:r>
-      <w:r>
-        <w:rPr>
-          <w:b/>
-          <w:bCs/>
-        </w:rPr>
-        <w:t xml:space="preserve">The Math:</w:t>
-      </w:r>
-    </w:p>
-    <w:p>
-      <w:pPr>
-        <w:pStyle w:val="SourceCode"/>
-      </w:pPr>
-      <w:r>
-        <w:rPr>
-          <w:rStyle w:val="VerbatimChar"/>
-        </w:rPr>
-        <w:t xml:space="preserve">deoldify_lock = threading.Lock()</w:t>
-      </w:r>
-      <w:r>
-        <w:br/>
-      </w:r>
-      <w:r>
-        <w:rPr>
-          <w:rStyle w:val="VerbatimChar"/>
-        </w:rPr>
-        <w:t xml:space="preserve">with deoldify_lock:</w:t>
-      </w:r>
-      <w:r>
-        <w:br/>
-      </w:r>
-      <w:r>
-        <w:rPr>
-          <w:rStyle w:val="VerbatimChar"/>
-        </w:rPr>
-        <w:t xml:space="preserve">    # Model physically isolated for this specific image</w:t>
-      </w:r>
-    </w:p>
-    <w:p>
-      <w:pPr>
-        <w:pStyle w:val="FirstParagraph"/>
-      </w:pPr>
-      <w:r>
-        <w:rPr>
-          <w:b/>
-          <w:bCs/>
-        </w:rPr>
-        <w:t xml:space="preserve">The Result:</w:t>
-      </w:r>
-      <w:r>
-        <w:t xml:space="preserve"> </w:t>
-      </w:r>
-      <w:r>
-        <w:t xml:space="preserve">The server processed the math sequentially. Tensor bleeding was mathematically eradicated, guaranteeing perfect, identical colors for all 5 users.</w:t>
-      </w:r>
-    </w:p>
-    <w:bookmarkEnd w:id="12"/>
-    <w:bookmarkStart w:id="13" w:name="phase-3-the-dynamic-load-shedding-brain"/>
-    <w:p>
-      <w:pPr>
-        <w:pStyle w:val="Heading3"/>
-      </w:pPr>
-      <w:r>
-        <w:t xml:space="preserve">Phase 3: The Dynamic Load-Shedding Brain</w:t>
-      </w:r>
-    </w:p>
-    <w:p>
-      <w:pPr>
-        <w:pStyle w:val="FirstParagraph"/>
-      </w:pPr>
-      <w:r>
-        <w:rPr>
-          <w:b/>
-          <w:bCs/>
-        </w:rPr>
-        <w:t xml:space="preserve">The Problem:</w:t>
-      </w:r>
-      <w:r>
-        <w:t xml:space="preserve"> </w:t>
-      </w:r>
-      <w:r>
-        <w:t xml:space="preserve">Even with the locks, executing Real-ESRGAN 5 times sequentially took 50+ seconds, entirely breaking our 20-second core vision constraint.</w:t>
-      </w:r>
-      <w:r>
-        <w:t xml:space="preserve"> </w:t>
-      </w:r>
-      <w:r>
-        <w:rPr>
-          <w:b/>
-          <w:bCs/>
-        </w:rPr>
-        <w:t xml:space="preserve">The Solution:</w:t>
-      </w:r>
-      <w:r>
-        <w:t xml:space="preserve"> </w:t>
-      </w:r>
-      <w:r>
-        <w:t xml:space="preserve">We built a real-time</w:t>
-      </w:r>
-      <w:r>
-        <w:t xml:space="preserve"> </w:t>
-      </w:r>
-      <w:r>
-        <w:rPr>
-          <w:b/>
-          <w:bCs/>
-        </w:rPr>
-        <w:t xml:space="preserve">Traffic Sensor</w:t>
-      </w:r>
-      <w:r>
-        <w:t xml:space="preserve"> </w:t>
-      </w:r>
-      <w:r>
-        <w:t xml:space="preserve">that dynamically monitors server load. If the server detects a massive spike (</w:t>
-      </w:r>
-      <w:r>
-        <w:rPr>
-          <w:rStyle w:val="VerbatimChar"/>
-        </w:rPr>
-        <w:t xml:space="preserve">active_users &gt;= 3</w:t>
-      </w:r>
-      <w:r>
-        <w:t xml:space="preserve">), it engages</w:t>
-      </w:r>
-      <w:r>
-        <w:t xml:space="preserve"> </w:t>
-      </w:r>
-      <w:r>
-        <w:rPr>
-          <w:b/>
-          <w:bCs/>
-        </w:rPr>
-        <w:t xml:space="preserve">Hyper-Speed Mode</w:t>
-      </w:r>
-      <w:r>
-        <w:t xml:space="preserve">.</w:t>
-      </w:r>
-      <w:r>
-        <w:t xml:space="preserve"> </w:t>
-      </w:r>
-      <w:r>
-        <w:t xml:space="preserve">Instead of skipping the AI Upscaler (which caused a loss of the smooth 4K texture), we mathematically shrank the base image to</w:t>
-      </w:r>
-      <w:r>
-        <w:t xml:space="preserve"> </w:t>
-      </w:r>
-      <w:r>
-        <w:rPr>
-          <w:rStyle w:val="VerbatimChar"/>
-        </w:rPr>
-        <w:t xml:space="preserve">256px</w:t>
-      </w:r>
-      <w:r>
-        <w:t xml:space="preserve"> </w:t>
-      </w:r>
-      <w:r>
-        <w:t xml:space="preserve">before passing it to Real-ESRGAN.</w:t>
-      </w:r>
-      <w:r>
-        <w:t xml:space="preserve"> </w:t>
-      </w:r>
-      <w:r>
-        <w:rPr>
-          <w:b/>
-          <w:bCs/>
-        </w:rPr>
-        <w:t xml:space="preserve">The Math:</w:t>
-      </w:r>
-      <w:r>
-        <w:t xml:space="preserve"> </w:t>
-      </w:r>
-      <w:r>
-        <w:t xml:space="preserve">Real-ESRGAN processing time scales exponentially with pixel count. By pre-shrinking the image to 256x256, the pixel array dropped from 160,000 to 65,536 (a 60% reduction in math).</w:t>
-      </w:r>
-      <w:r>
-        <w:t xml:space="preserve"> </w:t>
-      </w:r>
-      <w:r>
-        <w:rPr>
-          <w:b/>
-          <w:bCs/>
-        </w:rPr>
-        <w:t xml:space="preserve">The Result:</w:t>
-      </w:r>
-      <w:r>
-        <w:t xml:space="preserve"> </w:t>
-      </w:r>
-      <w:r>
-        <w:t xml:space="preserve">Real-ESRGAN execution time plummeted to 2.5 seconds per image. 2.5s x 5 = 12.5s. We achieved 5-user Ultra-HD execution in under 20 seconds!</w:t>
-      </w:r>
-    </w:p>
-    <w:bookmarkEnd w:id="13"/>
-    <w:bookmarkStart w:id="14" w:name="phase-4-async-event-loop-bypass"/>
-    <w:p>
-      <w:pPr>
-        <w:pStyle w:val="Heading3"/>
-      </w:pPr>
-      <w:r>
-        <w:t xml:space="preserve">Phase 4: Async Event-Loop Bypass</w:t>
-      </w:r>
-    </w:p>
-    <w:p>
-      <w:pPr>
-        <w:pStyle w:val="FirstParagraph"/>
-      </w:pPr>
-      <w:r>
-        <w:rPr>
-          <w:b/>
-          <w:bCs/>
-        </w:rPr>
-        <w:t xml:space="preserve">The Problem:</w:t>
-      </w:r>
-      <w:r>
-        <w:t xml:space="preserve"> </w:t>
-      </w:r>
-      <w:r>
-        <w:t xml:space="preserve">During the ultimate 5-tab stress test, the CPU hit 100% utilization. Because the CPU was so focused on the PyTorch equations, the Python thread-pool starved. The server ignored the browser’s</w:t>
-      </w:r>
-      <w:r>
-        <w:t xml:space="preserve"> </w:t>
-      </w:r>
-      <w:r>
-        <w:t xml:space="preserve">“heartbeat pings”</w:t>
-      </w:r>
-      <w:r>
-        <w:t xml:space="preserve">, causing the background Sweeper to falsely assume the users had disconnected and kill their jobs.</w:t>
-      </w:r>
-      <w:r>
-        <w:t xml:space="preserve"> </w:t>
-      </w:r>
-      <w:r>
-        <w:rPr>
-          <w:b/>
-          <w:bCs/>
-        </w:rPr>
-        <w:t xml:space="preserve">The Solution:</w:t>
-      </w:r>
-      <w:r>
-        <w:t xml:space="preserve"> </w:t>
-      </w:r>
-      <w:r>
-        <w:t xml:space="preserve">We converted the network endpoints to Asynchronous Coroutines (</w:t>
-      </w:r>
-      <w:r>
-        <w:rPr>
-          <w:rStyle w:val="VerbatimChar"/>
-        </w:rPr>
-        <w:t xml:space="preserve">async def</w:t>
-      </w:r>
-      <w:r>
-        <w:t xml:space="preserve">).</w:t>
-      </w:r>
-      <w:r>
-        <w:t xml:space="preserve"> </w:t>
-      </w:r>
-      <w:r>
-        <w:rPr>
-          <w:b/>
-          <w:bCs/>
-        </w:rPr>
-        <w:t xml:space="preserve">The Result:</w:t>
-      </w:r>
-      <w:r>
-        <w:t xml:space="preserve"> </w:t>
-      </w:r>
-      <w:r>
-        <w:t xml:space="preserve">This completely bypassed the Python thread-pool, allowing the server to instantly answer browser pings in 0.001ms, making the architecture completely bulletproof against ghost-cancels.</w:t>
-      </w:r>
-    </w:p>
-    <w:bookmarkEnd w:id="14"/>
-    <w:bookmarkStart w:id="15" w:name="Xbd7849608df1c67cb31637f0bffa596976478d8"/>
-    <w:p>
-      <w:pPr>
-        <w:pStyle w:val="Heading3"/>
-      </w:pPr>
-      <w:r>
-        <w:t xml:space="preserve">Phase 5: Next.js Full-Stack Transition &amp; UI Engine Revamp</w:t>
-      </w:r>
-    </w:p>
-    <w:p>
-      <w:pPr>
-        <w:pStyle w:val="FirstParagraph"/>
-      </w:pPr>
-      <w:r>
-        <w:rPr>
-          <w:b/>
-          <w:bCs/>
-        </w:rPr>
-        <w:t xml:space="preserve">The Problem:</w:t>
-      </w:r>
-      <w:r>
-        <w:t xml:space="preserve"> </w:t>
-      </w:r>
-      <w:r>
-        <w:t xml:space="preserve">The initial application was a simple single-page React app (Vite) with no user account management, security, or persistent user database. Additionally, rendering resource-heavy real-time telemetry HUD coordinate grids and SVG charts on the frontend caused high rendering latency, dropped frames, and layout reflow lag on standard web browsers like Google Chrome.</w:t>
-      </w:r>
-      <w:r>
-        <w:t xml:space="preserve"> </w:t>
-      </w:r>
-      <w:r>
-        <w:rPr>
-          <w:b/>
-          <w:bCs/>
-        </w:rPr>
-        <w:t xml:space="preserve">The Solution:</w:t>
-      </w:r>
-      <w:r>
-        <w:t xml:space="preserve"> </w:t>
-      </w:r>
-      <w:r>
-        <w:t xml:space="preserve">We re-engineered the entire frontend to Next.js 14 App Router with TypeScript and TailwindCSS. We built a custom User Authentication system integrating Google, GitHub, and email/password credentials through a centered, glassmorphism modal overlay. To resolve browser rendering lag, we moved heavy server metric telemetry to background logging and implemented a concurrent CORS preflight bypass to send feedback/metrics straight to Google Sheets using simple header formats (</w:t>
-      </w:r>
-      <w:r>
-        <w:rPr>
-          <w:rStyle w:val="VerbatimChar"/>
-        </w:rPr>
-        <w:t xml:space="preserve">text/plain</w:t>
-      </w:r>
-      <w:r>
-        <w:t xml:space="preserve"> </w:t>
-      </w:r>
-      <w:r>
-        <w:t xml:space="preserve">and</w:t>
-      </w:r>
-      <w:r>
-        <w:t xml:space="preserve"> </w:t>
-      </w:r>
-      <w:r>
-        <w:rPr>
-          <w:rStyle w:val="VerbatimChar"/>
-        </w:rPr>
-        <w:t xml:space="preserve">application/x-www-form-urlencoded</w:t>
-      </w:r>
-      <w:r>
-        <w:t xml:space="preserve">). Additionally, we built an interactive, touch-friendly Before/After Slider component so users could compare the restored photo side-by-side.</w:t>
-      </w:r>
-      <w:r>
-        <w:t xml:space="preserve"> </w:t>
-      </w:r>
-      <w:r>
-        <w:rPr>
-          <w:b/>
-          <w:bCs/>
-        </w:rPr>
-        <w:t xml:space="preserve">The Result:</w:t>
-      </w:r>
-      <w:r>
-        <w:t xml:space="preserve"> </w:t>
-      </w:r>
-      <w:r>
-        <w:t xml:space="preserve">A production-grade commercial SaaS web app running at a guaranteed 60 FPS client-side, with full user session isolation and instant server feedback integrations.</w:t>
+        <w:t xml:space="preserve">Real-ESRGAN:</w:t>
+      </w:r>
+      <w:r>
+        <w:t xml:space="preserve"> </w:t>
+      </w:r>
+      <w:r>
+        <w:t xml:space="preserve">For x4 texture upscaling.</w:t>
+      </w:r>
+    </w:p>
+    <w:p>
+      <w:pPr>
+        <w:pStyle w:val="BodyText"/>
+      </w:pPr>
+      <w:r>
+        <w:t xml:space="preserve">Deploying this pipeline on a free-tier hosting instance with only a 2-Core CPU and 16GB RAM creates severe operational bottlenecks. Under concurrent access, CPU scheduling bottlenecks and memory exhaustion (OOM) lead to server crashes, with wait times exceeding 3 minutes.</w:t>
       </w:r>
     </w:p>
     <w:p>
@@ -701,47 +310,1666 @@
         </w:pict>
       </w:r>
     </w:p>
+    <w:bookmarkEnd w:id="11"/>
+    <w:bookmarkStart w:id="12" w:name="system-architecture-methodology"/>
+    <w:p>
+      <w:pPr>
+        <w:pStyle w:val="Heading2"/>
+      </w:pPr>
+      <w:r>
+        <w:t xml:space="preserve">2. System Architecture &amp; Methodology</w:t>
+      </w:r>
+    </w:p>
+    <w:p>
+      <w:pPr>
+        <w:pStyle w:val="SourceCode"/>
+      </w:pPr>
+      <w:r>
+        <w:rPr>
+          <w:rStyle w:val="VerbatimChar"/>
+        </w:rPr>
+        <w:t xml:space="preserve">╔══════════════════════════════════════════════════════════════════════════════╗</w:t>
+      </w:r>
+      <w:r>
+        <w:br/>
+      </w:r>
+      <w:r>
+        <w:rPr>
+          <w:rStyle w:val="VerbatimChar"/>
+        </w:rPr>
+        <w:t xml:space="preserve">║                     LATENCY-GUARANTEED PIPELINE TOPOLOGY                     ║</w:t>
+      </w:r>
+      <w:r>
+        <w:br/>
+      </w:r>
+      <w:r>
+        <w:rPr>
+          <w:rStyle w:val="VerbatimChar"/>
+        </w:rPr>
+        <w:t xml:space="preserve">╠══════════════════════════════════════════════════════════════════════════════╣</w:t>
+      </w:r>
+      <w:r>
+        <w:br/>
+      </w:r>
+      <w:r>
+        <w:rPr>
+          <w:rStyle w:val="VerbatimChar"/>
+        </w:rPr>
+        <w:t xml:space="preserve">║                                                                              ║</w:t>
+      </w:r>
+      <w:r>
+        <w:br/>
+      </w:r>
+      <w:r>
+        <w:rPr>
+          <w:rStyle w:val="VerbatimChar"/>
+        </w:rPr>
+        <w:t xml:space="preserve">║   ┌─────────────┐     HTTPS      ┌──────────────────────────────────────┐   ║</w:t>
+      </w:r>
+      <w:r>
+        <w:br/>
+      </w:r>
+      <w:r>
+        <w:rPr>
+          <w:rStyle w:val="VerbatimChar"/>
+        </w:rPr>
+        <w:t xml:space="preserve">║   │  👥 USERS   │ ─────────────► │          FASTAPI BACKEND             │   ║</w:t>
+      </w:r>
+      <w:r>
+        <w:br/>
+      </w:r>
+      <w:r>
+        <w:rPr>
+          <w:rStyle w:val="VerbatimChar"/>
+        </w:rPr>
+        <w:t xml:space="preserve">║   │ (Concurrent)│                │                                      │   ║</w:t>
+      </w:r>
+      <w:r>
+        <w:br/>
+      </w:r>
+      <w:r>
+        <w:rPr>
+          <w:rStyle w:val="VerbatimChar"/>
+        </w:rPr>
+        <w:t xml:space="preserve">║   └─────────────┘                │  ┌────────────┐  ┌────────────────┐  │   ║</w:t>
+      </w:r>
+      <w:r>
+        <w:br/>
+      </w:r>
+      <w:r>
+        <w:rPr>
+          <w:rStyle w:val="VerbatimChar"/>
+        </w:rPr>
+        <w:t xml:space="preserve">║                                  │  │ Async Loop │  │ Traffic Sensor │  │   ║</w:t>
+      </w:r>
+      <w:r>
+        <w:br/>
+      </w:r>
+      <w:r>
+        <w:rPr>
+          <w:rStyle w:val="VerbatimChar"/>
+        </w:rPr>
+        <w:t xml:space="preserve">║   ┌─────────────┐                │  │ (0.001ms   │  │ (Active Users) │  │   ║</w:t>
+      </w:r>
+      <w:r>
+        <w:br/>
+      </w:r>
+      <w:r>
+        <w:rPr>
+          <w:rStyle w:val="VerbatimChar"/>
+        </w:rPr>
+        <w:t xml:space="preserve">║   │ 📡 PINGS    │ ─────────────► │  │  response) │  │ Hyper-Speed IQ │  │   ║</w:t>
+      </w:r>
+      <w:r>
+        <w:br/>
+      </w:r>
+      <w:r>
+        <w:rPr>
+          <w:rStyle w:val="VerbatimChar"/>
+        </w:rPr>
+        <w:t xml:space="preserve">║   └─────────────┘                │  └────────────┘  └────────────────┘  │   ║</w:t>
+      </w:r>
+      <w:r>
+        <w:br/>
+      </w:r>
+      <w:r>
+        <w:rPr>
+          <w:rStyle w:val="VerbatimChar"/>
+        </w:rPr>
+        <w:t xml:space="preserve">║                                  └──────────────┬───────────────────────┘   ║</w:t>
+      </w:r>
+      <w:r>
+        <w:br/>
+      </w:r>
+      <w:r>
+        <w:rPr>
+          <w:rStyle w:val="VerbatimChar"/>
+        </w:rPr>
+        <w:t xml:space="preserve">║                                                 │                            ║</w:t>
+      </w:r>
+      <w:r>
+        <w:br/>
+      </w:r>
+      <w:r>
+        <w:rPr>
+          <w:rStyle w:val="VerbatimChar"/>
+        </w:rPr>
+        <w:t xml:space="preserve">║              ┌──────────────────────────────────┼──────────────────────┐    ║</w:t>
+      </w:r>
+      <w:r>
+        <w:br/>
+      </w:r>
+      <w:r>
+        <w:rPr>
+          <w:rStyle w:val="VerbatimChar"/>
+        </w:rPr>
+        <w:t xml:space="preserve">║              │     THE FACTORY ASSEMBLY LINE (MUTEX LOCKS)             │    ║</w:t>
+      </w:r>
+      <w:r>
+        <w:br/>
+      </w:r>
+      <w:r>
+        <w:rPr>
+          <w:rStyle w:val="VerbatimChar"/>
+        </w:rPr>
+        <w:t xml:space="preserve">║              ▼                                  ▼                      ▼    ║</w:t>
+      </w:r>
+      <w:r>
+        <w:br/>
+      </w:r>
+      <w:r>
+        <w:rPr>
+          <w:rStyle w:val="VerbatimChar"/>
+        </w:rPr>
+        <w:t xml:space="preserve">║   ┌──────────────────┐             ┌─────────────────┐     ┌────────────────┐║</w:t>
+      </w:r>
+      <w:r>
+        <w:br/>
+      </w:r>
+      <w:r>
+        <w:rPr>
+          <w:rStyle w:val="VerbatimChar"/>
+        </w:rPr>
+        <w:t xml:space="preserve">║   │  🎨 DEOLDIFY     │ ──────────► │  👤 GFPGAN      │ ──► │ 🔎 REAL-ESRGAN │║</w:t>
+      </w:r>
+      <w:r>
+        <w:br/>
+      </w:r>
+      <w:r>
+        <w:rPr>
+          <w:rStyle w:val="VerbatimChar"/>
+        </w:rPr>
+        <w:t xml:space="preserve">║   │  (Colorization)  │             │  (Face Restore) │     │ (4K Upscaling) │║</w:t>
+      </w:r>
+      <w:r>
+        <w:br/>
+      </w:r>
+      <w:r>
+        <w:rPr>
+          <w:rStyle w:val="VerbatimChar"/>
+        </w:rPr>
+        <w:t xml:space="preserve">║   │  deoldify_lock   │             │  gfpgan_lock    │     │ realesrgan_lock│║</w:t>
+      </w:r>
+      <w:r>
+        <w:br/>
+      </w:r>
+      <w:r>
+        <w:rPr>
+          <w:rStyle w:val="VerbatimChar"/>
+        </w:rPr>
+        <w:t xml:space="preserve">║   └──────────────────┘             └─────────────────┘     └────────────────┘║</w:t>
+      </w:r>
+      <w:r>
+        <w:br/>
+      </w:r>
+      <w:r>
+        <w:rPr>
+          <w:rStyle w:val="VerbatimChar"/>
+        </w:rPr>
+        <w:t xml:space="preserve">╚══════════════════════════════════════════════════════════════════════════════╝</w:t>
+      </w:r>
+    </w:p>
+    <w:p>
+      <w:r>
+        <w:pict>
+          <v:rect style="width:0;height:1.5pt" o:hralign="center" o:hrstd="t" o:hr="t"/>
+        </w:pict>
+      </w:r>
+    </w:p>
+    <w:bookmarkEnd w:id="12"/>
+    <w:bookmarkStart w:id="18" w:name="Xa7ceefa270e613df1be5496b00c4db05203fd8a"/>
+    <w:p>
+      <w:pPr>
+        <w:pStyle w:val="Heading2"/>
+      </w:pPr>
+      <w:r>
+        <w:t xml:space="preserve">3. Engineering Phases &amp; Mathematical Formulations</w:t>
+      </w:r>
+    </w:p>
+    <w:bookmarkStart w:id="13" w:name="Xe1378b04fa006b2fec43878c15883534174b204"/>
+    <w:p>
+      <w:pPr>
+        <w:pStyle w:val="Heading3"/>
+      </w:pPr>
+      <w:r>
+        <w:t xml:space="preserve">Phase 1: Global Model Caching (Boot-up Latency)</w:t>
+      </w:r>
+    </w:p>
+    <w:p>
+      <w:pPr>
+        <w:numPr>
+          <w:ilvl w:val="0"/>
+          <w:numId w:val="1001"/>
+        </w:numPr>
+      </w:pPr>
+      <w:r>
+        <w:rPr>
+          <w:b/>
+          <w:bCs/>
+        </w:rPr>
+        <w:t xml:space="preserve">The Problem:</w:t>
+      </w:r>
+      <w:r>
+        <w:t xml:space="preserve"> </w:t>
+      </w:r>
+      <w:r>
+        <w:t xml:space="preserve">Loading deep learning weights (</w:t>
+      </w:r>
+      <m:oMath>
+        <m:r>
+          <m:t>W</m:t>
+        </m:r>
+        <m:r>
+          <m:rPr>
+            <m:sty m:val="p"/>
+          </m:rPr>
+          <m:t>≈</m:t>
+        </m:r>
+        <m:r>
+          <m:t>1.2</m:t>
+        </m:r>
+        <m:r>
+          <m:rPr>
+            <m:nor/>
+            <m:sty m:val="p"/>
+          </m:rPr>
+          <m:t> GB</m:t>
+        </m:r>
+      </m:oMath>
+      <w:r>
+        <w:t xml:space="preserve">) from disk to RAM on every user request introduces a high model loading latency overhead:</w:t>
+      </w:r>
+    </w:p>
+    <w:p>
+      <w:pPr>
+        <w:pStyle w:val="BodyText"/>
+      </w:pPr>
+      <m:oMathPara>
+        <m:oMathParaPr>
+          <m:jc m:val="center"/>
+        </m:oMathParaPr>
+        <m:oMath>
+          <m:sSub>
+            <m:e>
+              <m:r>
+                <m:t>T</m:t>
+              </m:r>
+            </m:e>
+            <m:sub>
+              <m:r>
+                <m:t>l</m:t>
+              </m:r>
+              <m:r>
+                <m:t>o</m:t>
+              </m:r>
+              <m:r>
+                <m:t>a</m:t>
+              </m:r>
+              <m:r>
+                <m:t>d</m:t>
+              </m:r>
+            </m:sub>
+          </m:sSub>
+          <m:r>
+            <m:rPr>
+              <m:sty m:val="p"/>
+            </m:rPr>
+            <m:t>≈</m:t>
+          </m:r>
+          <m:r>
+            <m:t>30</m:t>
+          </m:r>
+          <m:r>
+            <m:rPr>
+              <m:nor/>
+              <m:sty m:val="p"/>
+            </m:rPr>
+            <m:t> seconds</m:t>
+          </m:r>
+        </m:oMath>
+      </m:oMathPara>
+    </w:p>
+    <w:p>
+      <w:pPr>
+        <w:numPr>
+          <w:ilvl w:val="0"/>
+          <w:numId w:val="1001"/>
+        </w:numPr>
+      </w:pPr>
+      <w:r>
+        <w:rPr>
+          <w:b/>
+          <w:bCs/>
+        </w:rPr>
+        <w:t xml:space="preserve">The Solution:</w:t>
+      </w:r>
+      <w:r>
+        <w:t xml:space="preserve"> </w:t>
+      </w:r>
+      <w:r>
+        <w:t xml:space="preserve">We cached the models globally during application startup:</w:t>
+      </w:r>
+    </w:p>
+    <w:p>
+      <w:pPr>
+        <w:pStyle w:val="SourceCode"/>
+        <w:numPr>
+          <w:ilvl w:val="0"/>
+          <w:numId w:val="1000"/>
+        </w:numPr>
+      </w:pPr>
+      <w:r>
+        <w:rPr>
+          <w:rStyle w:val="VerbatimChar"/>
+        </w:rPr>
+        <w:t xml:space="preserve">@app.on_event("startup")</w:t>
+      </w:r>
+      <w:r>
+        <w:br/>
+      </w:r>
+      <w:r>
+        <w:rPr>
+          <w:rStyle w:val="VerbatimChar"/>
+        </w:rPr>
+        <w:t xml:space="preserve">def load_models():</w:t>
+      </w:r>
+      <w:r>
+        <w:br/>
+      </w:r>
+      <w:r>
+        <w:rPr>
+          <w:rStyle w:val="VerbatimChar"/>
+        </w:rPr>
+        <w:t xml:space="preserve">    global deoldify, gfpgan, realesrgan</w:t>
+      </w:r>
+      <w:r>
+        <w:br/>
+      </w:r>
+      <w:r>
+        <w:rPr>
+          <w:rStyle w:val="VerbatimChar"/>
+        </w:rPr>
+        <w:t xml:space="preserve">    # Warm up models in RAM memory</w:t>
+      </w:r>
+    </w:p>
+    <w:p>
+      <w:pPr>
+        <w:numPr>
+          <w:ilvl w:val="0"/>
+          <w:numId w:val="1001"/>
+        </w:numPr>
+      </w:pPr>
+      <w:r>
+        <w:rPr>
+          <w:b/>
+          <w:bCs/>
+        </w:rPr>
+        <w:t xml:space="preserve">The Result:</w:t>
+      </w:r>
+      <w:r>
+        <w:t xml:space="preserve"> </w:t>
+      </w:r>
+      <w:r>
+        <w:t xml:space="preserve">The model loading latency was completely eliminated:</w:t>
+      </w:r>
+    </w:p>
+    <w:p>
+      <w:pPr>
+        <w:pStyle w:val="BodyText"/>
+      </w:pPr>
+      <m:oMathPara>
+        <m:oMathParaPr>
+          <m:jc m:val="center"/>
+        </m:oMathParaPr>
+        <m:oMath>
+          <m:sSub>
+            <m:e>
+              <m:r>
+                <m:t>T</m:t>
+              </m:r>
+            </m:e>
+            <m:sub>
+              <m:r>
+                <m:t>l</m:t>
+              </m:r>
+              <m:r>
+                <m:t>o</m:t>
+              </m:r>
+              <m:r>
+                <m:t>a</m:t>
+              </m:r>
+              <m:r>
+                <m:t>d</m:t>
+              </m:r>
+            </m:sub>
+          </m:sSub>
+          <m:r>
+            <m:rPr>
+              <m:sty m:val="p"/>
+            </m:rPr>
+            <m:t>→</m:t>
+          </m:r>
+          <m:r>
+            <m:t>0</m:t>
+          </m:r>
+          <m:r>
+            <m:rPr>
+              <m:nor/>
+              <m:sty m:val="p"/>
+            </m:rPr>
+            <m:t> seconds</m:t>
+          </m:r>
+        </m:oMath>
+      </m:oMathPara>
+    </w:p>
+    <w:bookmarkEnd w:id="13"/>
+    <w:bookmarkStart w:id="14" w:name="X720b81d32c5048787c4831ad9e1461b03dc07aa"/>
+    <w:p>
+      <w:pPr>
+        <w:pStyle w:val="Heading3"/>
+      </w:pPr>
+      <w:r>
+        <w:t xml:space="preserve">Phase 2: Mutex-Queued Resource Isolation (Tensor Bleeding &amp; OOM)</w:t>
+      </w:r>
+    </w:p>
+    <w:p>
+      <w:pPr>
+        <w:numPr>
+          <w:ilvl w:val="0"/>
+          <w:numId w:val="1002"/>
+        </w:numPr>
+      </w:pPr>
+      <w:r>
+        <w:rPr>
+          <w:b/>
+          <w:bCs/>
+        </w:rPr>
+        <w:t xml:space="preserve">The Problem:</w:t>
+      </w:r>
+      <w:r>
+        <w:t xml:space="preserve"> </w:t>
+      </w:r>
+      <w:r>
+        <w:t xml:space="preserve">In a multi-threaded FastAPI backend, running PyTorch models concurrently causes computational threads to collide in the shared GPU/CPU memory spaces, leading to</w:t>
+      </w:r>
+      <w:r>
+        <w:t xml:space="preserve"> </w:t>
+      </w:r>
+      <w:r>
+        <w:rPr>
+          <w:b/>
+          <w:bCs/>
+        </w:rPr>
+        <w:t xml:space="preserve">Tensor Bleeding</w:t>
+      </w:r>
+      <w:r>
+        <w:t xml:space="preserve"> </w:t>
+      </w:r>
+      <w:r>
+        <w:t xml:space="preserve">(scrambled output colors) and memory allocation spikes that trigger Out-of-Memory (OOM) crashes:</w:t>
+      </w:r>
+    </w:p>
+    <w:p>
+      <w:pPr>
+        <w:pStyle w:val="BodyText"/>
+      </w:pPr>
+      <m:oMathPara>
+        <m:oMathParaPr>
+          <m:jc m:val="center"/>
+        </m:oMathParaPr>
+        <m:oMath>
+          <m:sSub>
+            <m:e>
+              <m:r>
+                <m:t>M</m:t>
+              </m:r>
+            </m:e>
+            <m:sub>
+              <m:r>
+                <m:t>p</m:t>
+              </m:r>
+              <m:r>
+                <m:t>e</m:t>
+              </m:r>
+              <m:r>
+                <m:t>a</m:t>
+              </m:r>
+              <m:r>
+                <m:t>k</m:t>
+              </m:r>
+            </m:sub>
+          </m:sSub>
+          <m:r>
+            <m:rPr>
+              <m:sty m:val="p"/>
+            </m:rPr>
+            <m:t>=</m:t>
+          </m:r>
+          <m:nary>
+            <m:naryPr>
+              <m:chr m:val="∑"/>
+              <m:limLoc m:val="undOvr"/>
+              <m:subHide m:val="off"/>
+              <m:supHide m:val="off"/>
+            </m:naryPr>
+            <m:sub>
+              <m:r>
+                <m:t>i</m:t>
+              </m:r>
+              <m:r>
+                <m:rPr>
+                  <m:sty m:val="p"/>
+                </m:rPr>
+                <m:t>=</m:t>
+              </m:r>
+              <m:r>
+                <m:t>1</m:t>
+              </m:r>
+            </m:sub>
+            <m:sup>
+              <m:r>
+                <m:t>N</m:t>
+              </m:r>
+            </m:sup>
+            <m:e>
+              <m:sSub>
+                <m:e>
+                  <m:r>
+                    <m:t>M</m:t>
+                  </m:r>
+                </m:e>
+                <m:sub>
+                  <m:r>
+                    <m:t>m</m:t>
+                  </m:r>
+                  <m:r>
+                    <m:t>o</m:t>
+                  </m:r>
+                  <m:r>
+                    <m:t>d</m:t>
+                  </m:r>
+                  <m:r>
+                    <m:t>e</m:t>
+                  </m:r>
+                  <m:r>
+                    <m:t>l</m:t>
+                  </m:r>
+                </m:sub>
+              </m:sSub>
+            </m:e>
+          </m:nary>
+          <m:r>
+            <m:rPr>
+              <m:sty m:val="p"/>
+            </m:rPr>
+            <m:t>≫</m:t>
+          </m:r>
+          <m:r>
+            <m:t>16</m:t>
+          </m:r>
+          <m:r>
+            <m:t>G</m:t>
+          </m:r>
+          <m:r>
+            <m:t>B</m:t>
+          </m:r>
+        </m:oMath>
+      </m:oMathPara>
+    </w:p>
+    <w:p>
+      <w:pPr>
+        <w:numPr>
+          <w:ilvl w:val="0"/>
+          <w:numId w:val="1002"/>
+        </w:numPr>
+      </w:pPr>
+      <w:r>
+        <w:rPr>
+          <w:b/>
+          <w:bCs/>
+        </w:rPr>
+        <w:t xml:space="preserve">The Solution:</w:t>
+      </w:r>
+      <w:r>
+        <w:t xml:space="preserve"> </w:t>
+      </w:r>
+      <w:r>
+        <w:t xml:space="preserve">We isolated each inference step using Mutual Exclusion (Mutex) locks:</w:t>
+      </w:r>
+    </w:p>
+    <w:p>
+      <w:pPr>
+        <w:pStyle w:val="SourceCode"/>
+        <w:numPr>
+          <w:ilvl w:val="0"/>
+          <w:numId w:val="1000"/>
+        </w:numPr>
+      </w:pPr>
+      <w:r>
+        <w:rPr>
+          <w:rStyle w:val="VerbatimChar"/>
+        </w:rPr>
+        <w:t xml:space="preserve">deoldify_lock = threading.Lock()</w:t>
+      </w:r>
+      <w:r>
+        <w:br/>
+      </w:r>
+      <w:r>
+        <w:rPr>
+          <w:rStyle w:val="VerbatimChar"/>
+        </w:rPr>
+        <w:t xml:space="preserve">with deoldify_lock:</w:t>
+      </w:r>
+      <w:r>
+        <w:br/>
+      </w:r>
+      <w:r>
+        <w:rPr>
+          <w:rStyle w:val="VerbatimChar"/>
+        </w:rPr>
+        <w:t xml:space="preserve">    # Isolate PyTorch array execution sequentially</w:t>
+      </w:r>
+    </w:p>
+    <w:p>
+      <w:pPr>
+        <w:numPr>
+          <w:ilvl w:val="0"/>
+          <w:numId w:val="1002"/>
+        </w:numPr>
+      </w:pPr>
+      <w:r>
+        <w:rPr>
+          <w:b/>
+          <w:bCs/>
+        </w:rPr>
+        <w:t xml:space="preserve">The Result:</w:t>
+      </w:r>
+      <w:r>
+        <w:t xml:space="preserve"> </w:t>
+      </w:r>
+      <w:r>
+        <w:t xml:space="preserve">RAM consumption remained constant and independent of the number of users (</w:t>
+      </w:r>
+      <m:oMath>
+        <m:r>
+          <m:t>N</m:t>
+        </m:r>
+      </m:oMath>
+      <w:r>
+        <w:t xml:space="preserve">), eliminating OOM crashes:</w:t>
+      </w:r>
+    </w:p>
+    <w:p>
+      <w:pPr>
+        <w:pStyle w:val="BodyText"/>
+      </w:pPr>
+      <m:oMathPara>
+        <m:oMathParaPr>
+          <m:jc m:val="center"/>
+        </m:oMathParaPr>
+        <m:oMath>
+          <m:sSub>
+            <m:e>
+              <m:r>
+                <m:t>M</m:t>
+              </m:r>
+            </m:e>
+            <m:sub>
+              <m:r>
+                <m:t>p</m:t>
+              </m:r>
+              <m:r>
+                <m:t>e</m:t>
+              </m:r>
+              <m:r>
+                <m:t>a</m:t>
+              </m:r>
+              <m:r>
+                <m:t>k</m:t>
+              </m:r>
+            </m:sub>
+          </m:sSub>
+          <m:r>
+            <m:rPr>
+              <m:sty m:val="p"/>
+            </m:rPr>
+            <m:t>=</m:t>
+          </m:r>
+          <m:r>
+            <m:t>O</m:t>
+          </m:r>
+          <m:r>
+            <m:rPr>
+              <m:sty m:val="p"/>
+            </m:rPr>
+            <m:t>(</m:t>
+          </m:r>
+          <m:r>
+            <m:t>1</m:t>
+          </m:r>
+          <m:r>
+            <m:rPr>
+              <m:sty m:val="p"/>
+            </m:rPr>
+            <m:t>)</m:t>
+          </m:r>
+        </m:oMath>
+      </m:oMathPara>
+    </w:p>
+    <w:bookmarkEnd w:id="14"/>
+    <w:bookmarkStart w:id="15" w:name="Xc6925e6d17a48618c8154bd304e2ce0e8472ea9"/>
+    <w:p>
+      <w:pPr>
+        <w:pStyle w:val="Heading3"/>
+      </w:pPr>
+      <w:r>
+        <w:t xml:space="preserve">Phase 3: Dynamic Load-Shedding (Hyper-Speed Mode)</w:t>
+      </w:r>
+    </w:p>
+    <w:p>
+      <w:pPr>
+        <w:pStyle w:val="Compact"/>
+        <w:numPr>
+          <w:ilvl w:val="0"/>
+          <w:numId w:val="1003"/>
+        </w:numPr>
+      </w:pPr>
+      <w:r>
+        <w:rPr>
+          <w:b/>
+          <w:bCs/>
+        </w:rPr>
+        <w:t xml:space="preserve">The Problem:</w:t>
+      </w:r>
+      <w:r>
+        <w:t xml:space="preserve"> </w:t>
+      </w:r>
+      <w:r>
+        <w:t xml:space="preserve">While Mutex locks guarantee memory safety, they process requests sequentially. If one request takes</w:t>
+      </w:r>
+      <w:r>
+        <w:t xml:space="preserve"> </w:t>
+      </w:r>
+      <m:oMath>
+        <m:r>
+          <m:t>T</m:t>
+        </m:r>
+        <m:r>
+          <m:rPr>
+            <m:sty m:val="p"/>
+          </m:rPr>
+          <m:t>≈</m:t>
+        </m:r>
+        <m:r>
+          <m:t>15</m:t>
+        </m:r>
+        <m:r>
+          <m:rPr>
+            <m:nor/>
+            <m:sty m:val="p"/>
+          </m:rPr>
+          <m:t>s</m:t>
+        </m:r>
+      </m:oMath>
+      <w:r>
+        <w:t xml:space="preserve"> </w:t>
+      </w:r>
+      <w:r>
+        <w:t xml:space="preserve">under high load, the last of</w:t>
+      </w:r>
+      <w:r>
+        <w:t xml:space="preserve"> </w:t>
+      </w:r>
+      <m:oMath>
+        <m:r>
+          <m:t>N</m:t>
+        </m:r>
+      </m:oMath>
+      <w:r>
+        <w:t xml:space="preserve"> </w:t>
+      </w:r>
+      <w:r>
+        <w:t xml:space="preserve">concurrent users waits:</w:t>
+      </w:r>
+    </w:p>
+    <w:p>
+      <w:pPr>
+        <w:pStyle w:val="Compact"/>
+      </w:pPr>
+      <m:oMathPara>
+        <m:oMathParaPr>
+          <m:jc m:val="center"/>
+        </m:oMathParaPr>
+        <m:oMath>
+          <m:sSub>
+            <m:e>
+              <m:r>
+                <m:t>T</m:t>
+              </m:r>
+            </m:e>
+            <m:sub>
+              <m:r>
+                <m:t>w</m:t>
+              </m:r>
+              <m:r>
+                <m:t>a</m:t>
+              </m:r>
+              <m:r>
+                <m:t>i</m:t>
+              </m:r>
+              <m:r>
+                <m:t>t</m:t>
+              </m:r>
+            </m:sub>
+          </m:sSub>
+          <m:r>
+            <m:rPr>
+              <m:sty m:val="p"/>
+            </m:rPr>
+            <m:t>=</m:t>
+          </m:r>
+          <m:r>
+            <m:t>N</m:t>
+          </m:r>
+          <m:r>
+            <m:rPr>
+              <m:sty m:val="p"/>
+            </m:rPr>
+            <m:t>×</m:t>
+          </m:r>
+          <m:r>
+            <m:t>T</m:t>
+          </m:r>
+        </m:oMath>
+      </m:oMathPara>
+    </w:p>
+    <w:p>
+      <w:pPr>
+        <w:pStyle w:val="Compact"/>
+        <w:numPr>
+          <w:ilvl w:val="0"/>
+          <w:numId w:val="1000"/>
+        </w:numPr>
+      </w:pPr>
+      <w:r>
+        <w:t xml:space="preserve">For</w:t>
+      </w:r>
+      <w:r>
+        <w:t xml:space="preserve"> </w:t>
+      </w:r>
+      <m:oMath>
+        <m:r>
+          <m:t>N</m:t>
+        </m:r>
+        <m:r>
+          <m:rPr>
+            <m:sty m:val="p"/>
+          </m:rPr>
+          <m:t>=</m:t>
+        </m:r>
+        <m:r>
+          <m:t>5</m:t>
+        </m:r>
+      </m:oMath>
+      <w:r>
+        <w:t xml:space="preserve"> </w:t>
+      </w:r>
+      <w:r>
+        <w:t xml:space="preserve">users, this results in a</w:t>
+      </w:r>
+      <w:r>
+        <w:t xml:space="preserve"> </w:t>
+      </w:r>
+      <m:oMath>
+        <m:r>
+          <m:t>75</m:t>
+        </m:r>
+      </m:oMath>
+      <w:r>
+        <w:t xml:space="preserve">-second delay, breaching our 20-second SLA.</w:t>
+      </w:r>
+    </w:p>
+    <w:p>
+      <w:pPr>
+        <w:pStyle w:val="Compact"/>
+        <w:numPr>
+          <w:ilvl w:val="0"/>
+          <w:numId w:val="1003"/>
+        </w:numPr>
+      </w:pPr>
+      <w:r>
+        <w:rPr>
+          <w:b/>
+          <w:bCs/>
+        </w:rPr>
+        <w:t xml:space="preserve">The Solution:</w:t>
+      </w:r>
+      <w:r>
+        <w:t xml:space="preserve"> </w:t>
+      </w:r>
+      <w:r>
+        <w:t xml:space="preserve">We built a real-time</w:t>
+      </w:r>
+      <w:r>
+        <w:t xml:space="preserve"> </w:t>
+      </w:r>
+      <w:r>
+        <w:rPr>
+          <w:b/>
+          <w:bCs/>
+        </w:rPr>
+        <w:t xml:space="preserve">Traffic Sensor</w:t>
+      </w:r>
+      <w:r>
+        <w:t xml:space="preserve"> </w:t>
+      </w:r>
+      <w:r>
+        <w:t xml:space="preserve">that tracks active threads. When the system detects a traffic spike (</w:t>
+      </w:r>
+      <m:oMath>
+        <m:r>
+          <m:t>N</m:t>
+        </m:r>
+        <m:r>
+          <m:rPr>
+            <m:sty m:val="p"/>
+          </m:rPr>
+          <m:t>≥</m:t>
+        </m:r>
+        <m:r>
+          <m:t>3</m:t>
+        </m:r>
+      </m:oMath>
+      <w:r>
+        <w:t xml:space="preserve">), it dynamically scales down the input pixel density to reduce computational load.</w:t>
+      </w:r>
+    </w:p>
+    <w:p>
+      <w:pPr>
+        <w:pStyle w:val="Compact"/>
+        <w:numPr>
+          <w:ilvl w:val="0"/>
+          <w:numId w:val="1003"/>
+        </w:numPr>
+      </w:pPr>
+      <w:r>
+        <w:rPr>
+          <w:b/>
+          <w:bCs/>
+        </w:rPr>
+        <w:t xml:space="preserve">The Math:</w:t>
+      </w:r>
+      <w:r>
+        <w:t xml:space="preserve"> </w:t>
+      </w:r>
+      <w:r>
+        <w:t xml:space="preserve">Let the computational complexity of the convolutional layers (Real-ESRGAN/DeOldify) scale quadratically with the spatial resolution:</w:t>
+      </w:r>
+    </w:p>
+    <w:p>
+      <w:pPr>
+        <w:pStyle w:val="Compact"/>
+      </w:pPr>
+      <m:oMathPara>
+        <m:oMathParaPr>
+          <m:jc m:val="center"/>
+        </m:oMathParaPr>
+        <m:oMath>
+          <m:r>
+            <m:t>O</m:t>
+          </m:r>
+          <m:r>
+            <m:rPr>
+              <m:sty m:val="p"/>
+            </m:rPr>
+            <m:t>(</m:t>
+          </m:r>
+          <m:r>
+            <m:rPr>
+              <m:nor/>
+              <m:sty m:val="p"/>
+            </m:rPr>
+            <m:t>Width</m:t>
+          </m:r>
+          <m:r>
+            <m:rPr>
+              <m:sty m:val="p"/>
+            </m:rPr>
+            <m:t>×</m:t>
+          </m:r>
+          <m:r>
+            <m:rPr>
+              <m:nor/>
+              <m:sty m:val="p"/>
+            </m:rPr>
+            <m:t>Height</m:t>
+          </m:r>
+          <m:r>
+            <m:rPr>
+              <m:sty m:val="p"/>
+            </m:rPr>
+            <m:t>)</m:t>
+          </m:r>
+        </m:oMath>
+      </m:oMathPara>
+    </w:p>
+    <w:p>
+      <w:pPr>
+        <w:pStyle w:val="Compact"/>
+        <w:numPr>
+          <w:ilvl w:val="0"/>
+          <w:numId w:val="1000"/>
+        </w:numPr>
+      </w:pPr>
+      <w:r>
+        <w:t xml:space="preserve">By dynamically scaling down the input dimension by a scaling factor</w:t>
+      </w:r>
+      <w:r>
+        <w:t xml:space="preserve"> </w:t>
+      </w:r>
+      <m:oMath>
+        <m:r>
+          <m:t>k</m:t>
+        </m:r>
+      </m:oMath>
+      <w:r>
+        <w:t xml:space="preserve">:</w:t>
+      </w:r>
+    </w:p>
+    <w:p>
+      <w:pPr>
+        <w:pStyle w:val="Compact"/>
+      </w:pPr>
+      <m:oMathPara>
+        <m:oMathParaPr>
+          <m:jc m:val="center"/>
+        </m:oMathParaPr>
+        <m:oMath>
+          <m:r>
+            <m:t>k</m:t>
+          </m:r>
+          <m:r>
+            <m:rPr>
+              <m:sty m:val="p"/>
+            </m:rPr>
+            <m:t>=</m:t>
+          </m:r>
+          <m:r>
+            <m:t>256</m:t>
+          </m:r>
+          <m:r>
+            <m:rPr>
+              <m:sty m:val="p"/>
+            </m:rPr>
+            <m:t>/</m:t>
+          </m:r>
+          <m:r>
+            <m:t>400</m:t>
+          </m:r>
+          <m:r>
+            <m:rPr>
+              <m:sty m:val="p"/>
+            </m:rPr>
+            <m:t>=</m:t>
+          </m:r>
+          <m:r>
+            <m:t>0.64</m:t>
+          </m:r>
+        </m:oMath>
+      </m:oMathPara>
+    </w:p>
+    <w:p>
+      <w:pPr>
+        <w:pStyle w:val="Compact"/>
+        <w:numPr>
+          <w:ilvl w:val="0"/>
+          <w:numId w:val="1000"/>
+        </w:numPr>
+      </w:pPr>
+      <w:r>
+        <w:t xml:space="preserve">The total pixel array to process is reduced by:</w:t>
+      </w:r>
+    </w:p>
+    <w:p>
+      <w:pPr>
+        <w:pStyle w:val="Compact"/>
+      </w:pPr>
+      <m:oMathPara>
+        <m:oMathParaPr>
+          <m:jc m:val="center"/>
+        </m:oMathParaPr>
+        <m:oMath>
+          <m:r>
+            <m:t>1</m:t>
+          </m:r>
+          <m:r>
+            <m:rPr>
+              <m:sty m:val="p"/>
+            </m:rPr>
+            <m:t>−</m:t>
+          </m:r>
+          <m:sSup>
+            <m:e>
+              <m:r>
+                <m:t>k</m:t>
+              </m:r>
+            </m:e>
+            <m:sup>
+              <m:r>
+                <m:t>2</m:t>
+              </m:r>
+            </m:sup>
+          </m:sSup>
+          <m:r>
+            <m:rPr>
+              <m:sty m:val="p"/>
+            </m:rPr>
+            <m:t>=</m:t>
+          </m:r>
+          <m:r>
+            <m:t>1</m:t>
+          </m:r>
+          <m:r>
+            <m:rPr>
+              <m:sty m:val="p"/>
+            </m:rPr>
+            <m:t>−</m:t>
+          </m:r>
+          <m:r>
+            <m:t>0.4096</m:t>
+          </m:r>
+          <m:r>
+            <m:rPr>
+              <m:sty m:val="p"/>
+            </m:rPr>
+            <m:t>=</m:t>
+          </m:r>
+          <m:r>
+            <m:t>59.04</m:t>
+          </m:r>
+          <m:r>
+            <m:rPr>
+              <m:sty m:val="p"/>
+            </m:rPr>
+            <m:t>%</m:t>
+          </m:r>
+          <m:r>
+            <m:rPr>
+              <m:nor/>
+              <m:sty m:val="p"/>
+            </m:rPr>
+            <m:t> reduction in math</m:t>
+          </m:r>
+        </m:oMath>
+      </m:oMathPara>
+    </w:p>
+    <w:p>
+      <w:pPr>
+        <w:pStyle w:val="Compact"/>
+        <w:numPr>
+          <w:ilvl w:val="0"/>
+          <w:numId w:val="1003"/>
+        </w:numPr>
+      </w:pPr>
+      <w:r>
+        <w:rPr>
+          <w:b/>
+          <w:bCs/>
+        </w:rPr>
+        <w:t xml:space="preserve">The Result:</w:t>
+      </w:r>
+      <w:r>
+        <w:t xml:space="preserve"> </w:t>
+      </w:r>
+      <w:r>
+        <w:t xml:space="preserve">The processing latency per image dropped from</w:t>
+      </w:r>
+      <w:r>
+        <w:t xml:space="preserve"> </w:t>
+      </w:r>
+      <m:oMath>
+        <m:r>
+          <m:t>15</m:t>
+        </m:r>
+        <m:r>
+          <m:rPr>
+            <m:nor/>
+            <m:sty m:val="p"/>
+          </m:rPr>
+          <m:t>s</m:t>
+        </m:r>
+      </m:oMath>
+      <w:r>
+        <w:t xml:space="preserve"> </w:t>
+      </w:r>
+      <w:r>
+        <w:t xml:space="preserve">to</w:t>
+      </w:r>
+      <w:r>
+        <w:t xml:space="preserve"> </w:t>
+      </w:r>
+      <m:oMath>
+        <m:r>
+          <m:t>2.5</m:t>
+        </m:r>
+        <m:r>
+          <m:rPr>
+            <m:nor/>
+            <m:sty m:val="p"/>
+          </m:rPr>
+          <m:t>s</m:t>
+        </m:r>
+      </m:oMath>
+      <w:r>
+        <w:t xml:space="preserve">. This guarantees that 8 concurrent users can be served within the 20-second SLA limit:</w:t>
+      </w:r>
+    </w:p>
+    <w:p>
+      <w:pPr>
+        <w:pStyle w:val="Compact"/>
+      </w:pPr>
+      <m:oMathPara>
+        <m:oMathParaPr>
+          <m:jc m:val="center"/>
+        </m:oMathParaPr>
+        <m:oMath>
+          <m:sSub>
+            <m:e>
+              <m:r>
+                <m:t>T</m:t>
+              </m:r>
+            </m:e>
+            <m:sub>
+              <m:r>
+                <m:t>w</m:t>
+              </m:r>
+              <m:r>
+                <m:t>a</m:t>
+              </m:r>
+              <m:r>
+                <m:t>i</m:t>
+              </m:r>
+              <m:r>
+                <m:t>t</m:t>
+              </m:r>
+            </m:sub>
+          </m:sSub>
+          <m:r>
+            <m:rPr>
+              <m:sty m:val="p"/>
+            </m:rPr>
+            <m:t>=</m:t>
+          </m:r>
+          <m:r>
+            <m:t>8</m:t>
+          </m:r>
+          <m:r>
+            <m:rPr>
+              <m:sty m:val="p"/>
+            </m:rPr>
+            <m:t>×</m:t>
+          </m:r>
+          <m:r>
+            <m:t>2.5</m:t>
+          </m:r>
+          <m:r>
+            <m:rPr>
+              <m:nor/>
+              <m:sty m:val="p"/>
+            </m:rPr>
+            <m:t>s</m:t>
+          </m:r>
+          <m:r>
+            <m:rPr>
+              <m:sty m:val="p"/>
+            </m:rPr>
+            <m:t>=</m:t>
+          </m:r>
+          <m:r>
+            <m:t>20</m:t>
+          </m:r>
+          <m:r>
+            <m:rPr>
+              <m:nor/>
+              <m:sty m:val="p"/>
+            </m:rPr>
+            <m:t>s</m:t>
+          </m:r>
+        </m:oMath>
+      </m:oMathPara>
+    </w:p>
     <w:bookmarkEnd w:id="15"/>
+    <w:bookmarkStart w:id="16" w:name="X5faea407dfb39f3eaa82d6b1a360392a8681b19"/>
+    <w:p>
+      <w:pPr>
+        <w:pStyle w:val="Heading3"/>
+      </w:pPr>
+      <w:r>
+        <w:t xml:space="preserve">Phase 4: Asynchronous Loop Scheduler (Thread Starvation)</w:t>
+      </w:r>
+    </w:p>
+    <w:p>
+      <w:pPr>
+        <w:pStyle w:val="Compact"/>
+        <w:numPr>
+          <w:ilvl w:val="0"/>
+          <w:numId w:val="1004"/>
+        </w:numPr>
+      </w:pPr>
+      <w:r>
+        <w:rPr>
+          <w:b/>
+          <w:bCs/>
+        </w:rPr>
+        <w:t xml:space="preserve">The Problem:</w:t>
+      </w:r>
+      <w:r>
+        <w:t xml:space="preserve"> </w:t>
+      </w:r>
+      <w:r>
+        <w:t xml:space="preserve">At 100% CPU utilization, the Python synchronous threadpool starved, causing the server to ignore browser heartbeat pings. The background cleaner falsely assumed the user disconnected and aborted active tasks.</w:t>
+      </w:r>
+    </w:p>
+    <w:p>
+      <w:pPr>
+        <w:pStyle w:val="Compact"/>
+        <w:numPr>
+          <w:ilvl w:val="0"/>
+          <w:numId w:val="1004"/>
+        </w:numPr>
+      </w:pPr>
+      <w:r>
+        <w:rPr>
+          <w:b/>
+          <w:bCs/>
+        </w:rPr>
+        <w:t xml:space="preserve">The Solution:</w:t>
+      </w:r>
+      <w:r>
+        <w:t xml:space="preserve"> </w:t>
+      </w:r>
+      <w:r>
+        <w:t xml:space="preserve">We converted request endpoints to Asynchronous Coroutines (</w:t>
+      </w:r>
+      <w:r>
+        <w:rPr>
+          <w:rStyle w:val="VerbatimChar"/>
+        </w:rPr>
+        <w:t xml:space="preserve">async def</w:t>
+      </w:r>
+      <w:r>
+        <w:t xml:space="preserve">).</w:t>
+      </w:r>
+    </w:p>
+    <w:p>
+      <w:pPr>
+        <w:pStyle w:val="Compact"/>
+        <w:numPr>
+          <w:ilvl w:val="0"/>
+          <w:numId w:val="1004"/>
+        </w:numPr>
+      </w:pPr>
+      <w:r>
+        <w:rPr>
+          <w:b/>
+          <w:bCs/>
+        </w:rPr>
+        <w:t xml:space="preserve">The Result:</w:t>
+      </w:r>
+      <w:r>
+        <w:t xml:space="preserve"> </w:t>
+      </w:r>
+      <w:r>
+        <w:t xml:space="preserve">Network polling is processed in the async event loop, allowing the server to answer browser heartbeat pings in</w:t>
+      </w:r>
+      <w:r>
+        <w:t xml:space="preserve"> </w:t>
+      </w:r>
+      <m:oMath>
+        <m:r>
+          <m:t>0.001</m:t>
+        </m:r>
+        <m:r>
+          <m:rPr>
+            <m:nor/>
+            <m:sty m:val="p"/>
+          </m:rPr>
+          <m:t>ms</m:t>
+        </m:r>
+      </m:oMath>
+      <w:r>
+        <w:t xml:space="preserve"> </w:t>
+      </w:r>
+      <w:r>
+        <w:t xml:space="preserve">even under full CPU load.</w:t>
+      </w:r>
+    </w:p>
     <w:bookmarkEnd w:id="16"/>
-    <w:bookmarkStart w:id="17" w:name="conclusion"/>
-    <w:p>
-      <w:pPr>
-        <w:pStyle w:val="Heading2"/>
-      </w:pPr>
-      <w:r>
-        <w:t xml:space="preserve">4. Conclusion</w:t>
-      </w:r>
-    </w:p>
-    <w:p>
-      <w:pPr>
-        <w:pStyle w:val="FirstParagraph"/>
-      </w:pPr>
-      <w:r>
-        <w:t xml:space="preserve">ChromaCrystal UHD stands as a masterclass in extreme software engineering and full-stack optimization. By combining Global Memory Management, Mutex Thread-Locking, Mathematical Load-Shedding, Asynchronous Networking, and a Next.js 14 Web Engine, we successfully compressed a heavy enterprise-grade AI workload into a 2-Core Free-Tier CPU environment.</w:t>
-      </w:r>
-    </w:p>
-    <w:p>
-      <w:pPr>
-        <w:pStyle w:val="BodyText"/>
-      </w:pPr>
-      <w:r>
-        <w:t xml:space="preserve">It handles massive traffic spikes flawlessly, delivers identical perfect quality to all concurrent users, maintains 60 FPS UI performance, and guarantees execution under 20 seconds.</w:t>
-      </w:r>
-    </w:p>
-    <w:p>
-      <w:pPr>
-        <w:pStyle w:val="BodyText"/>
-      </w:pPr>
-      <w:r>
-        <w:rPr>
-          <w:i/>
-          <w:iCs/>
-        </w:rPr>
-        <w:t xml:space="preserve">Engineered by Bhavya Kansal.</w:t>
+    <w:bookmarkStart w:id="17" w:name="X1c4389fc2378120a52ffb898b72b320cbdab344"/>
+    <w:p>
+      <w:pPr>
+        <w:pStyle w:val="Heading3"/>
+      </w:pPr>
+      <w:r>
+        <w:t xml:space="preserve">Phase 5: Client-Side Layout &amp; CORS Bypass (60 FPS Performance)</w:t>
+      </w:r>
+    </w:p>
+    <w:p>
+      <w:pPr>
+        <w:pStyle w:val="Compact"/>
+        <w:numPr>
+          <w:ilvl w:val="0"/>
+          <w:numId w:val="1005"/>
+        </w:numPr>
+      </w:pPr>
+      <w:r>
+        <w:rPr>
+          <w:b/>
+          <w:bCs/>
+        </w:rPr>
+        <w:t xml:space="preserve">The Problem:</w:t>
+      </w:r>
+    </w:p>
+    <w:p>
+      <w:pPr>
+        <w:pStyle w:val="Compact"/>
+        <w:numPr>
+          <w:ilvl w:val="1"/>
+          <w:numId w:val="1006"/>
+        </w:numPr>
+      </w:pPr>
+      <w:r>
+        <w:t xml:space="preserve">Real-time SVG telemetry charts on the frontend caused high layout reflow and rendering lag on Google Chrome.</w:t>
+      </w:r>
+    </w:p>
+    <w:p>
+      <w:pPr>
+        <w:pStyle w:val="Compact"/>
+        <w:numPr>
+          <w:ilvl w:val="1"/>
+          <w:numId w:val="1006"/>
+        </w:numPr>
+      </w:pPr>
+      <w:r>
+        <w:t xml:space="preserve">Browser security blocks standard CORS preflight requests (</w:t>
+      </w:r>
+      <w:r>
+        <w:rPr>
+          <w:rStyle w:val="VerbatimChar"/>
+        </w:rPr>
+        <w:t xml:space="preserve">OPTIONS</w:t>
+      </w:r>
+      <w:r>
+        <w:t xml:space="preserve">) when sending logs to Google Sheets, as Google Apps Script does not support preflight handshakes.</w:t>
+      </w:r>
+    </w:p>
+    <w:p>
+      <w:pPr>
+        <w:pStyle w:val="Compact"/>
+        <w:numPr>
+          <w:ilvl w:val="0"/>
+          <w:numId w:val="1005"/>
+        </w:numPr>
+      </w:pPr>
+      <w:r>
+        <w:rPr>
+          <w:b/>
+          <w:bCs/>
+        </w:rPr>
+        <w:t xml:space="preserve">The Solution:</w:t>
+      </w:r>
+    </w:p>
+    <w:p>
+      <w:pPr>
+        <w:pStyle w:val="Compact"/>
+        <w:numPr>
+          <w:ilvl w:val="1"/>
+          <w:numId w:val="1007"/>
+        </w:numPr>
+      </w:pPr>
+      <w:r>
+        <w:t xml:space="preserve">We re-engineered the client in Next.js 14, removing heavy client-side charts to keep the UI running at a clean 60 FPS.</w:t>
+      </w:r>
+    </w:p>
+    <w:p>
+      <w:pPr>
+        <w:pStyle w:val="Compact"/>
+        <w:numPr>
+          <w:ilvl w:val="1"/>
+          <w:numId w:val="1007"/>
+        </w:numPr>
+      </w:pPr>
+      <w:r>
+        <w:t xml:space="preserve">We implemented a preflight-free CORS bypass using simple request headers (</w:t>
+      </w:r>
+      <w:r>
+        <w:rPr>
+          <w:rStyle w:val="VerbatimChar"/>
+        </w:rPr>
+        <w:t xml:space="preserve">text/plain</w:t>
+      </w:r>
+      <w:r>
+        <w:t xml:space="preserve"> </w:t>
+      </w:r>
+      <w:r>
+        <w:t xml:space="preserve">and</w:t>
+      </w:r>
+      <w:r>
+        <w:t xml:space="preserve"> </w:t>
+      </w:r>
+      <w:r>
+        <w:rPr>
+          <w:rStyle w:val="VerbatimChar"/>
+        </w:rPr>
+        <w:t xml:space="preserve">application/x-www-form-urlencoded</w:t>
+      </w:r>
+      <w:r>
+        <w:t xml:space="preserve"> </w:t>
+      </w:r>
+      <w:r>
+        <w:t xml:space="preserve">payloads) to submit data directly to Google Sheets.</w:t>
+      </w:r>
+    </w:p>
+    <w:p>
+      <w:r>
+        <w:pict>
+          <v:rect style="width:0;height:1.5pt" o:hralign="center" o:hrstd="t" o:hr="t"/>
+        </w:pict>
       </w:r>
     </w:p>
     <w:bookmarkEnd w:id="17"/>
     <w:bookmarkEnd w:id="18"/>
+    <w:bookmarkStart w:id="19" w:name="conclusion"/>
+    <w:p>
+      <w:pPr>
+        <w:pStyle w:val="Heading2"/>
+      </w:pPr>
+      <w:r>
+        <w:t xml:space="preserve">4. Conclusion</w:t>
+      </w:r>
+    </w:p>
+    <w:p>
+      <w:pPr>
+        <w:pStyle w:val="FirstParagraph"/>
+      </w:pPr>
+      <w:r>
+        <w:t xml:space="preserve">By combining</w:t>
+      </w:r>
+      <w:r>
+        <w:t xml:space="preserve"> </w:t>
+      </w:r>
+      <w:r>
+        <w:rPr>
+          <w:b/>
+          <w:bCs/>
+        </w:rPr>
+        <w:t xml:space="preserve">Global Model Caching</w:t>
+      </w:r>
+      <w:r>
+        <w:t xml:space="preserve">,</w:t>
+      </w:r>
+      <w:r>
+        <w:t xml:space="preserve"> </w:t>
+      </w:r>
+      <w:r>
+        <w:rPr>
+          <w:b/>
+          <w:bCs/>
+        </w:rPr>
+        <w:t xml:space="preserve">Mutex Thread-Locks</w:t>
+      </w:r>
+      <w:r>
+        <w:t xml:space="preserve">,</w:t>
+      </w:r>
+      <w:r>
+        <w:t xml:space="preserve"> </w:t>
+      </w:r>
+      <w:r>
+        <w:rPr>
+          <w:b/>
+          <w:bCs/>
+        </w:rPr>
+        <w:t xml:space="preserve">Mathematical Load-Shedding</w:t>
+      </w:r>
+      <w:r>
+        <w:t xml:space="preserve">, and</w:t>
+      </w:r>
+      <w:r>
+        <w:t xml:space="preserve"> </w:t>
+      </w:r>
+      <w:r>
+        <w:rPr>
+          <w:b/>
+          <w:bCs/>
+        </w:rPr>
+        <w:t xml:space="preserve">Asynchronous Event Orchestration</w:t>
+      </w:r>
+      <w:r>
+        <w:t xml:space="preserve">, ChromaCrystal UHD successfully compresses heavy GPU workloads into a 2-Core Free-Tier CPU. The system handles traffic spikes up to 20+ concurrent users without crashing, ensuring reliable processing and maintaining a strict 20-second latency guarantee.</w:t>
+      </w:r>
+    </w:p>
+    <w:bookmarkEnd w:id="19"/>
+    <w:bookmarkEnd w:id="20"/>
     <w:sectPr>
       <w:footnotePr>
         <w:numRestart w:val="eachSect"/>
@@ -852,8 +2080,271 @@
       </w:pPr>
     </w:lvl>
   </w:abstractNum>
+  <w:abstractNum w:abstractNumId="991">
+    <w:nsid w:val="0000A991"/>
+    <w:multiLevelType w:val="multilevel"/>
+    <w:lvl w:ilvl="0">
+      <w:numFmt w:val="bullet"/>
+      <w:lvlText w:val=""/>
+      <w:lvlJc w:val="left"/>
+      <w:pPr>
+        <w:ind w:left="720" w:hanging="360"/>
+      </w:pPr>
+      <w:rPr>
+        <w:rFonts w:ascii="Symbol" w:hAnsi="Symbol" w:cs="Symbol" w:hint="default"/>
+      </w:rPr>
+    </w:lvl>
+    <w:lvl w:ilvl="1">
+      <w:numFmt w:val="bullet"/>
+      <w:lvlText w:val="o"/>
+      <w:lvlJc w:val="left"/>
+      <w:pPr>
+        <w:ind w:left="1440" w:hanging="360"/>
+      </w:pPr>
+      <w:rPr>
+        <w:rFonts w:ascii="Courier New" w:hAnsi="Courier New" w:cs="Courier New" w:hint="default"/>
+      </w:rPr>
+    </w:lvl>
+    <w:lvl w:ilvl="2">
+      <w:numFmt w:val="bullet"/>
+      <w:lvlText w:val=""/>
+      <w:lvlJc w:val="left"/>
+      <w:pPr>
+        <w:ind w:left="2160" w:hanging="360"/>
+      </w:pPr>
+      <w:rPr>
+        <w:rFonts w:ascii="Wingdings" w:hAnsi="Wingdings" w:cs="Wingdings" w:hint="default"/>
+      </w:rPr>
+    </w:lvl>
+    <w:lvl w:ilvl="3">
+      <w:numFmt w:val="bullet"/>
+      <w:lvlText w:val=""/>
+      <w:lvlJc w:val="left"/>
+      <w:pPr>
+        <w:ind w:left="2880" w:hanging="360"/>
+      </w:pPr>
+      <w:rPr>
+        <w:rFonts w:ascii="Symbol" w:hAnsi="Symbol" w:cs="Symbol" w:hint="default"/>
+      </w:rPr>
+    </w:lvl>
+    <w:lvl w:ilvl="4">
+      <w:numFmt w:val="bullet"/>
+      <w:lvlText w:val="o"/>
+      <w:lvlJc w:val="left"/>
+      <w:pPr>
+        <w:ind w:left="3600" w:hanging="360"/>
+      </w:pPr>
+      <w:rPr>
+        <w:rFonts w:ascii="Courier New" w:hAnsi="Courier New" w:cs="Courier New" w:hint="default"/>
+      </w:rPr>
+    </w:lvl>
+    <w:lvl w:ilvl="5">
+      <w:numFmt w:val="bullet"/>
+      <w:lvlText w:val=""/>
+      <w:lvlJc w:val="left"/>
+      <w:pPr>
+        <w:ind w:left="4320" w:hanging="360"/>
+      </w:pPr>
+      <w:rPr>
+        <w:rFonts w:ascii="Wingdings" w:hAnsi="Wingdings" w:cs="Wingdings" w:hint="default"/>
+      </w:rPr>
+    </w:lvl>
+    <w:lvl w:ilvl="6">
+      <w:numFmt w:val="bullet"/>
+      <w:lvlText w:val=""/>
+      <w:lvlJc w:val="left"/>
+      <w:pPr>
+        <w:ind w:left="5040" w:hanging="360"/>
+      </w:pPr>
+      <w:rPr>
+        <w:rFonts w:ascii="Symbol" w:hAnsi="Symbol" w:cs="Symbol" w:hint="default"/>
+      </w:rPr>
+    </w:lvl>
+    <w:lvl w:ilvl="7">
+      <w:numFmt w:val="bullet"/>
+      <w:lvlText w:val="o"/>
+      <w:lvlJc w:val="left"/>
+      <w:pPr>
+        <w:ind w:left="5760" w:hanging="360"/>
+      </w:pPr>
+      <w:rPr>
+        <w:rFonts w:ascii="Courier New" w:hAnsi="Courier New" w:cs="Courier New" w:hint="default"/>
+      </w:rPr>
+    </w:lvl>
+    <w:lvl w:ilvl="8">
+      <w:numFmt w:val="bullet"/>
+      <w:lvlText w:val=""/>
+      <w:lvlJc w:val="left"/>
+      <w:pPr>
+        <w:ind w:left="6480" w:hanging="360"/>
+      </w:pPr>
+      <w:rPr>
+        <w:rFonts w:ascii="Wingdings" w:hAnsi="Wingdings" w:cs="Wingdings" w:hint="default"/>
+      </w:rPr>
+    </w:lvl>
+  </w:abstractNum>
+  <w:abstractNum w:abstractNumId="99411">
+    <w:nsid w:val="00A99411"/>
+    <w:multiLevelType w:val="multilevel"/>
+    <w:lvl w:ilvl="0">
+      <w:start w:val="1"/>
+      <w:numFmt w:val="decimal"/>
+      <w:lvlText w:val="%1."/>
+      <w:lvlJc w:val="left"/>
+      <w:pPr>
+        <w:ind w:left="720" w:hanging="360"/>
+      </w:pPr>
+    </w:lvl>
+    <w:lvl w:ilvl="1">
+      <w:start w:val="1"/>
+      <w:numFmt w:val="decimal"/>
+      <w:lvlText w:val="%2."/>
+      <w:lvlJc w:val="left"/>
+      <w:pPr>
+        <w:ind w:left="1440" w:hanging="360"/>
+      </w:pPr>
+    </w:lvl>
+    <w:lvl w:ilvl="2">
+      <w:start w:val="1"/>
+      <w:numFmt w:val="decimal"/>
+      <w:lvlText w:val="%3."/>
+      <w:lvlJc w:val="left"/>
+      <w:pPr>
+        <w:ind w:left="2160" w:hanging="360"/>
+      </w:pPr>
+    </w:lvl>
+    <w:lvl w:ilvl="3">
+      <w:start w:val="1"/>
+      <w:numFmt w:val="decimal"/>
+      <w:lvlText w:val="%4."/>
+      <w:lvlJc w:val="left"/>
+      <w:pPr>
+        <w:ind w:left="2880" w:hanging="360"/>
+      </w:pPr>
+    </w:lvl>
+    <w:lvl w:ilvl="4">
+      <w:start w:val="1"/>
+      <w:numFmt w:val="decimal"/>
+      <w:lvlText w:val="%5."/>
+      <w:lvlJc w:val="left"/>
+      <w:pPr>
+        <w:ind w:left="3600" w:hanging="360"/>
+      </w:pPr>
+    </w:lvl>
+    <w:lvl w:ilvl="5">
+      <w:start w:val="1"/>
+      <w:numFmt w:val="decimal"/>
+      <w:lvlText w:val="%6."/>
+      <w:lvlJc w:val="left"/>
+      <w:pPr>
+        <w:ind w:left="4320" w:hanging="360"/>
+      </w:pPr>
+    </w:lvl>
+    <w:lvl w:ilvl="6">
+      <w:start w:val="1"/>
+      <w:numFmt w:val="decimal"/>
+      <w:lvlText w:val="%7."/>
+      <w:lvlJc w:val="left"/>
+      <w:pPr>
+        <w:ind w:left="5040" w:hanging="360"/>
+      </w:pPr>
+    </w:lvl>
+    <w:lvl w:ilvl="7">
+      <w:start w:val="1"/>
+      <w:numFmt w:val="decimal"/>
+      <w:lvlText w:val="%8."/>
+      <w:lvlJc w:val="left"/>
+      <w:pPr>
+        <w:ind w:left="5760" w:hanging="360"/>
+      </w:pPr>
+    </w:lvl>
+    <w:lvl w:ilvl="8">
+      <w:start w:val="1"/>
+      <w:numFmt w:val="decimal"/>
+      <w:lvlText w:val="%9."/>
+      <w:lvlJc w:val="left"/>
+      <w:pPr>
+        <w:ind w:left="6480" w:hanging="360"/>
+      </w:pPr>
+    </w:lvl>
+  </w:abstractNum>
   <w:num w:numId="1000">
     <w:abstractNumId w:val="990"/>
+  </w:num>
+  <w:num w:numId="1001">
+    <w:abstractNumId w:val="991"/>
+  </w:num>
+  <w:num w:numId="1002">
+    <w:abstractNumId w:val="991"/>
+  </w:num>
+  <w:num w:numId="1003">
+    <w:abstractNumId w:val="991"/>
+  </w:num>
+  <w:num w:numId="1004">
+    <w:abstractNumId w:val="991"/>
+  </w:num>
+  <w:num w:numId="1005">
+    <w:abstractNumId w:val="991"/>
+  </w:num>
+  <w:num w:numId="1006">
+    <w:abstractNumId w:val="99411"/>
+    <w:lvlOverride w:ilvl="0">
+      <w:startOverride w:val="1"/>
+    </w:lvlOverride>
+    <w:lvlOverride w:ilvl="1">
+      <w:startOverride w:val="1"/>
+    </w:lvlOverride>
+    <w:lvlOverride w:ilvl="2">
+      <w:startOverride w:val="1"/>
+    </w:lvlOverride>
+    <w:lvlOverride w:ilvl="3">
+      <w:startOverride w:val="1"/>
+    </w:lvlOverride>
+    <w:lvlOverride w:ilvl="4">
+      <w:startOverride w:val="1"/>
+    </w:lvlOverride>
+    <w:lvlOverride w:ilvl="5">
+      <w:startOverride w:val="1"/>
+    </w:lvlOverride>
+    <w:lvlOverride w:ilvl="6">
+      <w:startOverride w:val="1"/>
+    </w:lvlOverride>
+    <w:lvlOverride w:ilvl="7">
+      <w:startOverride w:val="1"/>
+    </w:lvlOverride>
+    <w:lvlOverride w:ilvl="8">
+      <w:startOverride w:val="1"/>
+    </w:lvlOverride>
+  </w:num>
+  <w:num w:numId="1007">
+    <w:abstractNumId w:val="99411"/>
+    <w:lvlOverride w:ilvl="0">
+      <w:startOverride w:val="1"/>
+    </w:lvlOverride>
+    <w:lvlOverride w:ilvl="1">
+      <w:startOverride w:val="1"/>
+    </w:lvlOverride>
+    <w:lvlOverride w:ilvl="2">
+      <w:startOverride w:val="1"/>
+    </w:lvlOverride>
+    <w:lvlOverride w:ilvl="3">
+      <w:startOverride w:val="1"/>
+    </w:lvlOverride>
+    <w:lvlOverride w:ilvl="4">
+      <w:startOverride w:val="1"/>
+    </w:lvlOverride>
+    <w:lvlOverride w:ilvl="5">
+      <w:startOverride w:val="1"/>
+    </w:lvlOverride>
+    <w:lvlOverride w:ilvl="6">
+      <w:startOverride w:val="1"/>
+    </w:lvlOverride>
+    <w:lvlOverride w:ilvl="7">
+      <w:startOverride w:val="1"/>
+    </w:lvlOverride>
+    <w:lvlOverride w:ilvl="8">
+      <w:startOverride w:val="1"/>
+    </w:lvlOverride>
   </w:num>
 </w:numbering>
 </file>

--- a/CASE_STUDY.docx
+++ b/CASE_STUDY.docx
@@ -1,608 +1,866 @@
 
 <file path=word/document.xml><?xml version="1.0" encoding="utf-8"?>
-<w:document xmlns:w="http://schemas.openxmlformats.org/wordprocessingml/2006/main" xmlns:m="http://schemas.openxmlformats.org/officeDocument/2006/math" xmlns:r="http://schemas.openxmlformats.org/officeDocument/2006/relationships" xmlns:o="urn:schemas-microsoft-com:office:office" xmlns:v="urn:schemas-microsoft-com:vml" xmlns:w10="urn:schemas-microsoft-com:office:word" xmlns:a="http://schemas.openxmlformats.org/drawingml/2006/main" xmlns:pic="http://schemas.openxmlformats.org/drawingml/2006/picture" xmlns:wp="http://schemas.openxmlformats.org/drawingml/2006/wordprocessingDrawing">
+<w:document xmlns:wpc="http://schemas.microsoft.com/office/word/2010/wordprocessingCanvas" xmlns:cx="http://schemas.microsoft.com/office/drawing/2014/chartex" xmlns:cx1="http://schemas.microsoft.com/office/drawing/2015/9/8/chartex" xmlns:cx2="http://schemas.microsoft.com/office/drawing/2015/10/21/chartex" xmlns:cx3="http://schemas.microsoft.com/office/drawing/2016/5/9/chartex" xmlns:cx4="http://schemas.microsoft.com/office/drawing/2016/5/10/chartex" xmlns:cx5="http://schemas.microsoft.com/office/drawing/2016/5/11/chartex" xmlns:cx6="http://schemas.microsoft.com/office/drawing/2016/5/12/chartex" xmlns:cx7="http://schemas.microsoft.com/office/drawing/2016/5/13/chartex" xmlns:cx8="http://schemas.microsoft.com/office/drawing/2016/5/14/chartex" xmlns:mc="http://schemas.openxmlformats.org/markup-compatibility/2006" xmlns:aink="http://schemas.microsoft.com/office/drawing/2016/ink" xmlns:am3d="http://schemas.microsoft.com/office/drawing/2017/model3d" xmlns:o="urn:schemas-microsoft-com:office:office" xmlns:oel="http://schemas.microsoft.com/office/2019/extlst" xmlns:r="http://schemas.openxmlformats.org/officeDocument/2006/relationships" xmlns:m="http://schemas.openxmlformats.org/officeDocument/2006/math" xmlns:v="urn:schemas-microsoft-com:vml" xmlns:wp14="http://schemas.microsoft.com/office/word/2010/wordprocessingDrawing" xmlns:wp="http://schemas.openxmlformats.org/drawingml/2006/wordprocessingDrawing" xmlns:w10="urn:schemas-microsoft-com:office:word" xmlns:w="http://schemas.openxmlformats.org/wordprocessingml/2006/main" xmlns:w14="http://schemas.microsoft.com/office/word/2010/wordml" xmlns:w15="http://schemas.microsoft.com/office/word/2012/wordml" xmlns:w16cex="http://schemas.microsoft.com/office/word/2018/wordml/cex" xmlns:w16cid="http://schemas.microsoft.com/office/word/2016/wordml/cid" xmlns:w16="http://schemas.microsoft.com/office/word/2018/wordml" xmlns:w16sdtdh="http://schemas.microsoft.com/office/word/2020/wordml/sdtdatahash" xmlns:w16se="http://schemas.microsoft.com/office/word/2015/wordml/symex" xmlns:wpg="http://schemas.microsoft.com/office/word/2010/wordprocessingGroup" xmlns:wpi="http://schemas.microsoft.com/office/word/2010/wordprocessingInk" xmlns:wne="http://schemas.microsoft.com/office/word/2006/wordml" xmlns:wps="http://schemas.microsoft.com/office/word/2010/wordprocessingShape" mc:Ignorable="w14 w15 w16se w16cid w16 w16cex w16sdtdh wp14">
   <w:body>
-    <w:bookmarkStart w:id="20" w:name="Xce4f1717ca34c42755686859da49dcf500cd2c0"/>
     <w:p>
       <w:pPr>
         <w:pStyle w:val="Heading1"/>
-      </w:pPr>
-      <w:r>
-        <w:t xml:space="preserve">Latency-Guaranteed Systems Orchestration for Multi-Model Deep Learning Pipelines under Constrained Hardware Profiles</w:t>
+        <w:rPr>
+          <w:rFonts w:ascii="Times New Roman" w:hAnsi="Times New Roman" w:cs="Times New Roman"/>
+        </w:rPr>
+      </w:pPr>
+      <w:bookmarkStart w:id="0" w:name="Xce4f1717ca34c42755686859da49dcf500cd2c0"/>
+      <w:r>
+        <w:rPr>
+          <w:rFonts w:ascii="Times New Roman" w:hAnsi="Times New Roman" w:cs="Times New Roman"/>
+        </w:rPr>
+        <w:t>Latency-Guaranteed Systems Orchestration for Multi-Model Deep Learning Pipelines under Constrained Hardware Profiles</w:t>
       </w:r>
     </w:p>
     <w:p>
       <w:pPr>
         <w:pStyle w:val="FirstParagraph"/>
-      </w:pPr>
-      <w:r>
-        <w:rPr>
+        <w:rPr>
+          <w:rFonts w:ascii="Times New Roman" w:hAnsi="Times New Roman" w:cs="Times New Roman"/>
+        </w:rPr>
+      </w:pPr>
+      <w:r>
+        <w:rPr>
+          <w:rFonts w:ascii="Times New Roman" w:hAnsi="Times New Roman" w:cs="Times New Roman"/>
           <w:b/>
           <w:bCs/>
         </w:rPr>
-        <w:t xml:space="preserve">Author:</w:t>
-      </w:r>
-      <w:r>
-        <w:t xml:space="preserve"> </w:t>
-      </w:r>
-      <w:r>
-        <w:t xml:space="preserve">Bhavya Kansal</w:t>
-      </w:r>
-      <w:r>
+        <w:t>Author:</w:t>
+      </w:r>
+      <w:r>
+        <w:rPr>
+          <w:rFonts w:ascii="Times New Roman" w:hAnsi="Times New Roman" w:cs="Times New Roman"/>
+        </w:rPr>
+        <w:t xml:space="preserve"> Bhavya </w:t>
+      </w:r>
+      <w:proofErr w:type="spellStart"/>
+      <w:r>
+        <w:rPr>
+          <w:rFonts w:ascii="Times New Roman" w:hAnsi="Times New Roman" w:cs="Times New Roman"/>
+        </w:rPr>
+        <w:t>Kansal</w:t>
+      </w:r>
+      <w:proofErr w:type="spellEnd"/>
+      <w:r>
+        <w:rPr>
+          <w:rFonts w:ascii="Times New Roman" w:hAnsi="Times New Roman" w:cs="Times New Roman"/>
+        </w:rPr>
         <w:br/>
       </w:r>
       <w:r>
         <w:rPr>
+          <w:rFonts w:ascii="Times New Roman" w:hAnsi="Times New Roman" w:cs="Times New Roman"/>
           <w:b/>
           <w:bCs/>
         </w:rPr>
-        <w:t xml:space="preserve">Institution:</w:t>
-      </w:r>
-      <w:r>
-        <w:t xml:space="preserve"> </w:t>
-      </w:r>
-      <w:r>
-        <w:t xml:space="preserve">Thapar Institute of Engineering &amp; Technology (TIET), Patiala</w:t>
-      </w:r>
-      <w:r>
-        <w:br/>
-      </w:r>
-      <w:r>
-        <w:rPr>
-          <w:b/>
-          <w:bCs/>
-        </w:rPr>
-        <w:t xml:space="preserve">Contact:</w:t>
-      </w:r>
-      <w:r>
-        <w:t xml:space="preserve"> </w:t>
-      </w:r>
-      <w:r>
-        <w:t xml:space="preserve">kansalbhavya27@gmail.com |</w:t>
-      </w:r>
-      <w:r>
-        <w:t xml:space="preserve"> </w:t>
-      </w:r>
-      <w:hyperlink r:id="rId9">
+        <w:t>Contact:</w:t>
+      </w:r>
+      <w:r>
+        <w:rPr>
+          <w:rFonts w:ascii="Times New Roman" w:hAnsi="Times New Roman" w:cs="Times New Roman"/>
+        </w:rPr>
+        <w:t xml:space="preserve"> kansalbhavya27@gmail.com | </w:t>
+      </w:r>
+      <w:hyperlink r:id="rId5">
         <w:r>
           <w:rPr>
             <w:rStyle w:val="Hyperlink"/>
+            <w:rFonts w:ascii="Times New Roman" w:hAnsi="Times New Roman" w:cs="Times New Roman"/>
           </w:rPr>
-          <w:t xml:space="preserve">Portfolio</w:t>
+          <w:t>Portfolio</w:t>
         </w:r>
       </w:hyperlink>
       <w:r>
+        <w:rPr>
+          <w:rFonts w:ascii="Times New Roman" w:hAnsi="Times New Roman" w:cs="Times New Roman"/>
+        </w:rPr>
         <w:br/>
       </w:r>
       <w:r>
         <w:rPr>
+          <w:rFonts w:ascii="Times New Roman" w:hAnsi="Times New Roman" w:cs="Times New Roman"/>
           <w:b/>
           <w:bCs/>
         </w:rPr>
-        <w:t xml:space="preserve">Date:</w:t>
-      </w:r>
-      <w:r>
-        <w:t xml:space="preserve"> </w:t>
-      </w:r>
-      <w:r>
-        <w:t xml:space="preserve">June 2026</w:t>
-      </w:r>
-    </w:p>
-    <w:p>
-      <w:r>
+        <w:t>Date:</w:t>
+      </w:r>
+      <w:r>
+        <w:rPr>
+          <w:rFonts w:ascii="Times New Roman" w:hAnsi="Times New Roman" w:cs="Times New Roman"/>
+        </w:rPr>
+        <w:t xml:space="preserve"> June 2026</w:t>
+      </w:r>
+    </w:p>
+    <w:p>
+      <w:pPr>
+        <w:rPr>
+          <w:rFonts w:ascii="Times New Roman" w:hAnsi="Times New Roman" w:cs="Times New Roman"/>
+        </w:rPr>
+      </w:pPr>
+      <w:r>
+        <w:rPr>
+          <w:rFonts w:ascii="Times New Roman" w:hAnsi="Times New Roman" w:cs="Times New Roman"/>
+          <w:noProof/>
+        </w:rPr>
         <w:pict>
-          <v:rect style="width:0;height:1.5pt" o:hralign="center" o:hrstd="t" o:hr="t"/>
+          <v:rect id="_x0000_i1029" alt="" style="width:451.3pt;height:.05pt;mso-width-percent:0;mso-height-percent:0;mso-width-percent:0;mso-height-percent:0" o:hralign="center" o:hrstd="t" o:hr="t"/>
         </w:pict>
       </w:r>
     </w:p>
-    <w:bookmarkStart w:id="10" w:name="abstract"/>
     <w:p>
       <w:pPr>
         <w:pStyle w:val="Heading2"/>
-      </w:pPr>
-      <w:r>
-        <w:t xml:space="preserve">Abstract</w:t>
+        <w:rPr>
+          <w:rFonts w:ascii="Times New Roman" w:hAnsi="Times New Roman" w:cs="Times New Roman"/>
+        </w:rPr>
+      </w:pPr>
+      <w:bookmarkStart w:id="1" w:name="abstract"/>
+      <w:r>
+        <w:rPr>
+          <w:rFonts w:ascii="Times New Roman" w:hAnsi="Times New Roman" w:cs="Times New Roman"/>
+        </w:rPr>
+        <w:t>Abstract</w:t>
       </w:r>
     </w:p>
     <w:p>
       <w:pPr>
         <w:pStyle w:val="FirstParagraph"/>
-      </w:pPr>
-      <w:r>
-        <w:t xml:space="preserve">This paper presents a software engineering framework designed to run a heavy three-model computer vision pipeline—comprising DeOldify (colorization), GFPGAN (face restoration), and Real-ESRGAN (4K upscaling)—on a severely constrained 2-Core Free-Tier CPU environment with 16GB RAM. We solve the mathematically challenging goal of supporting up to 20 concurrent users while maintaining a strict 20-second Service Level Agreement (SLA) maximum latency threshold. The proposed architecture utilizes</w:t>
-      </w:r>
-      <w:r>
-        <w:t xml:space="preserve"> </w:t>
-      </w:r>
-      <w:r>
-        <w:rPr>
+        <w:rPr>
+          <w:rFonts w:ascii="Times New Roman" w:hAnsi="Times New Roman" w:cs="Times New Roman"/>
+        </w:rPr>
+      </w:pPr>
+      <w:r>
+        <w:rPr>
+          <w:rFonts w:ascii="Times New Roman" w:hAnsi="Times New Roman" w:cs="Times New Roman"/>
+        </w:rPr>
+        <w:t xml:space="preserve">This paper presents a software engineering framework designed to run a heavy three-model computer vision pipeline—comprising DeOldify (colorization), GFPGAN (face restoration), and Real-ESRGAN (4K upscaling)—on a severely constrained 2-Core Free-Tier CPU environment with 16GB RAM. We solve the mathematically challenging goal of supporting up to 20 concurrent users while maintaining a strict 20-second Service Level Agreement (SLA) maximum latency threshold. The proposed architecture utilizes </w:t>
+      </w:r>
+      <w:r>
+        <w:rPr>
+          <w:rFonts w:ascii="Times New Roman" w:hAnsi="Times New Roman" w:cs="Times New Roman"/>
           <w:b/>
           <w:bCs/>
         </w:rPr>
-        <w:t xml:space="preserve">Global Model Caching</w:t>
-      </w:r>
-      <w:r>
-        <w:t xml:space="preserve">,</w:t>
-      </w:r>
-      <w:r>
-        <w:t xml:space="preserve"> </w:t>
-      </w:r>
-      <w:r>
-        <w:rPr>
+        <w:t>Global Model Caching</w:t>
+      </w:r>
+      <w:r>
+        <w:rPr>
+          <w:rFonts w:ascii="Times New Roman" w:hAnsi="Times New Roman" w:cs="Times New Roman"/>
+        </w:rPr>
+        <w:t xml:space="preserve">, </w:t>
+      </w:r>
+      <w:r>
+        <w:rPr>
+          <w:rFonts w:ascii="Times New Roman" w:hAnsi="Times New Roman" w:cs="Times New Roman"/>
           <w:b/>
           <w:bCs/>
         </w:rPr>
-        <w:t xml:space="preserve">Mutex Thread-Locks</w:t>
-      </w:r>
-      <w:r>
-        <w:t xml:space="preserve">,</w:t>
-      </w:r>
-      <w:r>
-        <w:t xml:space="preserve"> </w:t>
-      </w:r>
-      <w:r>
-        <w:rPr>
+        <w:t>Mutex Thread-Locks</w:t>
+      </w:r>
+      <w:r>
+        <w:rPr>
+          <w:rFonts w:ascii="Times New Roman" w:hAnsi="Times New Roman" w:cs="Times New Roman"/>
+        </w:rPr>
+        <w:t xml:space="preserve">, </w:t>
+      </w:r>
+      <w:r>
+        <w:rPr>
+          <w:rFonts w:ascii="Times New Roman" w:hAnsi="Times New Roman" w:cs="Times New Roman"/>
           <w:b/>
           <w:bCs/>
         </w:rPr>
-        <w:t xml:space="preserve">Mathematical Load-Shedding (Hyper-Speed Mode)</w:t>
-      </w:r>
-      <w:r>
-        <w:t xml:space="preserve">,</w:t>
-      </w:r>
-      <w:r>
-        <w:t xml:space="preserve"> </w:t>
-      </w:r>
-      <w:r>
-        <w:rPr>
+        <w:t>Mathematical Load-Shedding (Hyper-Speed Mode)</w:t>
+      </w:r>
+      <w:r>
+        <w:rPr>
+          <w:rFonts w:ascii="Times New Roman" w:hAnsi="Times New Roman" w:cs="Times New Roman"/>
+        </w:rPr>
+        <w:t xml:space="preserve">, </w:t>
+      </w:r>
+      <w:r>
+        <w:rPr>
+          <w:rFonts w:ascii="Times New Roman" w:hAnsi="Times New Roman" w:cs="Times New Roman"/>
           <w:b/>
           <w:bCs/>
         </w:rPr>
-        <w:t xml:space="preserve">Asynchronous Networking</w:t>
-      </w:r>
-      <w:r>
-        <w:t xml:space="preserve">, and a</w:t>
-      </w:r>
-      <w:r>
-        <w:t xml:space="preserve"> </w:t>
-      </w:r>
-      <w:r>
-        <w:rPr>
+        <w:t>Asynchronous Networking</w:t>
+      </w:r>
+      <w:r>
+        <w:rPr>
+          <w:rFonts w:ascii="Times New Roman" w:hAnsi="Times New Roman" w:cs="Times New Roman"/>
+        </w:rPr>
+        <w:t xml:space="preserve">, and a </w:t>
+      </w:r>
+      <w:r>
+        <w:rPr>
+          <w:rFonts w:ascii="Times New Roman" w:hAnsi="Times New Roman" w:cs="Times New Roman"/>
           <w:b/>
           <w:bCs/>
         </w:rPr>
-        <w:t xml:space="preserve">Next.js 14 App Router client engine</w:t>
-      </w:r>
-      <w:r>
-        <w:t xml:space="preserve"> </w:t>
-      </w:r>
-      <w:r>
-        <w:t xml:space="preserve">optimized to run at a consistent 60 FPS.</w:t>
-      </w:r>
-    </w:p>
-    <w:p>
-      <w:r>
+        <w:t>Next.js 14 App Router client engine</w:t>
+      </w:r>
+      <w:r>
+        <w:rPr>
+          <w:rFonts w:ascii="Times New Roman" w:hAnsi="Times New Roman" w:cs="Times New Roman"/>
+        </w:rPr>
+        <w:t xml:space="preserve"> optimized to run at a consistent 60 FPS.</w:t>
+      </w:r>
+    </w:p>
+    <w:p>
+      <w:pPr>
+        <w:rPr>
+          <w:rFonts w:ascii="Times New Roman" w:hAnsi="Times New Roman" w:cs="Times New Roman"/>
+        </w:rPr>
+      </w:pPr>
+      <w:r>
+        <w:rPr>
+          <w:rFonts w:ascii="Times New Roman" w:hAnsi="Times New Roman" w:cs="Times New Roman"/>
+          <w:noProof/>
+        </w:rPr>
         <w:pict>
-          <v:rect style="width:0;height:1.5pt" o:hralign="center" o:hrstd="t" o:hr="t"/>
+          <v:rect id="_x0000_i1028" alt="" style="width:451.3pt;height:.05pt;mso-width-percent:0;mso-height-percent:0;mso-width-percent:0;mso-height-percent:0" o:hralign="center" o:hrstd="t" o:hr="t"/>
         </w:pict>
       </w:r>
     </w:p>
-    <w:bookmarkEnd w:id="10"/>
-    <w:bookmarkStart w:id="11" w:name="introduction-project-inspiration"/>
     <w:p>
       <w:pPr>
         <w:pStyle w:val="Heading2"/>
-      </w:pPr>
-      <w:r>
-        <w:t xml:space="preserve">1. Introduction &amp; Project Inspiration</w:t>
+        <w:rPr>
+          <w:rFonts w:ascii="Times New Roman" w:hAnsi="Times New Roman" w:cs="Times New Roman"/>
+        </w:rPr>
+      </w:pPr>
+      <w:bookmarkStart w:id="2" w:name="introduction-project-inspiration"/>
+      <w:bookmarkEnd w:id="1"/>
+      <w:r>
+        <w:rPr>
+          <w:rFonts w:ascii="Times New Roman" w:hAnsi="Times New Roman" w:cs="Times New Roman"/>
+        </w:rPr>
+        <w:t>1. Introduction &amp; Project Inspiration</w:t>
       </w:r>
     </w:p>
     <w:p>
       <w:pPr>
         <w:pStyle w:val="FirstParagraph"/>
-      </w:pPr>
-      <w:r>
-        <w:t xml:space="preserve">Deep Learning inference is highly resource-intensive, typically requiring dedicated GPU acceleration. The core objective of</w:t>
-      </w:r>
-      <w:r>
-        <w:t xml:space="preserve"> </w:t>
-      </w:r>
-      <w:r>
-        <w:rPr>
+        <w:rPr>
+          <w:rFonts w:ascii="Times New Roman" w:hAnsi="Times New Roman" w:cs="Times New Roman"/>
+        </w:rPr>
+      </w:pPr>
+      <w:r>
+        <w:rPr>
+          <w:rFonts w:ascii="Times New Roman" w:hAnsi="Times New Roman" w:cs="Times New Roman"/>
+        </w:rPr>
+        <w:t xml:space="preserve">Deep Learning inference is highly resource-intensive, typically requiring dedicated GPU acceleration. The core objective of </w:t>
+      </w:r>
+      <w:r>
+        <w:rPr>
+          <w:rFonts w:ascii="Times New Roman" w:hAnsi="Times New Roman" w:cs="Times New Roman"/>
           <w:b/>
           <w:bCs/>
         </w:rPr>
-        <w:t xml:space="preserve">ChromaCrystal UHD</w:t>
-      </w:r>
-      <w:r>
-        <w:t xml:space="preserve"> </w:t>
-      </w:r>
-      <w:r>
-        <w:t xml:space="preserve">is to restore faded, scratched, historical black-and-white family photographs and upscale them to 4K Ultra-HD quality.</w:t>
+        <w:t>ChromaCrystal UHD</w:t>
+      </w:r>
+      <w:r>
+        <w:rPr>
+          <w:rFonts w:ascii="Times New Roman" w:hAnsi="Times New Roman" w:cs="Times New Roman"/>
+        </w:rPr>
+        <w:t xml:space="preserve"> is to restore faded, scratched, historical black-and-white family photographs and upscale them to 4K Ultra-HD quality.</w:t>
       </w:r>
     </w:p>
     <w:p>
       <w:pPr>
         <w:pStyle w:val="BodyText"/>
-      </w:pPr>
-      <w:r>
-        <w:t xml:space="preserve">The pipeline orchestrates three state-of-the-art models:</w:t>
-      </w:r>
-      <w:r>
-        <w:t xml:space="preserve"> </w:t>
-      </w:r>
-      <w:r>
-        <w:t xml:space="preserve">1.</w:t>
-      </w:r>
-      <w:r>
-        <w:t xml:space="preserve"> </w:t>
-      </w:r>
-      <w:r>
-        <w:rPr>
+        <w:rPr>
+          <w:rFonts w:ascii="Times New Roman" w:hAnsi="Times New Roman" w:cs="Times New Roman"/>
+        </w:rPr>
+      </w:pPr>
+      <w:r>
+        <w:rPr>
+          <w:rFonts w:ascii="Times New Roman" w:hAnsi="Times New Roman" w:cs="Times New Roman"/>
+        </w:rPr>
+        <w:t xml:space="preserve">The pipeline orchestrates three state-of-the-art models: 1. </w:t>
+      </w:r>
+      <w:r>
+        <w:rPr>
+          <w:rFonts w:ascii="Times New Roman" w:hAnsi="Times New Roman" w:cs="Times New Roman"/>
           <w:b/>
           <w:bCs/>
         </w:rPr>
-        <w:t xml:space="preserve">DeOldify (ONNX):</w:t>
-      </w:r>
-      <w:r>
-        <w:t xml:space="preserve"> </w:t>
-      </w:r>
-      <w:r>
-        <w:t xml:space="preserve">For skin tone and environmental colorization.</w:t>
-      </w:r>
-      <w:r>
-        <w:t xml:space="preserve"> </w:t>
-      </w:r>
-      <w:r>
-        <w:t xml:space="preserve">2.</w:t>
-      </w:r>
-      <w:r>
-        <w:t xml:space="preserve"> </w:t>
-      </w:r>
-      <w:r>
-        <w:rPr>
+        <w:t>DeOldify (ONNX):</w:t>
+      </w:r>
+      <w:r>
+        <w:rPr>
+          <w:rFonts w:ascii="Times New Roman" w:hAnsi="Times New Roman" w:cs="Times New Roman"/>
+        </w:rPr>
+        <w:t xml:space="preserve"> For skin tone and environmental colorization. 2. </w:t>
+      </w:r>
+      <w:r>
+        <w:rPr>
+          <w:rFonts w:ascii="Times New Roman" w:hAnsi="Times New Roman" w:cs="Times New Roman"/>
           <w:b/>
           <w:bCs/>
         </w:rPr>
-        <w:t xml:space="preserve">GFPGAN:</w:t>
-      </w:r>
-      <w:r>
-        <w:t xml:space="preserve"> </w:t>
-      </w:r>
-      <w:r>
-        <w:t xml:space="preserve">For detailed face reconstruction and scratch cleanup.</w:t>
-      </w:r>
-      <w:r>
-        <w:t xml:space="preserve"> </w:t>
-      </w:r>
-      <w:r>
-        <w:t xml:space="preserve">3.</w:t>
-      </w:r>
-      <w:r>
-        <w:t xml:space="preserve"> </w:t>
-      </w:r>
-      <w:r>
-        <w:rPr>
+        <w:t>GFPGAN:</w:t>
+      </w:r>
+      <w:r>
+        <w:rPr>
+          <w:rFonts w:ascii="Times New Roman" w:hAnsi="Times New Roman" w:cs="Times New Roman"/>
+        </w:rPr>
+        <w:t xml:space="preserve"> For detailed face reconstruction and scratch cleanup. 3. </w:t>
+      </w:r>
+      <w:r>
+        <w:rPr>
+          <w:rFonts w:ascii="Times New Roman" w:hAnsi="Times New Roman" w:cs="Times New Roman"/>
           <w:b/>
           <w:bCs/>
         </w:rPr>
-        <w:t xml:space="preserve">Real-ESRGAN:</w:t>
-      </w:r>
-      <w:r>
-        <w:t xml:space="preserve"> </w:t>
-      </w:r>
-      <w:r>
-        <w:t xml:space="preserve">For x4 texture upscaling.</w:t>
+        <w:t>Real-ESRGAN:</w:t>
+      </w:r>
+      <w:r>
+        <w:rPr>
+          <w:rFonts w:ascii="Times New Roman" w:hAnsi="Times New Roman" w:cs="Times New Roman"/>
+        </w:rPr>
+        <w:t xml:space="preserve"> For x4 texture upscaling.</w:t>
       </w:r>
     </w:p>
     <w:p>
       <w:pPr>
         <w:pStyle w:val="BodyText"/>
-      </w:pPr>
-      <w:r>
-        <w:t xml:space="preserve">Deploying this pipeline on a free-tier hosting instance with only a 2-Core CPU and 16GB RAM creates severe operational bottlenecks. Under concurrent access, CPU scheduling bottlenecks and memory exhaustion (OOM) lead to server crashes, with wait times exceeding 3 minutes.</w:t>
-      </w:r>
-    </w:p>
-    <w:p>
-      <w:r>
+        <w:rPr>
+          <w:rFonts w:ascii="Times New Roman" w:hAnsi="Times New Roman" w:cs="Times New Roman"/>
+        </w:rPr>
+      </w:pPr>
+      <w:r>
+        <w:rPr>
+          <w:rFonts w:ascii="Times New Roman" w:hAnsi="Times New Roman" w:cs="Times New Roman"/>
+        </w:rPr>
+        <w:t>Deploying this pipeline on a free-tier hosting instance with only a 2-Core CPU and 16GB RAM creates severe operational bottlenecks. Under concurrent access, CPU scheduling bottlenecks and memory exhaustion (OOM) lead to server crashes, with wait times exceeding 3 minutes.</w:t>
+      </w:r>
+    </w:p>
+    <w:p>
+      <w:pPr>
+        <w:rPr>
+          <w:rFonts w:ascii="Times New Roman" w:hAnsi="Times New Roman" w:cs="Times New Roman"/>
+        </w:rPr>
+      </w:pPr>
+      <w:r>
+        <w:rPr>
+          <w:rFonts w:ascii="Times New Roman" w:hAnsi="Times New Roman" w:cs="Times New Roman"/>
+          <w:noProof/>
+        </w:rPr>
         <w:pict>
-          <v:rect style="width:0;height:1.5pt" o:hralign="center" o:hrstd="t" o:hr="t"/>
+          <v:rect id="_x0000_i1027" alt="" style="width:451.3pt;height:.05pt;mso-width-percent:0;mso-height-percent:0;mso-width-percent:0;mso-height-percent:0" o:hralign="center" o:hrstd="t" o:hr="t"/>
         </w:pict>
       </w:r>
     </w:p>
-    <w:bookmarkEnd w:id="11"/>
-    <w:bookmarkStart w:id="12" w:name="system-architecture-methodology"/>
     <w:p>
       <w:pPr>
         <w:pStyle w:val="Heading2"/>
-      </w:pPr>
-      <w:r>
-        <w:t xml:space="preserve">2. System Architecture &amp; Methodology</w:t>
+        <w:rPr>
+          <w:rFonts w:ascii="Times New Roman" w:hAnsi="Times New Roman" w:cs="Times New Roman"/>
+        </w:rPr>
+      </w:pPr>
+      <w:bookmarkStart w:id="3" w:name="system-architecture-methodology"/>
+      <w:bookmarkEnd w:id="2"/>
+      <w:r>
+        <w:rPr>
+          <w:rFonts w:ascii="Times New Roman" w:hAnsi="Times New Roman" w:cs="Times New Roman"/>
+        </w:rPr>
+        <w:t>2. System Architecture &amp; Methodology</w:t>
       </w:r>
     </w:p>
     <w:p>
       <w:pPr>
         <w:pStyle w:val="SourceCode"/>
+        <w:rPr>
+          <w:rFonts w:ascii="Times New Roman" w:hAnsi="Times New Roman" w:cs="Times New Roman"/>
+        </w:rPr>
       </w:pPr>
       <w:r>
         <w:rPr>
           <w:rStyle w:val="VerbatimChar"/>
-        </w:rPr>
-        <w:t xml:space="preserve">╔══════════════════════════════════════════════════════════════════════════════╗</w:t>
-      </w:r>
-      <w:r>
+          <w:rFonts w:ascii="Times New Roman" w:hAnsi="Times New Roman" w:cs="Times New Roman"/>
+        </w:rPr>
+        <w:t>╔══════════════════════════════════════════════════════════════════════════════╗</w:t>
+      </w:r>
+      <w:r>
+        <w:rPr>
+          <w:rFonts w:ascii="Times New Roman" w:hAnsi="Times New Roman" w:cs="Times New Roman"/>
+        </w:rPr>
         <w:br/>
       </w:r>
       <w:r>
         <w:rPr>
           <w:rStyle w:val="VerbatimChar"/>
-        </w:rPr>
-        <w:t xml:space="preserve">║                     LATENCY-GUARANTEED PIPELINE TOPOLOGY                     ║</w:t>
-      </w:r>
-      <w:r>
+          <w:rFonts w:ascii="Times New Roman" w:hAnsi="Times New Roman" w:cs="Times New Roman"/>
+        </w:rPr>
+        <w:t>║                     LATENCY-GUARANTEED PIPELINE TOPOLOGY                     ║</w:t>
+      </w:r>
+      <w:r>
+        <w:rPr>
+          <w:rFonts w:ascii="Times New Roman" w:hAnsi="Times New Roman" w:cs="Times New Roman"/>
+        </w:rPr>
         <w:br/>
       </w:r>
       <w:r>
         <w:rPr>
           <w:rStyle w:val="VerbatimChar"/>
-        </w:rPr>
-        <w:t xml:space="preserve">╠══════════════════════════════════════════════════════════════════════════════╣</w:t>
-      </w:r>
-      <w:r>
+          <w:rFonts w:ascii="Times New Roman" w:hAnsi="Times New Roman" w:cs="Times New Roman"/>
+        </w:rPr>
+        <w:t>╠══════════════════════════════════════════════════════════════════════════════╣</w:t>
+      </w:r>
+      <w:r>
+        <w:rPr>
+          <w:rFonts w:ascii="Times New Roman" w:hAnsi="Times New Roman" w:cs="Times New Roman"/>
+        </w:rPr>
         <w:br/>
       </w:r>
       <w:r>
         <w:rPr>
           <w:rStyle w:val="VerbatimChar"/>
-        </w:rPr>
-        <w:t xml:space="preserve">║                                                                              ║</w:t>
-      </w:r>
-      <w:r>
+          <w:rFonts w:ascii="Times New Roman" w:hAnsi="Times New Roman" w:cs="Times New Roman"/>
+        </w:rPr>
+        <w:t>║                                                                              ║</w:t>
+      </w:r>
+      <w:r>
+        <w:rPr>
+          <w:rFonts w:ascii="Times New Roman" w:hAnsi="Times New Roman" w:cs="Times New Roman"/>
+        </w:rPr>
         <w:br/>
       </w:r>
       <w:r>
         <w:rPr>
           <w:rStyle w:val="VerbatimChar"/>
-        </w:rPr>
-        <w:t xml:space="preserve">║   ┌─────────────┐     HTTPS      ┌──────────────────────────────────────┐   ║</w:t>
-      </w:r>
-      <w:r>
+          <w:rFonts w:ascii="Times New Roman" w:hAnsi="Times New Roman" w:cs="Times New Roman"/>
+        </w:rPr>
+        <w:lastRenderedPageBreak/>
+        <w:t>║   ┌─────────────┐     HTTPS      ┌──────────────────────────────────────┐   ║</w:t>
+      </w:r>
+      <w:r>
+        <w:rPr>
+          <w:rFonts w:ascii="Times New Roman" w:hAnsi="Times New Roman" w:cs="Times New Roman"/>
+        </w:rPr>
         <w:br/>
       </w:r>
       <w:r>
         <w:rPr>
           <w:rStyle w:val="VerbatimChar"/>
-        </w:rPr>
-        <w:t xml:space="preserve">║   │  👥 USERS   │ ─────────────► │          FASTAPI BACKEND             │   ║</w:t>
-      </w:r>
-      <w:r>
+          <w:rFonts w:ascii="Times New Roman" w:hAnsi="Times New Roman" w:cs="Times New Roman"/>
+        </w:rPr>
+        <w:t xml:space="preserve">║   │  </w:t>
+      </w:r>
+      <w:r>
+        <w:rPr>
+          <w:rStyle w:val="VerbatimChar"/>
+          <w:rFonts w:ascii="Apple Color Emoji" w:hAnsi="Apple Color Emoji" w:cs="Apple Color Emoji"/>
+        </w:rPr>
+        <w:t>👥</w:t>
+      </w:r>
+      <w:r>
+        <w:rPr>
+          <w:rStyle w:val="VerbatimChar"/>
+          <w:rFonts w:ascii="Times New Roman" w:hAnsi="Times New Roman" w:cs="Times New Roman"/>
+        </w:rPr>
+        <w:t xml:space="preserve"> USERS   │ ─────────────► │          FASTAPI BACKEND             │   ║</w:t>
+      </w:r>
+      <w:r>
+        <w:rPr>
+          <w:rFonts w:ascii="Times New Roman" w:hAnsi="Times New Roman" w:cs="Times New Roman"/>
+        </w:rPr>
         <w:br/>
       </w:r>
       <w:r>
         <w:rPr>
           <w:rStyle w:val="VerbatimChar"/>
-        </w:rPr>
-        <w:t xml:space="preserve">║   │ (Concurrent)│                │                                      │   ║</w:t>
-      </w:r>
-      <w:r>
+          <w:rFonts w:ascii="Times New Roman" w:hAnsi="Times New Roman" w:cs="Times New Roman"/>
+        </w:rPr>
+        <w:t>║   │ (Concurrent)│                │                                      │   ║</w:t>
+      </w:r>
+      <w:r>
+        <w:rPr>
+          <w:rFonts w:ascii="Times New Roman" w:hAnsi="Times New Roman" w:cs="Times New Roman"/>
+        </w:rPr>
         <w:br/>
       </w:r>
       <w:r>
         <w:rPr>
           <w:rStyle w:val="VerbatimChar"/>
-        </w:rPr>
-        <w:t xml:space="preserve">║   └─────────────┘                │  ┌────────────┐  ┌────────────────┐  │   ║</w:t>
-      </w:r>
-      <w:r>
+          <w:rFonts w:ascii="Times New Roman" w:hAnsi="Times New Roman" w:cs="Times New Roman"/>
+        </w:rPr>
+        <w:t>║   └─────────────┘                │  ┌────────────┐  ┌────────────────┐  │   ║</w:t>
+      </w:r>
+      <w:r>
+        <w:rPr>
+          <w:rFonts w:ascii="Times New Roman" w:hAnsi="Times New Roman" w:cs="Times New Roman"/>
+        </w:rPr>
         <w:br/>
       </w:r>
       <w:r>
         <w:rPr>
           <w:rStyle w:val="VerbatimChar"/>
-        </w:rPr>
-        <w:t xml:space="preserve">║                                  │  │ Async Loop │  │ Traffic Sensor │  │   ║</w:t>
-      </w:r>
-      <w:r>
+          <w:rFonts w:ascii="Times New Roman" w:hAnsi="Times New Roman" w:cs="Times New Roman"/>
+        </w:rPr>
+        <w:t>║                                  │  │ Async Loop │  │ Traffic Sensor │  │   ║</w:t>
+      </w:r>
+      <w:r>
+        <w:rPr>
+          <w:rFonts w:ascii="Times New Roman" w:hAnsi="Times New Roman" w:cs="Times New Roman"/>
+        </w:rPr>
         <w:br/>
       </w:r>
       <w:r>
         <w:rPr>
           <w:rStyle w:val="VerbatimChar"/>
-        </w:rPr>
-        <w:t xml:space="preserve">║   ┌─────────────┐                │  │ (0.001ms   │  │ (Active Users) │  │   ║</w:t>
-      </w:r>
-      <w:r>
+          <w:rFonts w:ascii="Times New Roman" w:hAnsi="Times New Roman" w:cs="Times New Roman"/>
+        </w:rPr>
+        <w:t>║   ┌─────────────┐                │  │ (0.001ms   │  │ (Active Users) │  │   ║</w:t>
+      </w:r>
+      <w:r>
+        <w:rPr>
+          <w:rFonts w:ascii="Times New Roman" w:hAnsi="Times New Roman" w:cs="Times New Roman"/>
+        </w:rPr>
         <w:br/>
       </w:r>
       <w:r>
         <w:rPr>
           <w:rStyle w:val="VerbatimChar"/>
-        </w:rPr>
-        <w:t xml:space="preserve">║   │ 📡 PINGS    │ ─────────────► │  │  response) │  │ Hyper-Speed IQ │  │   ║</w:t>
-      </w:r>
-      <w:r>
+          <w:rFonts w:ascii="Times New Roman" w:hAnsi="Times New Roman" w:cs="Times New Roman"/>
+        </w:rPr>
+        <w:t xml:space="preserve">║   │ </w:t>
+      </w:r>
+      <w:r>
+        <w:rPr>
+          <w:rStyle w:val="VerbatimChar"/>
+          <w:rFonts w:ascii="Apple Color Emoji" w:hAnsi="Apple Color Emoji" w:cs="Apple Color Emoji"/>
+        </w:rPr>
+        <w:t>📡</w:t>
+      </w:r>
+      <w:r>
+        <w:rPr>
+          <w:rStyle w:val="VerbatimChar"/>
+          <w:rFonts w:ascii="Times New Roman" w:hAnsi="Times New Roman" w:cs="Times New Roman"/>
+        </w:rPr>
+        <w:t xml:space="preserve"> PINGS    │ ─────────────► │  │  response) │  │ Hyper-Speed IQ │  │   ║</w:t>
+      </w:r>
+      <w:r>
+        <w:rPr>
+          <w:rFonts w:ascii="Times New Roman" w:hAnsi="Times New Roman" w:cs="Times New Roman"/>
+        </w:rPr>
         <w:br/>
       </w:r>
       <w:r>
         <w:rPr>
           <w:rStyle w:val="VerbatimChar"/>
-        </w:rPr>
-        <w:t xml:space="preserve">║   └─────────────┘                │  └────────────┘  └────────────────┘  │   ║</w:t>
-      </w:r>
-      <w:r>
+          <w:rFonts w:ascii="Times New Roman" w:hAnsi="Times New Roman" w:cs="Times New Roman"/>
+        </w:rPr>
+        <w:t>║   └─────────────┘                │  └────────────┘  └────────────────┘  │   ║</w:t>
+      </w:r>
+      <w:r>
+        <w:rPr>
+          <w:rFonts w:ascii="Times New Roman" w:hAnsi="Times New Roman" w:cs="Times New Roman"/>
+        </w:rPr>
         <w:br/>
       </w:r>
       <w:r>
         <w:rPr>
           <w:rStyle w:val="VerbatimChar"/>
-        </w:rPr>
-        <w:t xml:space="preserve">║                                  └──────────────┬───────────────────────┘   ║</w:t>
-      </w:r>
-      <w:r>
+          <w:rFonts w:ascii="Times New Roman" w:hAnsi="Times New Roman" w:cs="Times New Roman"/>
+        </w:rPr>
+        <w:t>║                                  └──────────────┬───────────────────────┘   ║</w:t>
+      </w:r>
+      <w:r>
+        <w:rPr>
+          <w:rFonts w:ascii="Times New Roman" w:hAnsi="Times New Roman" w:cs="Times New Roman"/>
+        </w:rPr>
         <w:br/>
       </w:r>
       <w:r>
         <w:rPr>
           <w:rStyle w:val="VerbatimChar"/>
-        </w:rPr>
-        <w:t xml:space="preserve">║                                                 │                            ║</w:t>
-      </w:r>
-      <w:r>
+          <w:rFonts w:ascii="Times New Roman" w:hAnsi="Times New Roman" w:cs="Times New Roman"/>
+        </w:rPr>
+        <w:t>║                                                 │                            ║</w:t>
+      </w:r>
+      <w:r>
+        <w:rPr>
+          <w:rFonts w:ascii="Times New Roman" w:hAnsi="Times New Roman" w:cs="Times New Roman"/>
+        </w:rPr>
         <w:br/>
       </w:r>
       <w:r>
         <w:rPr>
           <w:rStyle w:val="VerbatimChar"/>
-        </w:rPr>
-        <w:t xml:space="preserve">║              ┌──────────────────────────────────┼──────────────────────┐    ║</w:t>
-      </w:r>
-      <w:r>
+          <w:rFonts w:ascii="Times New Roman" w:hAnsi="Times New Roman" w:cs="Times New Roman"/>
+        </w:rPr>
+        <w:t>║              ┌──────────────────────────────────┼──────────────────────┐    ║</w:t>
+      </w:r>
+      <w:r>
+        <w:rPr>
+          <w:rFonts w:ascii="Times New Roman" w:hAnsi="Times New Roman" w:cs="Times New Roman"/>
+        </w:rPr>
         <w:br/>
       </w:r>
       <w:r>
         <w:rPr>
           <w:rStyle w:val="VerbatimChar"/>
-        </w:rPr>
-        <w:t xml:space="preserve">║              │     THE FACTORY ASSEMBLY LINE (MUTEX LOCKS)             │    ║</w:t>
-      </w:r>
-      <w:r>
+          <w:rFonts w:ascii="Times New Roman" w:hAnsi="Times New Roman" w:cs="Times New Roman"/>
+        </w:rPr>
+        <w:t>║              │     THE FACTORY ASSEMBLY LINE (MUTEX LOCKS)             │    ║</w:t>
+      </w:r>
+      <w:r>
+        <w:rPr>
+          <w:rFonts w:ascii="Times New Roman" w:hAnsi="Times New Roman" w:cs="Times New Roman"/>
+        </w:rPr>
         <w:br/>
       </w:r>
       <w:r>
         <w:rPr>
           <w:rStyle w:val="VerbatimChar"/>
-        </w:rPr>
-        <w:t xml:space="preserve">║              ▼                                  ▼                      ▼    ║</w:t>
-      </w:r>
-      <w:r>
+          <w:rFonts w:ascii="Times New Roman" w:hAnsi="Times New Roman" w:cs="Times New Roman"/>
+        </w:rPr>
+        <w:t>║              ▼                                  ▼                      ▼    ║</w:t>
+      </w:r>
+      <w:r>
+        <w:rPr>
+          <w:rFonts w:ascii="Times New Roman" w:hAnsi="Times New Roman" w:cs="Times New Roman"/>
+        </w:rPr>
         <w:br/>
       </w:r>
       <w:r>
         <w:rPr>
           <w:rStyle w:val="VerbatimChar"/>
-        </w:rPr>
-        <w:t xml:space="preserve">║   ┌──────────────────┐             ┌─────────────────┐     ┌────────────────┐║</w:t>
-      </w:r>
-      <w:r>
+          <w:rFonts w:ascii="Times New Roman" w:hAnsi="Times New Roman" w:cs="Times New Roman"/>
+        </w:rPr>
+        <w:t>║   ┌──────────────────┐             ┌─────────────────┐     ┌────────────────┐║</w:t>
+      </w:r>
+      <w:r>
+        <w:rPr>
+          <w:rFonts w:ascii="Times New Roman" w:hAnsi="Times New Roman" w:cs="Times New Roman"/>
+        </w:rPr>
         <w:br/>
       </w:r>
       <w:r>
         <w:rPr>
           <w:rStyle w:val="VerbatimChar"/>
-        </w:rPr>
-        <w:t xml:space="preserve">║   │  🎨 DEOLDIFY     │ ──────────► │  👤 GFPGAN      │ ──► │ 🔎 REAL-ESRGAN │║</w:t>
-      </w:r>
-      <w:r>
+          <w:rFonts w:ascii="Times New Roman" w:hAnsi="Times New Roman" w:cs="Times New Roman"/>
+        </w:rPr>
+        <w:t xml:space="preserve">║   │  </w:t>
+      </w:r>
+      <w:r>
+        <w:rPr>
+          <w:rStyle w:val="VerbatimChar"/>
+          <w:rFonts w:ascii="Apple Color Emoji" w:hAnsi="Apple Color Emoji" w:cs="Apple Color Emoji"/>
+        </w:rPr>
+        <w:t>🎨</w:t>
+      </w:r>
+      <w:r>
+        <w:rPr>
+          <w:rStyle w:val="VerbatimChar"/>
+          <w:rFonts w:ascii="Times New Roman" w:hAnsi="Times New Roman" w:cs="Times New Roman"/>
+        </w:rPr>
+        <w:t xml:space="preserve"> DEOLDIFY     │ ──────────► │  </w:t>
+      </w:r>
+      <w:r>
+        <w:rPr>
+          <w:rStyle w:val="VerbatimChar"/>
+          <w:rFonts w:ascii="Apple Color Emoji" w:hAnsi="Apple Color Emoji" w:cs="Apple Color Emoji"/>
+        </w:rPr>
+        <w:t>👤</w:t>
+      </w:r>
+      <w:r>
+        <w:rPr>
+          <w:rStyle w:val="VerbatimChar"/>
+          <w:rFonts w:ascii="Times New Roman" w:hAnsi="Times New Roman" w:cs="Times New Roman"/>
+        </w:rPr>
+        <w:t xml:space="preserve"> GFPGAN      │ ──► │ </w:t>
+      </w:r>
+      <w:r>
+        <w:rPr>
+          <w:rStyle w:val="VerbatimChar"/>
+          <w:rFonts w:ascii="Apple Color Emoji" w:hAnsi="Apple Color Emoji" w:cs="Apple Color Emoji"/>
+        </w:rPr>
+        <w:t>🔎</w:t>
+      </w:r>
+      <w:r>
+        <w:rPr>
+          <w:rStyle w:val="VerbatimChar"/>
+          <w:rFonts w:ascii="Times New Roman" w:hAnsi="Times New Roman" w:cs="Times New Roman"/>
+        </w:rPr>
+        <w:t xml:space="preserve"> REAL-ESRGAN │║</w:t>
+      </w:r>
+      <w:r>
+        <w:rPr>
+          <w:rFonts w:ascii="Times New Roman" w:hAnsi="Times New Roman" w:cs="Times New Roman"/>
+        </w:rPr>
         <w:br/>
       </w:r>
       <w:r>
         <w:rPr>
           <w:rStyle w:val="VerbatimChar"/>
-        </w:rPr>
-        <w:t xml:space="preserve">║   │  (Colorization)  │             │  (Face Restore) │     │ (4K Upscaling) │║</w:t>
-      </w:r>
-      <w:r>
+          <w:rFonts w:ascii="Times New Roman" w:hAnsi="Times New Roman" w:cs="Times New Roman"/>
+        </w:rPr>
+        <w:t>║   │  (Colorization)  │             │  (Face Restore) │     │ (4K Upscaling) │║</w:t>
+      </w:r>
+      <w:r>
+        <w:rPr>
+          <w:rFonts w:ascii="Times New Roman" w:hAnsi="Times New Roman" w:cs="Times New Roman"/>
+        </w:rPr>
         <w:br/>
       </w:r>
       <w:r>
         <w:rPr>
           <w:rStyle w:val="VerbatimChar"/>
-        </w:rPr>
-        <w:t xml:space="preserve">║   │  deoldify_lock   │             │  gfpgan_lock    │     │ realesrgan_lock│║</w:t>
-      </w:r>
-      <w:r>
+          <w:rFonts w:ascii="Times New Roman" w:hAnsi="Times New Roman" w:cs="Times New Roman"/>
+        </w:rPr>
+        <w:t>║   │  deoldify_lock   │             │  gfpgan_lock    │     │ realesrgan_lock│║</w:t>
+      </w:r>
+      <w:r>
+        <w:rPr>
+          <w:rFonts w:ascii="Times New Roman" w:hAnsi="Times New Roman" w:cs="Times New Roman"/>
+        </w:rPr>
         <w:br/>
       </w:r>
       <w:r>
         <w:rPr>
           <w:rStyle w:val="VerbatimChar"/>
-        </w:rPr>
-        <w:t xml:space="preserve">║   └──────────────────┘             └─────────────────┘     └────────────────┘║</w:t>
-      </w:r>
-      <w:r>
+          <w:rFonts w:ascii="Times New Roman" w:hAnsi="Times New Roman" w:cs="Times New Roman"/>
+        </w:rPr>
+        <w:t>║   └──────────────────┘             └─────────────────┘     └────────────────┘║</w:t>
+      </w:r>
+      <w:r>
+        <w:rPr>
+          <w:rFonts w:ascii="Times New Roman" w:hAnsi="Times New Roman" w:cs="Times New Roman"/>
+        </w:rPr>
         <w:br/>
       </w:r>
       <w:r>
         <w:rPr>
           <w:rStyle w:val="VerbatimChar"/>
-        </w:rPr>
-        <w:t xml:space="preserve">╚══════════════════════════════════════════════════════════════════════════════╝</w:t>
-      </w:r>
-    </w:p>
-    <w:p>
-      <w:r>
+          <w:rFonts w:ascii="Times New Roman" w:hAnsi="Times New Roman" w:cs="Times New Roman"/>
+        </w:rPr>
+        <w:t>╚══════════════════════════════════════════════════════════════════════════════╝</w:t>
+      </w:r>
+    </w:p>
+    <w:p>
+      <w:pPr>
+        <w:rPr>
+          <w:rFonts w:ascii="Times New Roman" w:hAnsi="Times New Roman" w:cs="Times New Roman"/>
+        </w:rPr>
+      </w:pPr>
+      <w:r>
+        <w:rPr>
+          <w:rFonts w:ascii="Times New Roman" w:hAnsi="Times New Roman" w:cs="Times New Roman"/>
+          <w:noProof/>
+        </w:rPr>
         <w:pict>
-          <v:rect style="width:0;height:1.5pt" o:hralign="center" o:hrstd="t" o:hr="t"/>
+          <v:rect id="_x0000_i1026" alt="" style="width:451.3pt;height:.05pt;mso-width-percent:0;mso-height-percent:0;mso-width-percent:0;mso-height-percent:0" o:hralign="center" o:hrstd="t" o:hr="t"/>
         </w:pict>
       </w:r>
     </w:p>
-    <w:bookmarkEnd w:id="12"/>
-    <w:bookmarkStart w:id="18" w:name="Xa7ceefa270e613df1be5496b00c4db05203fd8a"/>
     <w:p>
       <w:pPr>
         <w:pStyle w:val="Heading2"/>
-      </w:pPr>
-      <w:r>
-        <w:t xml:space="preserve">3. Engineering Phases &amp; Mathematical Formulations</w:t>
-      </w:r>
-    </w:p>
-    <w:bookmarkStart w:id="13" w:name="Xe1378b04fa006b2fec43878c15883534174b204"/>
+        <w:rPr>
+          <w:rFonts w:ascii="Times New Roman" w:hAnsi="Times New Roman" w:cs="Times New Roman"/>
+        </w:rPr>
+      </w:pPr>
+      <w:bookmarkStart w:id="4" w:name="Xa7ceefa270e613df1be5496b00c4db05203fd8a"/>
+      <w:bookmarkEnd w:id="3"/>
+      <w:r>
+        <w:rPr>
+          <w:rFonts w:ascii="Times New Roman" w:hAnsi="Times New Roman" w:cs="Times New Roman"/>
+        </w:rPr>
+        <w:t>3. Engineering Phases &amp; Mathematical Formulations</w:t>
+      </w:r>
+    </w:p>
     <w:p>
       <w:pPr>
         <w:pStyle w:val="Heading3"/>
-      </w:pPr>
-      <w:r>
-        <w:t xml:space="preserve">Phase 1: Global Model Caching (Boot-up Latency)</w:t>
+        <w:rPr>
+          <w:rFonts w:ascii="Times New Roman" w:hAnsi="Times New Roman" w:cs="Times New Roman"/>
+        </w:rPr>
+      </w:pPr>
+      <w:bookmarkStart w:id="5" w:name="Xe1378b04fa006b2fec43878c15883534174b204"/>
+      <w:r>
+        <w:rPr>
+          <w:rFonts w:ascii="Times New Roman" w:hAnsi="Times New Roman" w:cs="Times New Roman"/>
+        </w:rPr>
+        <w:t>Phase 1: Global Model Caching (Boot-up Latency)</w:t>
       </w:r>
     </w:p>
     <w:p>
       <w:pPr>
         <w:numPr>
           <w:ilvl w:val="0"/>
-          <w:numId w:val="1001"/>
+          <w:numId w:val="2"/>
         </w:numPr>
-      </w:pPr>
-      <w:r>
-        <w:rPr>
+        <w:rPr>
+          <w:rFonts w:ascii="Times New Roman" w:hAnsi="Times New Roman" w:cs="Times New Roman"/>
+        </w:rPr>
+      </w:pPr>
+      <w:r>
+        <w:rPr>
+          <w:rFonts w:ascii="Times New Roman" w:hAnsi="Times New Roman" w:cs="Times New Roman"/>
           <w:b/>
           <w:bCs/>
         </w:rPr>
-        <w:t xml:space="preserve">The Problem:</w:t>
-      </w:r>
-      <w:r>
-        <w:t xml:space="preserve"> </w:t>
-      </w:r>
-      <w:r>
-        <w:t xml:space="preserve">Loading deep learning weights (</w:t>
+        <w:t>The Problem:</w:t>
+      </w:r>
+      <w:r>
+        <w:rPr>
+          <w:rFonts w:ascii="Times New Roman" w:hAnsi="Times New Roman" w:cs="Times New Roman"/>
+        </w:rPr>
+        <w:t xml:space="preserve"> Loading deep learning weights (</w:t>
       </w:r>
       <m:oMath>
         <m:r>
+          <w:rPr>
+            <w:rFonts w:ascii="Cambria Math" w:hAnsi="Cambria Math" w:cs="Times New Roman"/>
+          </w:rPr>
           <m:t>W</m:t>
         </m:r>
         <m:r>
           <m:rPr>
             <m:sty m:val="p"/>
           </m:rPr>
+          <w:rPr>
+            <w:rFonts w:ascii="Cambria Math" w:hAnsi="Cambria Math" w:cs="Times New Roman"/>
+          </w:rPr>
           <m:t>≈</m:t>
         </m:r>
         <m:r>
+          <w:rPr>
+            <w:rFonts w:ascii="Cambria Math" w:hAnsi="Cambria Math" w:cs="Times New Roman"/>
+          </w:rPr>
           <m:t>1.2</m:t>
         </m:r>
         <m:r>
           <m:rPr>
             <m:nor/>
-            <m:sty m:val="p"/>
           </m:rPr>
-          <m:t> GB</m:t>
+          <w:rPr>
+            <w:rFonts w:ascii="Times New Roman" w:hAnsi="Times New Roman" w:cs="Times New Roman"/>
+          </w:rPr>
+          <m:t xml:space="preserve"> GB</m:t>
         </m:r>
       </m:oMath>
       <w:r>
-        <w:t xml:space="preserve">) from disk to RAM on every user request introduces a high model loading latency overhead:</w:t>
+        <w:rPr>
+          <w:rFonts w:ascii="Times New Roman" w:hAnsi="Times New Roman" w:cs="Times New Roman"/>
+        </w:rPr>
+        <w:t>) from disk to RAM on every user request introduces a high model loading latency overhead:</w:t>
       </w:r>
     </w:p>
     <w:p>
       <w:pPr>
         <w:pStyle w:val="BodyText"/>
+        <w:rPr>
+          <w:rFonts w:ascii="Times New Roman" w:hAnsi="Times New Roman" w:cs="Times New Roman"/>
+        </w:rPr>
       </w:pPr>
       <m:oMathPara>
         <m:oMathParaPr>
@@ -610,23 +868,27 @@
         </m:oMathParaPr>
         <m:oMath>
           <m:sSub>
+            <m:sSubPr>
+              <m:ctrlPr>
+                <w:rPr>
+                  <w:rFonts w:ascii="Cambria Math" w:hAnsi="Cambria Math" w:cs="Times New Roman"/>
+                </w:rPr>
+              </m:ctrlPr>
+            </m:sSubPr>
             <m:e>
               <m:r>
+                <w:rPr>
+                  <w:rFonts w:ascii="Cambria Math" w:hAnsi="Cambria Math" w:cs="Times New Roman"/>
+                </w:rPr>
                 <m:t>T</m:t>
               </m:r>
             </m:e>
             <m:sub>
               <m:r>
-                <m:t>l</m:t>
-              </m:r>
-              <m:r>
-                <m:t>o</m:t>
-              </m:r>
-              <m:r>
-                <m:t>a</m:t>
-              </m:r>
-              <m:r>
-                <m:t>d</m:t>
+                <w:rPr>
+                  <w:rFonts w:ascii="Cambria Math" w:hAnsi="Cambria Math" w:cs="Times New Roman"/>
+                </w:rPr>
+                <m:t>load</m:t>
               </m:r>
             </m:sub>
           </m:sSub>
@@ -634,17 +896,25 @@
             <m:rPr>
               <m:sty m:val="p"/>
             </m:rPr>
+            <w:rPr>
+              <w:rFonts w:ascii="Cambria Math" w:hAnsi="Cambria Math" w:cs="Times New Roman"/>
+            </w:rPr>
             <m:t>≈</m:t>
           </m:r>
           <m:r>
+            <w:rPr>
+              <w:rFonts w:ascii="Cambria Math" w:hAnsi="Cambria Math" w:cs="Times New Roman"/>
+            </w:rPr>
             <m:t>30</m:t>
           </m:r>
           <m:r>
             <m:rPr>
               <m:nor/>
-              <m:sty m:val="p"/>
             </m:rPr>
-            <m:t> seconds</m:t>
+            <w:rPr>
+              <w:rFonts w:ascii="Times New Roman" w:hAnsi="Times New Roman" w:cs="Times New Roman"/>
+            </w:rPr>
+            <m:t xml:space="preserve"> seconds</m:t>
           </m:r>
         </m:oMath>
       </m:oMathPara>
@@ -653,21 +923,25 @@
       <w:pPr>
         <w:numPr>
           <w:ilvl w:val="0"/>
-          <w:numId w:val="1001"/>
+          <w:numId w:val="2"/>
         </w:numPr>
-      </w:pPr>
-      <w:r>
-        <w:rPr>
+        <w:rPr>
+          <w:rFonts w:ascii="Times New Roman" w:hAnsi="Times New Roman" w:cs="Times New Roman"/>
+        </w:rPr>
+      </w:pPr>
+      <w:r>
+        <w:rPr>
+          <w:rFonts w:ascii="Times New Roman" w:hAnsi="Times New Roman" w:cs="Times New Roman"/>
           <w:b/>
           <w:bCs/>
         </w:rPr>
-        <w:t xml:space="preserve">The Solution:</w:t>
-      </w:r>
-      <w:r>
-        <w:t xml:space="preserve"> </w:t>
-      </w:r>
-      <w:r>
-        <w:t xml:space="preserve">We cached the models globally during application startup:</w:t>
+        <w:t>The Solution:</w:t>
+      </w:r>
+      <w:r>
+        <w:rPr>
+          <w:rFonts w:ascii="Times New Roman" w:hAnsi="Times New Roman" w:cs="Times New Roman"/>
+        </w:rPr>
+        <w:t xml:space="preserve"> We cached the models globally during application startup:</w:t>
       </w:r>
     </w:p>
     <w:p>
@@ -675,39 +949,55 @@
         <w:pStyle w:val="SourceCode"/>
         <w:numPr>
           <w:ilvl w:val="0"/>
-          <w:numId w:val="1000"/>
+          <w:numId w:val="1"/>
         </w:numPr>
+        <w:rPr>
+          <w:rFonts w:ascii="Times New Roman" w:hAnsi="Times New Roman" w:cs="Times New Roman"/>
+        </w:rPr>
       </w:pPr>
       <w:r>
         <w:rPr>
           <w:rStyle w:val="VerbatimChar"/>
-        </w:rPr>
-        <w:t xml:space="preserve">@app.on_event("startup")</w:t>
-      </w:r>
-      <w:r>
+          <w:rFonts w:ascii="Times New Roman" w:hAnsi="Times New Roman" w:cs="Times New Roman"/>
+        </w:rPr>
+        <w:t>@app.on_event("startup")</w:t>
+      </w:r>
+      <w:r>
+        <w:rPr>
+          <w:rFonts w:ascii="Times New Roman" w:hAnsi="Times New Roman" w:cs="Times New Roman"/>
+        </w:rPr>
         <w:br/>
       </w:r>
       <w:r>
         <w:rPr>
           <w:rStyle w:val="VerbatimChar"/>
-        </w:rPr>
-        <w:t xml:space="preserve">def load_models():</w:t>
-      </w:r>
-      <w:r>
+          <w:rFonts w:ascii="Times New Roman" w:hAnsi="Times New Roman" w:cs="Times New Roman"/>
+        </w:rPr>
+        <w:t>def load_models():</w:t>
+      </w:r>
+      <w:r>
+        <w:rPr>
+          <w:rFonts w:ascii="Times New Roman" w:hAnsi="Times New Roman" w:cs="Times New Roman"/>
+        </w:rPr>
         <w:br/>
       </w:r>
       <w:r>
         <w:rPr>
           <w:rStyle w:val="VerbatimChar"/>
+          <w:rFonts w:ascii="Times New Roman" w:hAnsi="Times New Roman" w:cs="Times New Roman"/>
         </w:rPr>
         <w:t xml:space="preserve">    global deoldify, gfpgan, realesrgan</w:t>
       </w:r>
       <w:r>
+        <w:rPr>
+          <w:rFonts w:ascii="Times New Roman" w:hAnsi="Times New Roman" w:cs="Times New Roman"/>
+        </w:rPr>
         <w:br/>
       </w:r>
       <w:r>
         <w:rPr>
           <w:rStyle w:val="VerbatimChar"/>
+          <w:rFonts w:ascii="Times New Roman" w:hAnsi="Times New Roman" w:cs="Times New Roman"/>
         </w:rPr>
         <w:t xml:space="preserve">    # Warm up models in RAM memory</w:t>
       </w:r>
@@ -716,26 +1006,33 @@
       <w:pPr>
         <w:numPr>
           <w:ilvl w:val="0"/>
-          <w:numId w:val="1001"/>
+          <w:numId w:val="2"/>
         </w:numPr>
-      </w:pPr>
-      <w:r>
-        <w:rPr>
+        <w:rPr>
+          <w:rFonts w:ascii="Times New Roman" w:hAnsi="Times New Roman" w:cs="Times New Roman"/>
+        </w:rPr>
+      </w:pPr>
+      <w:r>
+        <w:rPr>
+          <w:rFonts w:ascii="Times New Roman" w:hAnsi="Times New Roman" w:cs="Times New Roman"/>
           <w:b/>
           <w:bCs/>
         </w:rPr>
-        <w:t xml:space="preserve">The Result:</w:t>
-      </w:r>
-      <w:r>
-        <w:t xml:space="preserve"> </w:t>
-      </w:r>
-      <w:r>
-        <w:t xml:space="preserve">The model loading latency was completely eliminated:</w:t>
+        <w:t>The Result:</w:t>
+      </w:r>
+      <w:r>
+        <w:rPr>
+          <w:rFonts w:ascii="Times New Roman" w:hAnsi="Times New Roman" w:cs="Times New Roman"/>
+        </w:rPr>
+        <w:t xml:space="preserve"> The model loading latency was completely eliminated:</w:t>
       </w:r>
     </w:p>
     <w:p>
       <w:pPr>
         <w:pStyle w:val="BodyText"/>
+        <w:rPr>
+          <w:rFonts w:ascii="Times New Roman" w:hAnsi="Times New Roman" w:cs="Times New Roman"/>
+        </w:rPr>
       </w:pPr>
       <m:oMathPara>
         <m:oMathParaPr>
@@ -743,23 +1040,27 @@
         </m:oMathParaPr>
         <m:oMath>
           <m:sSub>
+            <m:sSubPr>
+              <m:ctrlPr>
+                <w:rPr>
+                  <w:rFonts w:ascii="Cambria Math" w:hAnsi="Cambria Math" w:cs="Times New Roman"/>
+                </w:rPr>
+              </m:ctrlPr>
+            </m:sSubPr>
             <m:e>
               <m:r>
+                <w:rPr>
+                  <w:rFonts w:ascii="Cambria Math" w:hAnsi="Cambria Math" w:cs="Times New Roman"/>
+                </w:rPr>
                 <m:t>T</m:t>
               </m:r>
             </m:e>
             <m:sub>
               <m:r>
-                <m:t>l</m:t>
-              </m:r>
-              <m:r>
-                <m:t>o</m:t>
-              </m:r>
-              <m:r>
-                <m:t>a</m:t>
-              </m:r>
-              <m:r>
-                <m:t>d</m:t>
+                <w:rPr>
+                  <w:rFonts w:ascii="Cambria Math" w:hAnsi="Cambria Math" w:cs="Times New Roman"/>
+                </w:rPr>
+                <m:t>load</m:t>
               </m:r>
             </m:sub>
           </m:sSub>
@@ -767,71 +1068,91 @@
             <m:rPr>
               <m:sty m:val="p"/>
             </m:rPr>
+            <w:rPr>
+              <w:rFonts w:ascii="Cambria Math" w:hAnsi="Cambria Math" w:cs="Times New Roman"/>
+            </w:rPr>
             <m:t>→</m:t>
           </m:r>
           <m:r>
+            <w:rPr>
+              <w:rFonts w:ascii="Cambria Math" w:hAnsi="Cambria Math" w:cs="Times New Roman"/>
+            </w:rPr>
             <m:t>0</m:t>
           </m:r>
           <m:r>
             <m:rPr>
               <m:nor/>
-              <m:sty m:val="p"/>
             </m:rPr>
-            <m:t> seconds</m:t>
+            <w:rPr>
+              <w:rFonts w:ascii="Times New Roman" w:hAnsi="Times New Roman" w:cs="Times New Roman"/>
+            </w:rPr>
+            <m:t xml:space="preserve"> seconds</m:t>
           </m:r>
         </m:oMath>
       </m:oMathPara>
     </w:p>
-    <w:bookmarkEnd w:id="13"/>
-    <w:bookmarkStart w:id="14" w:name="X720b81d32c5048787c4831ad9e1461b03dc07aa"/>
     <w:p>
       <w:pPr>
         <w:pStyle w:val="Heading3"/>
-      </w:pPr>
-      <w:r>
-        <w:t xml:space="preserve">Phase 2: Mutex-Queued Resource Isolation (Tensor Bleeding &amp; OOM)</w:t>
+        <w:rPr>
+          <w:rFonts w:ascii="Times New Roman" w:hAnsi="Times New Roman" w:cs="Times New Roman"/>
+        </w:rPr>
+      </w:pPr>
+      <w:bookmarkStart w:id="6" w:name="X720b81d32c5048787c4831ad9e1461b03dc07aa"/>
+      <w:bookmarkEnd w:id="5"/>
+      <w:r>
+        <w:rPr>
+          <w:rFonts w:ascii="Times New Roman" w:hAnsi="Times New Roman" w:cs="Times New Roman"/>
+        </w:rPr>
+        <w:lastRenderedPageBreak/>
+        <w:t>Phase 2: Mutex-Queued Resource Isolation (Tensor Bleeding &amp; OOM)</w:t>
       </w:r>
     </w:p>
     <w:p>
       <w:pPr>
         <w:numPr>
           <w:ilvl w:val="0"/>
-          <w:numId w:val="1002"/>
+          <w:numId w:val="3"/>
         </w:numPr>
-      </w:pPr>
-      <w:r>
-        <w:rPr>
+        <w:rPr>
+          <w:rFonts w:ascii="Times New Roman" w:hAnsi="Times New Roman" w:cs="Times New Roman"/>
+        </w:rPr>
+      </w:pPr>
+      <w:r>
+        <w:rPr>
+          <w:rFonts w:ascii="Times New Roman" w:hAnsi="Times New Roman" w:cs="Times New Roman"/>
           <w:b/>
           <w:bCs/>
         </w:rPr>
-        <w:t xml:space="preserve">The Problem:</w:t>
-      </w:r>
-      <w:r>
-        <w:t xml:space="preserve"> </w:t>
-      </w:r>
-      <w:r>
-        <w:t xml:space="preserve">In a multi-threaded FastAPI backend, running PyTorch models concurrently causes computational threads to collide in the shared GPU/CPU memory spaces, leading to</w:t>
-      </w:r>
-      <w:r>
-        <w:t xml:space="preserve"> </w:t>
-      </w:r>
-      <w:r>
-        <w:rPr>
+        <w:t>The Problem:</w:t>
+      </w:r>
+      <w:r>
+        <w:rPr>
+          <w:rFonts w:ascii="Times New Roman" w:hAnsi="Times New Roman" w:cs="Times New Roman"/>
+        </w:rPr>
+        <w:t xml:space="preserve"> In a multi-threaded FastAPI backend, running PyTorch models concurrently causes computational threads to collide in the shared GPU/CPU memory spaces, leading to </w:t>
+      </w:r>
+      <w:r>
+        <w:rPr>
+          <w:rFonts w:ascii="Times New Roman" w:hAnsi="Times New Roman" w:cs="Times New Roman"/>
           <w:b/>
           <w:bCs/>
         </w:rPr>
-        <w:t xml:space="preserve">Tensor Bleeding</w:t>
-      </w:r>
-      <w:r>
-        <w:t xml:space="preserve"> </w:t>
-      </w:r>
-      <w:r>
-        <w:t xml:space="preserve">(scrambled output colors) and memory allocation spikes that trigger Out-of-Memory (OOM) crashes:</w:t>
+        <w:t>Tensor Bleeding</w:t>
+      </w:r>
+      <w:r>
+        <w:rPr>
+          <w:rFonts w:ascii="Times New Roman" w:hAnsi="Times New Roman" w:cs="Times New Roman"/>
+        </w:rPr>
+        <w:t xml:space="preserve"> (scrambled output colors) and memory allocation spikes that trigger Out-of-Memory (OOM) crashes:</w:t>
       </w:r>
     </w:p>
     <w:p>
       <w:pPr>
         <w:pStyle w:val="BodyText"/>
+        <w:rPr>
+          <w:rFonts w:ascii="Times New Roman" w:hAnsi="Times New Roman" w:cs="Times New Roman"/>
+        </w:rPr>
       </w:pPr>
       <m:oMathPara>
         <m:oMathParaPr>
@@ -839,23 +1160,27 @@
         </m:oMathParaPr>
         <m:oMath>
           <m:sSub>
+            <m:sSubPr>
+              <m:ctrlPr>
+                <w:rPr>
+                  <w:rFonts w:ascii="Cambria Math" w:hAnsi="Cambria Math" w:cs="Times New Roman"/>
+                </w:rPr>
+              </m:ctrlPr>
+            </m:sSubPr>
             <m:e>
               <m:r>
+                <w:rPr>
+                  <w:rFonts w:ascii="Cambria Math" w:hAnsi="Cambria Math" w:cs="Times New Roman"/>
+                </w:rPr>
                 <m:t>M</m:t>
               </m:r>
             </m:e>
             <m:sub>
               <m:r>
-                <m:t>p</m:t>
-              </m:r>
-              <m:r>
-                <m:t>e</m:t>
-              </m:r>
-              <m:r>
-                <m:t>a</m:t>
-              </m:r>
-              <m:r>
-                <m:t>k</m:t>
+                <w:rPr>
+                  <w:rFonts w:ascii="Cambria Math" w:hAnsi="Cambria Math" w:cs="Times New Roman"/>
+                </w:rPr>
+                <m:t>peak</m:t>
               </m:r>
             </m:sub>
           </m:sSub>
@@ -863,56 +1188,75 @@
             <m:rPr>
               <m:sty m:val="p"/>
             </m:rPr>
+            <w:rPr>
+              <w:rFonts w:ascii="Cambria Math" w:hAnsi="Cambria Math" w:cs="Times New Roman"/>
+            </w:rPr>
             <m:t>=</m:t>
           </m:r>
           <m:nary>
             <m:naryPr>
               <m:chr m:val="∑"/>
               <m:limLoc m:val="undOvr"/>
-              <m:subHide m:val="off"/>
-              <m:supHide m:val="off"/>
+              <m:ctrlPr>
+                <w:rPr>
+                  <w:rFonts w:ascii="Cambria Math" w:hAnsi="Cambria Math" w:cs="Times New Roman"/>
+                </w:rPr>
+              </m:ctrlPr>
             </m:naryPr>
             <m:sub>
               <m:r>
+                <w:rPr>
+                  <w:rFonts w:ascii="Cambria Math" w:hAnsi="Cambria Math" w:cs="Times New Roman"/>
+                </w:rPr>
                 <m:t>i</m:t>
               </m:r>
               <m:r>
                 <m:rPr>
                   <m:sty m:val="p"/>
                 </m:rPr>
+                <w:rPr>
+                  <w:rFonts w:ascii="Cambria Math" w:hAnsi="Cambria Math" w:cs="Times New Roman"/>
+                </w:rPr>
                 <m:t>=</m:t>
               </m:r>
               <m:r>
+                <w:rPr>
+                  <w:rFonts w:ascii="Cambria Math" w:hAnsi="Cambria Math" w:cs="Times New Roman"/>
+                </w:rPr>
                 <m:t>1</m:t>
               </m:r>
             </m:sub>
             <m:sup>
               <m:r>
+                <w:rPr>
+                  <w:rFonts w:ascii="Cambria Math" w:hAnsi="Cambria Math" w:cs="Times New Roman"/>
+                </w:rPr>
                 <m:t>N</m:t>
               </m:r>
             </m:sup>
             <m:e>
               <m:sSub>
+                <m:sSubPr>
+                  <m:ctrlPr>
+                    <w:rPr>
+                      <w:rFonts w:ascii="Cambria Math" w:hAnsi="Cambria Math" w:cs="Times New Roman"/>
+                    </w:rPr>
+                  </m:ctrlPr>
+                </m:sSubPr>
                 <m:e>
                   <m:r>
+                    <w:rPr>
+                      <w:rFonts w:ascii="Cambria Math" w:hAnsi="Cambria Math" w:cs="Times New Roman"/>
+                    </w:rPr>
                     <m:t>M</m:t>
                   </m:r>
                 </m:e>
                 <m:sub>
                   <m:r>
-                    <m:t>m</m:t>
-                  </m:r>
-                  <m:r>
-                    <m:t>o</m:t>
-                  </m:r>
-                  <m:r>
-                    <m:t>d</m:t>
-                  </m:r>
-                  <m:r>
-                    <m:t>e</m:t>
-                  </m:r>
-                  <m:r>
-                    <m:t>l</m:t>
+                    <w:rPr>
+                      <w:rFonts w:ascii="Cambria Math" w:hAnsi="Cambria Math" w:cs="Times New Roman"/>
+                    </w:rPr>
+                    <m:t>model</m:t>
                   </m:r>
                 </m:sub>
               </m:sSub>
@@ -922,16 +1266,16 @@
             <m:rPr>
               <m:sty m:val="p"/>
             </m:rPr>
+            <w:rPr>
+              <w:rFonts w:ascii="Cambria Math" w:hAnsi="Cambria Math" w:cs="Times New Roman"/>
+            </w:rPr>
             <m:t>≫</m:t>
           </m:r>
           <m:r>
-            <m:t>16</m:t>
-          </m:r>
-          <m:r>
-            <m:t>G</m:t>
-          </m:r>
-          <m:r>
-            <m:t>B</m:t>
+            <w:rPr>
+              <w:rFonts w:ascii="Cambria Math" w:hAnsi="Cambria Math" w:cs="Times New Roman"/>
+            </w:rPr>
+            <m:t>16GB</m:t>
           </m:r>
         </m:oMath>
       </m:oMathPara>
@@ -940,21 +1284,25 @@
       <w:pPr>
         <w:numPr>
           <w:ilvl w:val="0"/>
-          <w:numId w:val="1002"/>
+          <w:numId w:val="3"/>
         </w:numPr>
-      </w:pPr>
-      <w:r>
-        <w:rPr>
+        <w:rPr>
+          <w:rFonts w:ascii="Times New Roman" w:hAnsi="Times New Roman" w:cs="Times New Roman"/>
+        </w:rPr>
+      </w:pPr>
+      <w:r>
+        <w:rPr>
+          <w:rFonts w:ascii="Times New Roman" w:hAnsi="Times New Roman" w:cs="Times New Roman"/>
           <w:b/>
           <w:bCs/>
         </w:rPr>
-        <w:t xml:space="preserve">The Solution:</w:t>
-      </w:r>
-      <w:r>
-        <w:t xml:space="preserve"> </w:t>
-      </w:r>
-      <w:r>
-        <w:t xml:space="preserve">We isolated each inference step using Mutual Exclusion (Mutex) locks:</w:t>
+        <w:t>The Solution:</w:t>
+      </w:r>
+      <w:r>
+        <w:rPr>
+          <w:rFonts w:ascii="Times New Roman" w:hAnsi="Times New Roman" w:cs="Times New Roman"/>
+        </w:rPr>
+        <w:t xml:space="preserve"> We isolated each inference step using Mutual Exclusion (Mutex) locks:</w:t>
       </w:r>
     </w:p>
     <w:p>
@@ -962,30 +1310,42 @@
         <w:pStyle w:val="SourceCode"/>
         <w:numPr>
           <w:ilvl w:val="0"/>
-          <w:numId w:val="1000"/>
+          <w:numId w:val="1"/>
         </w:numPr>
+        <w:rPr>
+          <w:rFonts w:ascii="Times New Roman" w:hAnsi="Times New Roman" w:cs="Times New Roman"/>
+        </w:rPr>
       </w:pPr>
       <w:r>
         <w:rPr>
           <w:rStyle w:val="VerbatimChar"/>
-        </w:rPr>
-        <w:t xml:space="preserve">deoldify_lock = threading.Lock()</w:t>
-      </w:r>
-      <w:r>
+          <w:rFonts w:ascii="Times New Roman" w:hAnsi="Times New Roman" w:cs="Times New Roman"/>
+        </w:rPr>
+        <w:t>deoldify_lock = threading.Lock()</w:t>
+      </w:r>
+      <w:r>
+        <w:rPr>
+          <w:rFonts w:ascii="Times New Roman" w:hAnsi="Times New Roman" w:cs="Times New Roman"/>
+        </w:rPr>
         <w:br/>
       </w:r>
       <w:r>
         <w:rPr>
           <w:rStyle w:val="VerbatimChar"/>
-        </w:rPr>
-        <w:t xml:space="preserve">with deoldify_lock:</w:t>
-      </w:r>
-      <w:r>
+          <w:rFonts w:ascii="Times New Roman" w:hAnsi="Times New Roman" w:cs="Times New Roman"/>
+        </w:rPr>
+        <w:t>with deoldify_lock:</w:t>
+      </w:r>
+      <w:r>
+        <w:rPr>
+          <w:rFonts w:ascii="Times New Roman" w:hAnsi="Times New Roman" w:cs="Times New Roman"/>
+        </w:rPr>
         <w:br/>
       </w:r>
       <w:r>
         <w:rPr>
           <w:rStyle w:val="VerbatimChar"/>
+          <w:rFonts w:ascii="Times New Roman" w:hAnsi="Times New Roman" w:cs="Times New Roman"/>
         </w:rPr>
         <w:t xml:space="preserve">    # Isolate PyTorch array execution sequentially</w:t>
       </w:r>
@@ -994,34 +1354,47 @@
       <w:pPr>
         <w:numPr>
           <w:ilvl w:val="0"/>
-          <w:numId w:val="1002"/>
+          <w:numId w:val="3"/>
         </w:numPr>
-      </w:pPr>
-      <w:r>
-        <w:rPr>
+        <w:rPr>
+          <w:rFonts w:ascii="Times New Roman" w:hAnsi="Times New Roman" w:cs="Times New Roman"/>
+        </w:rPr>
+      </w:pPr>
+      <w:r>
+        <w:rPr>
+          <w:rFonts w:ascii="Times New Roman" w:hAnsi="Times New Roman" w:cs="Times New Roman"/>
           <w:b/>
           <w:bCs/>
         </w:rPr>
-        <w:t xml:space="preserve">The Result:</w:t>
-      </w:r>
-      <w:r>
-        <w:t xml:space="preserve"> </w:t>
-      </w:r>
-      <w:r>
-        <w:t xml:space="preserve">RAM consumption remained constant and independent of the number of users (</w:t>
+        <w:t>The Result:</w:t>
+      </w:r>
+      <w:r>
+        <w:rPr>
+          <w:rFonts w:ascii="Times New Roman" w:hAnsi="Times New Roman" w:cs="Times New Roman"/>
+        </w:rPr>
+        <w:t xml:space="preserve"> RAM consumption remained constant and independent of the number of users (</w:t>
       </w:r>
       <m:oMath>
         <m:r>
+          <w:rPr>
+            <w:rFonts w:ascii="Cambria Math" w:hAnsi="Cambria Math" w:cs="Times New Roman"/>
+          </w:rPr>
           <m:t>N</m:t>
         </m:r>
       </m:oMath>
       <w:r>
-        <w:t xml:space="preserve">), eliminating OOM crashes:</w:t>
+        <w:rPr>
+          <w:rFonts w:ascii="Times New Roman" w:hAnsi="Times New Roman" w:cs="Times New Roman"/>
+        </w:rPr>
+        <w:t>), eliminating OOM crashes:</w:t>
       </w:r>
     </w:p>
     <w:p>
       <w:pPr>
         <w:pStyle w:val="BodyText"/>
+        <w:rPr>
+          <w:rFonts w:ascii="Times New Roman" w:hAnsi="Times New Roman" w:cs="Times New Roman"/>
+        </w:rPr>
       </w:pPr>
       <m:oMathPara>
         <m:oMathParaPr>
@@ -1029,23 +1402,27 @@
         </m:oMathParaPr>
         <m:oMath>
           <m:sSub>
+            <m:sSubPr>
+              <m:ctrlPr>
+                <w:rPr>
+                  <w:rFonts w:ascii="Cambria Math" w:hAnsi="Cambria Math" w:cs="Times New Roman"/>
+                </w:rPr>
+              </m:ctrlPr>
+            </m:sSubPr>
             <m:e>
               <m:r>
+                <w:rPr>
+                  <w:rFonts w:ascii="Cambria Math" w:hAnsi="Cambria Math" w:cs="Times New Roman"/>
+                </w:rPr>
                 <m:t>M</m:t>
               </m:r>
             </m:e>
             <m:sub>
               <m:r>
-                <m:t>p</m:t>
-              </m:r>
-              <m:r>
-                <m:t>e</m:t>
-              </m:r>
-              <m:r>
-                <m:t>a</m:t>
-              </m:r>
-              <m:r>
-                <m:t>k</m:t>
+                <w:rPr>
+                  <w:rFonts w:ascii="Cambria Math" w:hAnsi="Cambria Math" w:cs="Times New Roman"/>
+                </w:rPr>
+                <m:t>peak</m:t>
               </m:r>
             </m:sub>
           </m:sSub>
@@ -1053,37 +1430,58 @@
             <m:rPr>
               <m:sty m:val="p"/>
             </m:rPr>
+            <w:rPr>
+              <w:rFonts w:ascii="Cambria Math" w:hAnsi="Cambria Math" w:cs="Times New Roman"/>
+            </w:rPr>
             <m:t>=</m:t>
           </m:r>
           <m:r>
+            <w:rPr>
+              <w:rFonts w:ascii="Cambria Math" w:hAnsi="Cambria Math" w:cs="Times New Roman"/>
+            </w:rPr>
             <m:t>O</m:t>
           </m:r>
           <m:r>
             <m:rPr>
               <m:sty m:val="p"/>
             </m:rPr>
+            <w:rPr>
+              <w:rFonts w:ascii="Cambria Math" w:hAnsi="Cambria Math" w:cs="Times New Roman"/>
+            </w:rPr>
             <m:t>(</m:t>
           </m:r>
           <m:r>
+            <w:rPr>
+              <w:rFonts w:ascii="Cambria Math" w:hAnsi="Cambria Math" w:cs="Times New Roman"/>
+            </w:rPr>
             <m:t>1</m:t>
           </m:r>
           <m:r>
             <m:rPr>
               <m:sty m:val="p"/>
             </m:rPr>
+            <w:rPr>
+              <w:rFonts w:ascii="Cambria Math" w:hAnsi="Cambria Math" w:cs="Times New Roman"/>
+            </w:rPr>
             <m:t>)</m:t>
           </m:r>
         </m:oMath>
       </m:oMathPara>
     </w:p>
-    <w:bookmarkEnd w:id="14"/>
-    <w:bookmarkStart w:id="15" w:name="Xc6925e6d17a48618c8154bd304e2ce0e8472ea9"/>
     <w:p>
       <w:pPr>
         <w:pStyle w:val="Heading3"/>
-      </w:pPr>
-      <w:r>
-        <w:t xml:space="preserve">Phase 3: Dynamic Load-Shedding (Hyper-Speed Mode)</w:t>
+        <w:rPr>
+          <w:rFonts w:ascii="Times New Roman" w:hAnsi="Times New Roman" w:cs="Times New Roman"/>
+        </w:rPr>
+      </w:pPr>
+      <w:bookmarkStart w:id="7" w:name="Xc6925e6d17a48618c8154bd304e2ce0e8472ea9"/>
+      <w:bookmarkEnd w:id="6"/>
+      <w:r>
+        <w:rPr>
+          <w:rFonts w:ascii="Times New Roman" w:hAnsi="Times New Roman" w:cs="Times New Roman"/>
+        </w:rPr>
+        <w:t>Phase 3: Dynamic Load-Shedding (Hyper-Speed Mode)</w:t>
       </w:r>
     </w:p>
     <w:p>
@@ -1091,70 +1489,85 @@
         <w:pStyle w:val="Compact"/>
         <w:numPr>
           <w:ilvl w:val="0"/>
-          <w:numId w:val="1003"/>
+          <w:numId w:val="4"/>
         </w:numPr>
-      </w:pPr>
-      <w:r>
-        <w:rPr>
+        <w:rPr>
+          <w:rFonts w:ascii="Times New Roman" w:hAnsi="Times New Roman" w:cs="Times New Roman"/>
+        </w:rPr>
+      </w:pPr>
+      <w:r>
+        <w:rPr>
+          <w:rFonts w:ascii="Times New Roman" w:hAnsi="Times New Roman" w:cs="Times New Roman"/>
           <w:b/>
           <w:bCs/>
         </w:rPr>
-        <w:t xml:space="preserve">The Problem:</w:t>
-      </w:r>
-      <w:r>
-        <w:t xml:space="preserve"> </w:t>
-      </w:r>
-      <w:r>
-        <w:t xml:space="preserve">While Mutex locks guarantee memory safety, they process requests sequentially. If one request takes</w:t>
-      </w:r>
-      <w:r>
-        <w:t xml:space="preserve"> </w:t>
+        <w:t>The Problem:</w:t>
+      </w:r>
+      <w:r>
+        <w:rPr>
+          <w:rFonts w:ascii="Times New Roman" w:hAnsi="Times New Roman" w:cs="Times New Roman"/>
+        </w:rPr>
+        <w:t xml:space="preserve"> While Mutex locks guarantee memory safety, they process requests sequentially. If one request takes </w:t>
       </w:r>
       <m:oMath>
         <m:r>
+          <w:rPr>
+            <w:rFonts w:ascii="Cambria Math" w:hAnsi="Cambria Math" w:cs="Times New Roman"/>
+          </w:rPr>
           <m:t>T</m:t>
         </m:r>
         <m:r>
           <m:rPr>
             <m:sty m:val="p"/>
           </m:rPr>
+          <w:rPr>
+            <w:rFonts w:ascii="Cambria Math" w:hAnsi="Cambria Math" w:cs="Times New Roman"/>
+          </w:rPr>
           <m:t>≈</m:t>
         </m:r>
         <m:r>
+          <w:rPr>
+            <w:rFonts w:ascii="Cambria Math" w:hAnsi="Cambria Math" w:cs="Times New Roman"/>
+          </w:rPr>
           <m:t>15</m:t>
         </m:r>
         <m:r>
           <m:rPr>
             <m:nor/>
-            <m:sty m:val="p"/>
           </m:rPr>
+          <w:rPr>
+            <w:rFonts w:ascii="Times New Roman" w:hAnsi="Times New Roman" w:cs="Times New Roman"/>
+          </w:rPr>
           <m:t>s</m:t>
         </m:r>
       </m:oMath>
       <w:r>
-        <w:t xml:space="preserve"> </w:t>
-      </w:r>
-      <w:r>
-        <w:t xml:space="preserve">under high load, the last of</w:t>
-      </w:r>
-      <w:r>
-        <w:t xml:space="preserve"> </w:t>
+        <w:rPr>
+          <w:rFonts w:ascii="Times New Roman" w:hAnsi="Times New Roman" w:cs="Times New Roman"/>
+        </w:rPr>
+        <w:t xml:space="preserve"> under high load, the last of </w:t>
       </w:r>
       <m:oMath>
         <m:r>
+          <w:rPr>
+            <w:rFonts w:ascii="Cambria Math" w:hAnsi="Cambria Math" w:cs="Times New Roman"/>
+          </w:rPr>
           <m:t>N</m:t>
         </m:r>
       </m:oMath>
       <w:r>
-        <w:t xml:space="preserve"> </w:t>
-      </w:r>
-      <w:r>
-        <w:t xml:space="preserve">concurrent users waits:</w:t>
+        <w:rPr>
+          <w:rFonts w:ascii="Times New Roman" w:hAnsi="Times New Roman" w:cs="Times New Roman"/>
+        </w:rPr>
+        <w:t xml:space="preserve"> concurrent users waits:</w:t>
       </w:r>
     </w:p>
     <w:p>
       <w:pPr>
         <w:pStyle w:val="Compact"/>
+        <w:rPr>
+          <w:rFonts w:ascii="Times New Roman" w:hAnsi="Times New Roman" w:cs="Times New Roman"/>
+        </w:rPr>
       </w:pPr>
       <m:oMathPara>
         <m:oMathParaPr>
@@ -1162,23 +1575,27 @@
         </m:oMathParaPr>
         <m:oMath>
           <m:sSub>
+            <m:sSubPr>
+              <m:ctrlPr>
+                <w:rPr>
+                  <w:rFonts w:ascii="Cambria Math" w:hAnsi="Cambria Math" w:cs="Times New Roman"/>
+                </w:rPr>
+              </m:ctrlPr>
+            </m:sSubPr>
             <m:e>
               <m:r>
+                <w:rPr>
+                  <w:rFonts w:ascii="Cambria Math" w:hAnsi="Cambria Math" w:cs="Times New Roman"/>
+                </w:rPr>
                 <m:t>T</m:t>
               </m:r>
             </m:e>
             <m:sub>
               <m:r>
-                <m:t>w</m:t>
-              </m:r>
-              <m:r>
-                <m:t>a</m:t>
-              </m:r>
-              <m:r>
-                <m:t>i</m:t>
-              </m:r>
-              <m:r>
-                <m:t>t</m:t>
+                <w:rPr>
+                  <w:rFonts w:ascii="Cambria Math" w:hAnsi="Cambria Math" w:cs="Times New Roman"/>
+                </w:rPr>
+                <m:t>wait</m:t>
               </m:r>
             </m:sub>
           </m:sSub>
@@ -1186,18 +1603,30 @@
             <m:rPr>
               <m:sty m:val="p"/>
             </m:rPr>
+            <w:rPr>
+              <w:rFonts w:ascii="Cambria Math" w:hAnsi="Cambria Math" w:cs="Times New Roman"/>
+            </w:rPr>
             <m:t>=</m:t>
           </m:r>
           <m:r>
+            <w:rPr>
+              <w:rFonts w:ascii="Cambria Math" w:hAnsi="Cambria Math" w:cs="Times New Roman"/>
+            </w:rPr>
             <m:t>N</m:t>
           </m:r>
           <m:r>
             <m:rPr>
               <m:sty m:val="p"/>
             </m:rPr>
+            <w:rPr>
+              <w:rFonts w:ascii="Cambria Math" w:hAnsi="Cambria Math" w:cs="Times New Roman"/>
+            </w:rPr>
             <m:t>×</m:t>
           </m:r>
           <m:r>
+            <w:rPr>
+              <w:rFonts w:ascii="Cambria Math" w:hAnsi="Cambria Math" w:cs="Times New Roman"/>
+            </w:rPr>
             <m:t>T</m:t>
           </m:r>
         </m:oMath>
@@ -1208,45 +1637,60 @@
         <w:pStyle w:val="Compact"/>
         <w:numPr>
           <w:ilvl w:val="0"/>
-          <w:numId w:val="1000"/>
+          <w:numId w:val="1"/>
         </w:numPr>
-      </w:pPr>
-      <w:r>
-        <w:t xml:space="preserve">For</w:t>
-      </w:r>
-      <w:r>
-        <w:t xml:space="preserve"> </w:t>
+        <w:rPr>
+          <w:rFonts w:ascii="Times New Roman" w:hAnsi="Times New Roman" w:cs="Times New Roman"/>
+        </w:rPr>
+      </w:pPr>
+      <w:r>
+        <w:rPr>
+          <w:rFonts w:ascii="Times New Roman" w:hAnsi="Times New Roman" w:cs="Times New Roman"/>
+        </w:rPr>
+        <w:t xml:space="preserve">For </w:t>
       </w:r>
       <m:oMath>
         <m:r>
+          <w:rPr>
+            <w:rFonts w:ascii="Cambria Math" w:hAnsi="Cambria Math" w:cs="Times New Roman"/>
+          </w:rPr>
           <m:t>N</m:t>
         </m:r>
         <m:r>
           <m:rPr>
             <m:sty m:val="p"/>
           </m:rPr>
+          <w:rPr>
+            <w:rFonts w:ascii="Cambria Math" w:hAnsi="Cambria Math" w:cs="Times New Roman"/>
+          </w:rPr>
           <m:t>=</m:t>
         </m:r>
         <m:r>
+          <w:rPr>
+            <w:rFonts w:ascii="Cambria Math" w:hAnsi="Cambria Math" w:cs="Times New Roman"/>
+          </w:rPr>
           <m:t>5</m:t>
         </m:r>
       </m:oMath>
       <w:r>
-        <w:t xml:space="preserve"> </w:t>
-      </w:r>
-      <w:r>
-        <w:t xml:space="preserve">users, this results in a</w:t>
-      </w:r>
-      <w:r>
-        <w:t xml:space="preserve"> </w:t>
+        <w:rPr>
+          <w:rFonts w:ascii="Times New Roman" w:hAnsi="Times New Roman" w:cs="Times New Roman"/>
+        </w:rPr>
+        <w:t xml:space="preserve"> users, this results in a </w:t>
       </w:r>
       <m:oMath>
         <m:r>
+          <w:rPr>
+            <w:rFonts w:ascii="Cambria Math" w:hAnsi="Cambria Math" w:cs="Times New Roman"/>
+          </w:rPr>
           <m:t>75</m:t>
         </m:r>
       </m:oMath>
       <w:r>
-        <w:t xml:space="preserve">-second delay, breaching our 20-second SLA.</w:t>
+        <w:rPr>
+          <w:rFonts w:ascii="Times New Roman" w:hAnsi="Times New Roman" w:cs="Times New Roman"/>
+        </w:rPr>
+        <w:t>-second delay, breaching our 20-second SLA.</w:t>
       </w:r>
     </w:p>
     <w:p>
@@ -1254,54 +1698,68 @@
         <w:pStyle w:val="Compact"/>
         <w:numPr>
           <w:ilvl w:val="0"/>
-          <w:numId w:val="1003"/>
+          <w:numId w:val="4"/>
         </w:numPr>
-      </w:pPr>
-      <w:r>
-        <w:rPr>
+        <w:rPr>
+          <w:rFonts w:ascii="Times New Roman" w:hAnsi="Times New Roman" w:cs="Times New Roman"/>
+        </w:rPr>
+      </w:pPr>
+      <w:r>
+        <w:rPr>
+          <w:rFonts w:ascii="Times New Roman" w:hAnsi="Times New Roman" w:cs="Times New Roman"/>
           <w:b/>
           <w:bCs/>
         </w:rPr>
-        <w:t xml:space="preserve">The Solution:</w:t>
-      </w:r>
-      <w:r>
-        <w:t xml:space="preserve"> </w:t>
-      </w:r>
-      <w:r>
-        <w:t xml:space="preserve">We built a real-time</w:t>
-      </w:r>
-      <w:r>
-        <w:t xml:space="preserve"> </w:t>
-      </w:r>
-      <w:r>
-        <w:rPr>
+        <w:t>The Solution:</w:t>
+      </w:r>
+      <w:r>
+        <w:rPr>
+          <w:rFonts w:ascii="Times New Roman" w:hAnsi="Times New Roman" w:cs="Times New Roman"/>
+        </w:rPr>
+        <w:t xml:space="preserve"> We built a real-time </w:t>
+      </w:r>
+      <w:r>
+        <w:rPr>
+          <w:rFonts w:ascii="Times New Roman" w:hAnsi="Times New Roman" w:cs="Times New Roman"/>
           <w:b/>
           <w:bCs/>
         </w:rPr>
-        <w:t xml:space="preserve">Traffic Sensor</w:t>
-      </w:r>
-      <w:r>
-        <w:t xml:space="preserve"> </w:t>
-      </w:r>
-      <w:r>
-        <w:t xml:space="preserve">that tracks active threads. When the system detects a traffic spike (</w:t>
+        <w:t>Traffic Sensor</w:t>
+      </w:r>
+      <w:r>
+        <w:rPr>
+          <w:rFonts w:ascii="Times New Roman" w:hAnsi="Times New Roman" w:cs="Times New Roman"/>
+        </w:rPr>
+        <w:t xml:space="preserve"> that tracks active threads. When the system detects a traffic spike (</w:t>
       </w:r>
       <m:oMath>
         <m:r>
+          <w:rPr>
+            <w:rFonts w:ascii="Cambria Math" w:hAnsi="Cambria Math" w:cs="Times New Roman"/>
+          </w:rPr>
           <m:t>N</m:t>
         </m:r>
         <m:r>
           <m:rPr>
             <m:sty m:val="p"/>
           </m:rPr>
+          <w:rPr>
+            <w:rFonts w:ascii="Cambria Math" w:hAnsi="Cambria Math" w:cs="Times New Roman"/>
+          </w:rPr>
           <m:t>≥</m:t>
         </m:r>
         <m:r>
+          <w:rPr>
+            <w:rFonts w:ascii="Cambria Math" w:hAnsi="Cambria Math" w:cs="Times New Roman"/>
+          </w:rPr>
           <m:t>3</m:t>
         </m:r>
       </m:oMath>
       <w:r>
-        <w:t xml:space="preserve">), it dynamically scales down the input pixel density to reduce computational load.</w:t>
+        <w:rPr>
+          <w:rFonts w:ascii="Times New Roman" w:hAnsi="Times New Roman" w:cs="Times New Roman"/>
+        </w:rPr>
+        <w:t>), it dynamically scales down the input pixel density to reduce computational load.</w:t>
       </w:r>
     </w:p>
     <w:p>
@@ -1309,26 +1767,33 @@
         <w:pStyle w:val="Compact"/>
         <w:numPr>
           <w:ilvl w:val="0"/>
-          <w:numId w:val="1003"/>
+          <w:numId w:val="4"/>
         </w:numPr>
-      </w:pPr>
-      <w:r>
-        <w:rPr>
+        <w:rPr>
+          <w:rFonts w:ascii="Times New Roman" w:hAnsi="Times New Roman" w:cs="Times New Roman"/>
+        </w:rPr>
+      </w:pPr>
+      <w:r>
+        <w:rPr>
+          <w:rFonts w:ascii="Times New Roman" w:hAnsi="Times New Roman" w:cs="Times New Roman"/>
           <w:b/>
           <w:bCs/>
         </w:rPr>
-        <w:t xml:space="preserve">The Math:</w:t>
-      </w:r>
-      <w:r>
-        <w:t xml:space="preserve"> </w:t>
-      </w:r>
-      <w:r>
-        <w:t xml:space="preserve">Let the computational complexity of the convolutional layers (Real-ESRGAN/DeOldify) scale quadratically with the spatial resolution:</w:t>
+        <w:t>The Math:</w:t>
+      </w:r>
+      <w:r>
+        <w:rPr>
+          <w:rFonts w:ascii="Times New Roman" w:hAnsi="Times New Roman" w:cs="Times New Roman"/>
+        </w:rPr>
+        <w:t xml:space="preserve"> Let the computational complexity of the convolutional layers (Real-ESRGAN/DeOldify) scale quadratically with the spatial resolution:</w:t>
       </w:r>
     </w:p>
     <w:p>
       <w:pPr>
         <w:pStyle w:val="Compact"/>
+        <w:rPr>
+          <w:rFonts w:ascii="Times New Roman" w:hAnsi="Times New Roman" w:cs="Times New Roman"/>
+        </w:rPr>
       </w:pPr>
       <m:oMathPara>
         <m:oMathParaPr>
@@ -1336,38 +1801,54 @@
         </m:oMathParaPr>
         <m:oMath>
           <m:r>
+            <w:rPr>
+              <w:rFonts w:ascii="Cambria Math" w:hAnsi="Cambria Math" w:cs="Times New Roman"/>
+            </w:rPr>
             <m:t>O</m:t>
           </m:r>
           <m:r>
             <m:rPr>
               <m:sty m:val="p"/>
             </m:rPr>
+            <w:rPr>
+              <w:rFonts w:ascii="Cambria Math" w:hAnsi="Cambria Math" w:cs="Times New Roman"/>
+            </w:rPr>
             <m:t>(</m:t>
           </m:r>
           <m:r>
             <m:rPr>
               <m:nor/>
-              <m:sty m:val="p"/>
             </m:rPr>
+            <w:rPr>
+              <w:rFonts w:ascii="Times New Roman" w:hAnsi="Times New Roman" w:cs="Times New Roman"/>
+            </w:rPr>
             <m:t>Width</m:t>
           </m:r>
           <m:r>
             <m:rPr>
               <m:sty m:val="p"/>
             </m:rPr>
+            <w:rPr>
+              <w:rFonts w:ascii="Cambria Math" w:hAnsi="Cambria Math" w:cs="Times New Roman"/>
+            </w:rPr>
             <m:t>×</m:t>
           </m:r>
           <m:r>
             <m:rPr>
               <m:nor/>
-              <m:sty m:val="p"/>
             </m:rPr>
+            <w:rPr>
+              <w:rFonts w:ascii="Times New Roman" w:hAnsi="Times New Roman" w:cs="Times New Roman"/>
+            </w:rPr>
             <m:t>Height</m:t>
           </m:r>
           <m:r>
             <m:rPr>
               <m:sty m:val="p"/>
             </m:rPr>
+            <w:rPr>
+              <w:rFonts w:ascii="Cambria Math" w:hAnsi="Cambria Math" w:cs="Times New Roman"/>
+            </w:rPr>
             <m:t>)</m:t>
           </m:r>
         </m:oMath>
@@ -1378,27 +1859,39 @@
         <w:pStyle w:val="Compact"/>
         <w:numPr>
           <w:ilvl w:val="0"/>
-          <w:numId w:val="1000"/>
+          <w:numId w:val="1"/>
         </w:numPr>
-      </w:pPr>
-      <w:r>
-        <w:t xml:space="preserve">By dynamically scaling down the input dimension by a scaling factor</w:t>
-      </w:r>
-      <w:r>
-        <w:t xml:space="preserve"> </w:t>
+        <w:rPr>
+          <w:rFonts w:ascii="Times New Roman" w:hAnsi="Times New Roman" w:cs="Times New Roman"/>
+        </w:rPr>
+      </w:pPr>
+      <w:r>
+        <w:rPr>
+          <w:rFonts w:ascii="Times New Roman" w:hAnsi="Times New Roman" w:cs="Times New Roman"/>
+        </w:rPr>
+        <w:t xml:space="preserve">By dynamically scaling down the input dimension by a scaling factor </w:t>
       </w:r>
       <m:oMath>
         <m:r>
+          <w:rPr>
+            <w:rFonts w:ascii="Cambria Math" w:hAnsi="Cambria Math" w:cs="Times New Roman"/>
+          </w:rPr>
           <m:t>k</m:t>
         </m:r>
       </m:oMath>
       <w:r>
-        <w:t xml:space="preserve">:</w:t>
+        <w:rPr>
+          <w:rFonts w:ascii="Times New Roman" w:hAnsi="Times New Roman" w:cs="Times New Roman"/>
+        </w:rPr>
+        <w:t>:</w:t>
       </w:r>
     </w:p>
     <w:p>
       <w:pPr>
         <w:pStyle w:val="Compact"/>
+        <w:rPr>
+          <w:rFonts w:ascii="Times New Roman" w:hAnsi="Times New Roman" w:cs="Times New Roman"/>
+        </w:rPr>
       </w:pPr>
       <m:oMathPara>
         <m:oMathParaPr>
@@ -1406,33 +1899,54 @@
         </m:oMathParaPr>
         <m:oMath>
           <m:r>
+            <w:rPr>
+              <w:rFonts w:ascii="Cambria Math" w:hAnsi="Cambria Math" w:cs="Times New Roman"/>
+            </w:rPr>
             <m:t>k</m:t>
           </m:r>
           <m:r>
             <m:rPr>
               <m:sty m:val="p"/>
             </m:rPr>
+            <w:rPr>
+              <w:rFonts w:ascii="Cambria Math" w:hAnsi="Cambria Math" w:cs="Times New Roman"/>
+            </w:rPr>
             <m:t>=</m:t>
           </m:r>
           <m:r>
+            <w:rPr>
+              <w:rFonts w:ascii="Cambria Math" w:hAnsi="Cambria Math" w:cs="Times New Roman"/>
+            </w:rPr>
             <m:t>256</m:t>
           </m:r>
           <m:r>
             <m:rPr>
               <m:sty m:val="p"/>
             </m:rPr>
+            <w:rPr>
+              <w:rFonts w:ascii="Cambria Math" w:hAnsi="Cambria Math" w:cs="Times New Roman"/>
+            </w:rPr>
             <m:t>/</m:t>
           </m:r>
           <m:r>
+            <w:rPr>
+              <w:rFonts w:ascii="Cambria Math" w:hAnsi="Cambria Math" w:cs="Times New Roman"/>
+            </w:rPr>
             <m:t>400</m:t>
           </m:r>
           <m:r>
             <m:rPr>
               <m:sty m:val="p"/>
             </m:rPr>
+            <w:rPr>
+              <w:rFonts w:ascii="Cambria Math" w:hAnsi="Cambria Math" w:cs="Times New Roman"/>
+            </w:rPr>
             <m:t>=</m:t>
           </m:r>
           <m:r>
+            <w:rPr>
+              <w:rFonts w:ascii="Cambria Math" w:hAnsi="Cambria Math" w:cs="Times New Roman"/>
+            </w:rPr>
             <m:t>0.64</m:t>
           </m:r>
         </m:oMath>
@@ -1443,16 +1957,25 @@
         <w:pStyle w:val="Compact"/>
         <w:numPr>
           <w:ilvl w:val="0"/>
-          <w:numId w:val="1000"/>
+          <w:numId w:val="1"/>
         </w:numPr>
-      </w:pPr>
-      <w:r>
-        <w:t xml:space="preserve">The total pixel array to process is reduced by:</w:t>
+        <w:rPr>
+          <w:rFonts w:ascii="Times New Roman" w:hAnsi="Times New Roman" w:cs="Times New Roman"/>
+        </w:rPr>
+      </w:pPr>
+      <w:r>
+        <w:rPr>
+          <w:rFonts w:ascii="Times New Roman" w:hAnsi="Times New Roman" w:cs="Times New Roman"/>
+        </w:rPr>
+        <w:t>The total pixel array to process is reduced by:</w:t>
       </w:r>
     </w:p>
     <w:p>
       <w:pPr>
         <w:pStyle w:val="Compact"/>
+        <w:rPr>
+          <w:rFonts w:ascii="Times New Roman" w:hAnsi="Times New Roman" w:cs="Times New Roman"/>
+        </w:rPr>
       </w:pPr>
       <m:oMathPara>
         <m:oMathParaPr>
@@ -1460,22 +1983,41 @@
         </m:oMathParaPr>
         <m:oMath>
           <m:r>
+            <w:rPr>
+              <w:rFonts w:ascii="Cambria Math" w:hAnsi="Cambria Math" w:cs="Times New Roman"/>
+            </w:rPr>
             <m:t>1</m:t>
           </m:r>
           <m:r>
             <m:rPr>
               <m:sty m:val="p"/>
             </m:rPr>
-            <m:t>−</m:t>
+            <w:rPr>
+              <w:rFonts w:ascii="Cambria Math" w:hAnsi="Cambria Math" w:cs="Times New Roman"/>
+            </w:rPr>
+            <m:t>-</m:t>
           </m:r>
           <m:sSup>
+            <m:sSupPr>
+              <m:ctrlPr>
+                <w:rPr>
+                  <w:rFonts w:ascii="Cambria Math" w:hAnsi="Cambria Math" w:cs="Times New Roman"/>
+                </w:rPr>
+              </m:ctrlPr>
+            </m:sSupPr>
             <m:e>
               <m:r>
+                <w:rPr>
+                  <w:rFonts w:ascii="Cambria Math" w:hAnsi="Cambria Math" w:cs="Times New Roman"/>
+                </w:rPr>
                 <m:t>k</m:t>
               </m:r>
             </m:e>
             <m:sup>
               <m:r>
+                <w:rPr>
+                  <w:rFonts w:ascii="Cambria Math" w:hAnsi="Cambria Math" w:cs="Times New Roman"/>
+                </w:rPr>
                 <m:t>2</m:t>
               </m:r>
             </m:sup>
@@ -1484,41 +2026,64 @@
             <m:rPr>
               <m:sty m:val="p"/>
             </m:rPr>
+            <w:rPr>
+              <w:rFonts w:ascii="Cambria Math" w:hAnsi="Cambria Math" w:cs="Times New Roman"/>
+            </w:rPr>
             <m:t>=</m:t>
           </m:r>
           <m:r>
+            <w:rPr>
+              <w:rFonts w:ascii="Cambria Math" w:hAnsi="Cambria Math" w:cs="Times New Roman"/>
+            </w:rPr>
             <m:t>1</m:t>
           </m:r>
           <m:r>
             <m:rPr>
               <m:sty m:val="p"/>
             </m:rPr>
-            <m:t>−</m:t>
-          </m:r>
-          <m:r>
+            <w:rPr>
+              <w:rFonts w:ascii="Cambria Math" w:hAnsi="Cambria Math" w:cs="Times New Roman"/>
+            </w:rPr>
+            <m:t>-</m:t>
+          </m:r>
+          <m:r>
+            <w:rPr>
+              <w:rFonts w:ascii="Cambria Math" w:hAnsi="Cambria Math" w:cs="Times New Roman"/>
+            </w:rPr>
             <m:t>0.4096</m:t>
           </m:r>
           <m:r>
             <m:rPr>
               <m:sty m:val="p"/>
             </m:rPr>
+            <w:rPr>
+              <w:rFonts w:ascii="Cambria Math" w:hAnsi="Cambria Math" w:cs="Times New Roman"/>
+            </w:rPr>
             <m:t>=</m:t>
           </m:r>
           <m:r>
+            <w:rPr>
+              <w:rFonts w:ascii="Cambria Math" w:hAnsi="Cambria Math" w:cs="Times New Roman"/>
+            </w:rPr>
             <m:t>59.04</m:t>
           </m:r>
           <m:r>
             <m:rPr>
               <m:sty m:val="p"/>
             </m:rPr>
+            <w:rPr>
+              <w:rFonts w:ascii="Cambria Math" w:hAnsi="Cambria Math" w:cs="Times New Roman"/>
+            </w:rPr>
             <m:t>%</m:t>
           </m:r>
           <m:r>
             <m:rPr>
               <m:nor/>
-              <m:sty m:val="p"/>
             </m:rPr>
-            <m:t> reduction in math</m:t>
+            <w:rPr>
+              <w:rFonts w:ascii="Times New Roman" w:hAnsi="Times New Roman" w:cs="Times New Roman"/>
+            </w:rPr>
+            <m:t xml:space="preserve"> reduction in math</m:t>
           </m:r>
         </m:oMath>
       </m:oMathPara>
@@ -1528,65 +2093,79 @@
         <w:pStyle w:val="Compact"/>
         <w:numPr>
           <w:ilvl w:val="0"/>
-          <w:numId w:val="1003"/>
+          <w:numId w:val="4"/>
         </w:numPr>
-      </w:pPr>
-      <w:r>
-        <w:rPr>
+        <w:rPr>
+          <w:rFonts w:ascii="Times New Roman" w:hAnsi="Times New Roman" w:cs="Times New Roman"/>
+        </w:rPr>
+      </w:pPr>
+      <w:r>
+        <w:rPr>
+          <w:rFonts w:ascii="Times New Roman" w:hAnsi="Times New Roman" w:cs="Times New Roman"/>
           <w:b/>
           <w:bCs/>
         </w:rPr>
-        <w:t xml:space="preserve">The Result:</w:t>
-      </w:r>
-      <w:r>
-        <w:t xml:space="preserve"> </w:t>
-      </w:r>
-      <w:r>
-        <w:t xml:space="preserve">The processing latency per image dropped from</w:t>
-      </w:r>
-      <w:r>
-        <w:t xml:space="preserve"> </w:t>
+        <w:t>The Result:</w:t>
+      </w:r>
+      <w:r>
+        <w:rPr>
+          <w:rFonts w:ascii="Times New Roman" w:hAnsi="Times New Roman" w:cs="Times New Roman"/>
+        </w:rPr>
+        <w:t xml:space="preserve"> The processing latency per image dropped from </w:t>
       </w:r>
       <m:oMath>
         <m:r>
+          <w:rPr>
+            <w:rFonts w:ascii="Cambria Math" w:hAnsi="Cambria Math" w:cs="Times New Roman"/>
+          </w:rPr>
           <m:t>15</m:t>
         </m:r>
         <m:r>
           <m:rPr>
             <m:nor/>
-            <m:sty m:val="p"/>
           </m:rPr>
+          <w:rPr>
+            <w:rFonts w:ascii="Times New Roman" w:hAnsi="Times New Roman" w:cs="Times New Roman"/>
+          </w:rPr>
           <m:t>s</m:t>
         </m:r>
       </m:oMath>
       <w:r>
-        <w:t xml:space="preserve"> </w:t>
-      </w:r>
-      <w:r>
-        <w:t xml:space="preserve">to</w:t>
-      </w:r>
-      <w:r>
-        <w:t xml:space="preserve"> </w:t>
+        <w:rPr>
+          <w:rFonts w:ascii="Times New Roman" w:hAnsi="Times New Roman" w:cs="Times New Roman"/>
+        </w:rPr>
+        <w:t xml:space="preserve"> to </w:t>
       </w:r>
       <m:oMath>
         <m:r>
+          <w:rPr>
+            <w:rFonts w:ascii="Cambria Math" w:hAnsi="Cambria Math" w:cs="Times New Roman"/>
+          </w:rPr>
           <m:t>2.5</m:t>
         </m:r>
         <m:r>
           <m:rPr>
             <m:nor/>
-            <m:sty m:val="p"/>
           </m:rPr>
+          <w:rPr>
+            <w:rFonts w:ascii="Times New Roman" w:hAnsi="Times New Roman" w:cs="Times New Roman"/>
+          </w:rPr>
           <m:t>s</m:t>
         </m:r>
       </m:oMath>
       <w:r>
-        <w:t xml:space="preserve">. This guarantees that 8 concurrent users can be served within the 20-second SLA limit:</w:t>
+        <w:rPr>
+          <w:rFonts w:ascii="Times New Roman" w:hAnsi="Times New Roman" w:cs="Times New Roman"/>
+        </w:rPr>
+        <w:t>. This guarantees that 8 concurrent users can be served within the 20-second SLA limit:</w:t>
       </w:r>
     </w:p>
     <w:p>
       <w:pPr>
         <w:pStyle w:val="Compact"/>
+        <w:rPr>
+          <w:rFonts w:ascii="Times New Roman" w:hAnsi="Times New Roman" w:cs="Times New Roman"/>
+        </w:rPr>
       </w:pPr>
       <m:oMathPara>
         <m:oMathParaPr>
@@ -1594,23 +2173,27 @@
         </m:oMathParaPr>
         <m:oMath>
           <m:sSub>
+            <m:sSubPr>
+              <m:ctrlPr>
+                <w:rPr>
+                  <w:rFonts w:ascii="Cambria Math" w:hAnsi="Cambria Math" w:cs="Times New Roman"/>
+                </w:rPr>
+              </m:ctrlPr>
+            </m:sSubPr>
             <m:e>
               <m:r>
+                <w:rPr>
+                  <w:rFonts w:ascii="Cambria Math" w:hAnsi="Cambria Math" w:cs="Times New Roman"/>
+                </w:rPr>
                 <m:t>T</m:t>
               </m:r>
             </m:e>
             <m:sub>
               <m:r>
-                <m:t>w</m:t>
-              </m:r>
-              <m:r>
-                <m:t>a</m:t>
-              </m:r>
-              <m:r>
-                <m:t>i</m:t>
-              </m:r>
-              <m:r>
-                <m:t>t</m:t>
+                <w:rPr>
+                  <w:rFonts w:ascii="Cambria Math" w:hAnsi="Cambria Math" w:cs="Times New Roman"/>
+                </w:rPr>
+                <m:t>wait</m:t>
               </m:r>
             </m:sub>
           </m:sSub>
@@ -1618,54 +2201,82 @@
             <m:rPr>
               <m:sty m:val="p"/>
             </m:rPr>
+            <w:rPr>
+              <w:rFonts w:ascii="Cambria Math" w:hAnsi="Cambria Math" w:cs="Times New Roman"/>
+            </w:rPr>
             <m:t>=</m:t>
           </m:r>
           <m:r>
+            <w:rPr>
+              <w:rFonts w:ascii="Cambria Math" w:hAnsi="Cambria Math" w:cs="Times New Roman"/>
+            </w:rPr>
             <m:t>8</m:t>
           </m:r>
           <m:r>
             <m:rPr>
               <m:sty m:val="p"/>
             </m:rPr>
+            <w:rPr>
+              <w:rFonts w:ascii="Cambria Math" w:hAnsi="Cambria Math" w:cs="Times New Roman"/>
+            </w:rPr>
             <m:t>×</m:t>
           </m:r>
           <m:r>
+            <w:rPr>
+              <w:rFonts w:ascii="Cambria Math" w:hAnsi="Cambria Math" w:cs="Times New Roman"/>
+            </w:rPr>
             <m:t>2.5</m:t>
           </m:r>
           <m:r>
             <m:rPr>
               <m:nor/>
-              <m:sty m:val="p"/>
             </m:rPr>
+            <w:rPr>
+              <w:rFonts w:ascii="Times New Roman" w:hAnsi="Times New Roman" w:cs="Times New Roman"/>
+            </w:rPr>
             <m:t>s</m:t>
           </m:r>
           <m:r>
             <m:rPr>
               <m:sty m:val="p"/>
             </m:rPr>
+            <w:rPr>
+              <w:rFonts w:ascii="Cambria Math" w:hAnsi="Cambria Math" w:cs="Times New Roman"/>
+            </w:rPr>
             <m:t>=</m:t>
           </m:r>
           <m:r>
+            <w:rPr>
+              <w:rFonts w:ascii="Cambria Math" w:hAnsi="Cambria Math" w:cs="Times New Roman"/>
+            </w:rPr>
             <m:t>20</m:t>
           </m:r>
           <m:r>
             <m:rPr>
               <m:nor/>
-              <m:sty m:val="p"/>
             </m:rPr>
+            <w:rPr>
+              <w:rFonts w:ascii="Times New Roman" w:hAnsi="Times New Roman" w:cs="Times New Roman"/>
+            </w:rPr>
             <m:t>s</m:t>
           </m:r>
         </m:oMath>
       </m:oMathPara>
     </w:p>
-    <w:bookmarkEnd w:id="15"/>
-    <w:bookmarkStart w:id="16" w:name="X5faea407dfb39f3eaa82d6b1a360392a8681b19"/>
     <w:p>
       <w:pPr>
         <w:pStyle w:val="Heading3"/>
-      </w:pPr>
-      <w:r>
-        <w:t xml:space="preserve">Phase 4: Asynchronous Loop Scheduler (Thread Starvation)</w:t>
+        <w:rPr>
+          <w:rFonts w:ascii="Times New Roman" w:hAnsi="Times New Roman" w:cs="Times New Roman"/>
+        </w:rPr>
+      </w:pPr>
+      <w:bookmarkStart w:id="8" w:name="X5faea407dfb39f3eaa82d6b1a360392a8681b19"/>
+      <w:bookmarkEnd w:id="7"/>
+      <w:r>
+        <w:rPr>
+          <w:rFonts w:ascii="Times New Roman" w:hAnsi="Times New Roman" w:cs="Times New Roman"/>
+        </w:rPr>
+        <w:t>Phase 4: Asynchronous Loop Scheduler (Thread Starvation)</w:t>
       </w:r>
     </w:p>
     <w:p>
@@ -1673,21 +2284,25 @@
         <w:pStyle w:val="Compact"/>
         <w:numPr>
           <w:ilvl w:val="0"/>
-          <w:numId w:val="1004"/>
+          <w:numId w:val="5"/>
         </w:numPr>
-      </w:pPr>
-      <w:r>
-        <w:rPr>
+        <w:rPr>
+          <w:rFonts w:ascii="Times New Roman" w:hAnsi="Times New Roman" w:cs="Times New Roman"/>
+        </w:rPr>
+      </w:pPr>
+      <w:r>
+        <w:rPr>
+          <w:rFonts w:ascii="Times New Roman" w:hAnsi="Times New Roman" w:cs="Times New Roman"/>
           <w:b/>
           <w:bCs/>
         </w:rPr>
-        <w:t xml:space="preserve">The Problem:</w:t>
-      </w:r>
-      <w:r>
-        <w:t xml:space="preserve"> </w:t>
-      </w:r>
-      <w:r>
-        <w:t xml:space="preserve">At 100% CPU utilization, the Python synchronous threadpool starved, causing the server to ignore browser heartbeat pings. The background cleaner falsely assumed the user disconnected and aborted active tasks.</w:t>
+        <w:t>The Problem:</w:t>
+      </w:r>
+      <w:r>
+        <w:rPr>
+          <w:rFonts w:ascii="Times New Roman" w:hAnsi="Times New Roman" w:cs="Times New Roman"/>
+        </w:rPr>
+        <w:t xml:space="preserve"> At 100% CPU utilization, the Python synchronous threadpool starved, causing the server to ignore browser heartbeat pings. The background cleaner falsely assumed the user disconnected and aborted active tasks.</w:t>
       </w:r>
     </w:p>
     <w:p>
@@ -1695,30 +2310,39 @@
         <w:pStyle w:val="Compact"/>
         <w:numPr>
           <w:ilvl w:val="0"/>
-          <w:numId w:val="1004"/>
+          <w:numId w:val="5"/>
         </w:numPr>
-      </w:pPr>
-      <w:r>
-        <w:rPr>
+        <w:rPr>
+          <w:rFonts w:ascii="Times New Roman" w:hAnsi="Times New Roman" w:cs="Times New Roman"/>
+        </w:rPr>
+      </w:pPr>
+      <w:r>
+        <w:rPr>
+          <w:rFonts w:ascii="Times New Roman" w:hAnsi="Times New Roman" w:cs="Times New Roman"/>
           <w:b/>
           <w:bCs/>
         </w:rPr>
-        <w:t xml:space="preserve">The Solution:</w:t>
-      </w:r>
-      <w:r>
-        <w:t xml:space="preserve"> </w:t>
-      </w:r>
-      <w:r>
-        <w:t xml:space="preserve">We converted request endpoints to Asynchronous Coroutines (</w:t>
+        <w:lastRenderedPageBreak/>
+        <w:t>The Solution:</w:t>
+      </w:r>
+      <w:r>
+        <w:rPr>
+          <w:rFonts w:ascii="Times New Roman" w:hAnsi="Times New Roman" w:cs="Times New Roman"/>
+        </w:rPr>
+        <w:t xml:space="preserve"> We converted request endpoints to Asynchronous Coroutines (</w:t>
       </w:r>
       <w:r>
         <w:rPr>
           <w:rStyle w:val="VerbatimChar"/>
-        </w:rPr>
-        <w:t xml:space="preserve">async def</w:t>
-      </w:r>
-      <w:r>
-        <w:t xml:space="preserve">).</w:t>
+          <w:rFonts w:ascii="Times New Roman" w:hAnsi="Times New Roman" w:cs="Times New Roman"/>
+        </w:rPr>
+        <w:t>async def</w:t>
+      </w:r>
+      <w:r>
+        <w:rPr>
+          <w:rFonts w:ascii="Times New Roman" w:hAnsi="Times New Roman" w:cs="Times New Roman"/>
+        </w:rPr>
+        <w:t>).</w:t>
       </w:r>
     </w:p>
     <w:p>
@@ -1726,52 +2350,64 @@
         <w:pStyle w:val="Compact"/>
         <w:numPr>
           <w:ilvl w:val="0"/>
-          <w:numId w:val="1004"/>
+          <w:numId w:val="5"/>
         </w:numPr>
-      </w:pPr>
-      <w:r>
-        <w:rPr>
+        <w:rPr>
+          <w:rFonts w:ascii="Times New Roman" w:hAnsi="Times New Roman" w:cs="Times New Roman"/>
+        </w:rPr>
+      </w:pPr>
+      <w:r>
+        <w:rPr>
+          <w:rFonts w:ascii="Times New Roman" w:hAnsi="Times New Roman" w:cs="Times New Roman"/>
           <w:b/>
           <w:bCs/>
         </w:rPr>
-        <w:t xml:space="preserve">The Result:</w:t>
-      </w:r>
-      <w:r>
-        <w:t xml:space="preserve"> </w:t>
-      </w:r>
-      <w:r>
-        <w:t xml:space="preserve">Network polling is processed in the async event loop, allowing the server to answer browser heartbeat pings in</w:t>
-      </w:r>
-      <w:r>
-        <w:t xml:space="preserve"> </w:t>
+        <w:t>The Result:</w:t>
+      </w:r>
+      <w:r>
+        <w:rPr>
+          <w:rFonts w:ascii="Times New Roman" w:hAnsi="Times New Roman" w:cs="Times New Roman"/>
+        </w:rPr>
+        <w:t xml:space="preserve"> Network polling is processed in the async event loop, allowing the server to answer browser heartbeat pings in </w:t>
       </w:r>
       <m:oMath>
         <m:r>
+          <w:rPr>
+            <w:rFonts w:ascii="Cambria Math" w:hAnsi="Cambria Math" w:cs="Times New Roman"/>
+          </w:rPr>
           <m:t>0.001</m:t>
         </m:r>
         <m:r>
           <m:rPr>
             <m:nor/>
-            <m:sty m:val="p"/>
           </m:rPr>
+          <w:rPr>
+            <w:rFonts w:ascii="Times New Roman" w:hAnsi="Times New Roman" w:cs="Times New Roman"/>
+          </w:rPr>
           <m:t>ms</m:t>
         </m:r>
       </m:oMath>
       <w:r>
-        <w:t xml:space="preserve"> </w:t>
-      </w:r>
-      <w:r>
-        <w:t xml:space="preserve">even under full CPU load.</w:t>
-      </w:r>
-    </w:p>
-    <w:bookmarkEnd w:id="16"/>
-    <w:bookmarkStart w:id="17" w:name="X1c4389fc2378120a52ffb898b72b320cbdab344"/>
+        <w:rPr>
+          <w:rFonts w:ascii="Times New Roman" w:hAnsi="Times New Roman" w:cs="Times New Roman"/>
+        </w:rPr>
+        <w:t xml:space="preserve"> even under full CPU load.</w:t>
+      </w:r>
+    </w:p>
     <w:p>
       <w:pPr>
         <w:pStyle w:val="Heading3"/>
-      </w:pPr>
-      <w:r>
-        <w:t xml:space="preserve">Phase 5: Client-Side Layout &amp; CORS Bypass (60 FPS Performance)</w:t>
+        <w:rPr>
+          <w:rFonts w:ascii="Times New Roman" w:hAnsi="Times New Roman" w:cs="Times New Roman"/>
+        </w:rPr>
+      </w:pPr>
+      <w:bookmarkStart w:id="9" w:name="X1c4389fc2378120a52ffb898b72b320cbdab344"/>
+      <w:bookmarkEnd w:id="8"/>
+      <w:r>
+        <w:rPr>
+          <w:rFonts w:ascii="Times New Roman" w:hAnsi="Times New Roman" w:cs="Times New Roman"/>
+        </w:rPr>
+        <w:t>Phase 5: Client-Side Layout &amp; CORS Bypass (60 FPS Performance)</w:t>
       </w:r>
     </w:p>
     <w:p>
@@ -1779,15 +2415,19 @@
         <w:pStyle w:val="Compact"/>
         <w:numPr>
           <w:ilvl w:val="0"/>
-          <w:numId w:val="1005"/>
+          <w:numId w:val="6"/>
         </w:numPr>
-      </w:pPr>
-      <w:r>
-        <w:rPr>
+        <w:rPr>
+          <w:rFonts w:ascii="Times New Roman" w:hAnsi="Times New Roman" w:cs="Times New Roman"/>
+        </w:rPr>
+      </w:pPr>
+      <w:r>
+        <w:rPr>
+          <w:rFonts w:ascii="Times New Roman" w:hAnsi="Times New Roman" w:cs="Times New Roman"/>
           <w:b/>
           <w:bCs/>
         </w:rPr>
-        <w:t xml:space="preserve">The Problem:</w:t>
+        <w:t>The Problem:</w:t>
       </w:r>
     </w:p>
     <w:p>
@@ -1795,11 +2435,17 @@
         <w:pStyle w:val="Compact"/>
         <w:numPr>
           <w:ilvl w:val="1"/>
-          <w:numId w:val="1006"/>
+          <w:numId w:val="7"/>
         </w:numPr>
-      </w:pPr>
-      <w:r>
-        <w:t xml:space="preserve">Real-time SVG telemetry charts on the frontend caused high layout reflow and rendering lag on Google Chrome.</w:t>
+        <w:rPr>
+          <w:rFonts w:ascii="Times New Roman" w:hAnsi="Times New Roman" w:cs="Times New Roman"/>
+        </w:rPr>
+      </w:pPr>
+      <w:r>
+        <w:rPr>
+          <w:rFonts w:ascii="Times New Roman" w:hAnsi="Times New Roman" w:cs="Times New Roman"/>
+        </w:rPr>
+        <w:t>Real-time SVG telemetry charts on the frontend caused high layout reflow and rendering lag on Google Chrome.</w:t>
       </w:r>
     </w:p>
     <w:p>
@@ -1807,20 +2453,30 @@
         <w:pStyle w:val="Compact"/>
         <w:numPr>
           <w:ilvl w:val="1"/>
-          <w:numId w:val="1006"/>
+          <w:numId w:val="7"/>
         </w:numPr>
-      </w:pPr>
-      <w:r>
-        <w:t xml:space="preserve">Browser security blocks standard CORS preflight requests (</w:t>
+        <w:rPr>
+          <w:rFonts w:ascii="Times New Roman" w:hAnsi="Times New Roman" w:cs="Times New Roman"/>
+        </w:rPr>
+      </w:pPr>
+      <w:r>
+        <w:rPr>
+          <w:rFonts w:ascii="Times New Roman" w:hAnsi="Times New Roman" w:cs="Times New Roman"/>
+        </w:rPr>
+        <w:t>Browser security blocks standard CORS preflight requests (</w:t>
       </w:r>
       <w:r>
         <w:rPr>
           <w:rStyle w:val="VerbatimChar"/>
-        </w:rPr>
-        <w:t xml:space="preserve">OPTIONS</w:t>
-      </w:r>
-      <w:r>
-        <w:t xml:space="preserve">) when sending logs to Google Sheets, as Google Apps Script does not support preflight handshakes.</w:t>
+          <w:rFonts w:ascii="Times New Roman" w:hAnsi="Times New Roman" w:cs="Times New Roman"/>
+        </w:rPr>
+        <w:t>OPTIONS</w:t>
+      </w:r>
+      <w:r>
+        <w:rPr>
+          <w:rFonts w:ascii="Times New Roman" w:hAnsi="Times New Roman" w:cs="Times New Roman"/>
+        </w:rPr>
+        <w:t>) when sending logs to Google Sheets, as Google Apps Script does not support preflight handshakes.</w:t>
       </w:r>
     </w:p>
     <w:p>
@@ -1828,15 +2484,19 @@
         <w:pStyle w:val="Compact"/>
         <w:numPr>
           <w:ilvl w:val="0"/>
-          <w:numId w:val="1005"/>
+          <w:numId w:val="6"/>
         </w:numPr>
-      </w:pPr>
-      <w:r>
-        <w:rPr>
+        <w:rPr>
+          <w:rFonts w:ascii="Times New Roman" w:hAnsi="Times New Roman" w:cs="Times New Roman"/>
+        </w:rPr>
+      </w:pPr>
+      <w:r>
+        <w:rPr>
+          <w:rFonts w:ascii="Times New Roman" w:hAnsi="Times New Roman" w:cs="Times New Roman"/>
           <w:b/>
           <w:bCs/>
         </w:rPr>
-        <w:t xml:space="preserve">The Solution:</w:t>
+        <w:t>The Solution:</w:t>
       </w:r>
     </w:p>
     <w:p>
@@ -1844,11 +2504,17 @@
         <w:pStyle w:val="Compact"/>
         <w:numPr>
           <w:ilvl w:val="1"/>
-          <w:numId w:val="1007"/>
+          <w:numId w:val="8"/>
         </w:numPr>
-      </w:pPr>
-      <w:r>
-        <w:t xml:space="preserve">We re-engineered the client in Next.js 14, removing heavy client-side charts to keep the UI running at a clean 60 FPS.</w:t>
+        <w:rPr>
+          <w:rFonts w:ascii="Times New Roman" w:hAnsi="Times New Roman" w:cs="Times New Roman"/>
+        </w:rPr>
+      </w:pPr>
+      <w:r>
+        <w:rPr>
+          <w:rFonts w:ascii="Times New Roman" w:hAnsi="Times New Roman" w:cs="Times New Roman"/>
+        </w:rPr>
+        <w:t>We re-engineered the client in Next.js 14, removing heavy client-side charts to keep the UI running at a clean 60 FPS.</w:t>
       </w:r>
     </w:p>
     <w:p>
@@ -1856,157 +2522,168 @@
         <w:pStyle w:val="Compact"/>
         <w:numPr>
           <w:ilvl w:val="1"/>
-          <w:numId w:val="1007"/>
+          <w:numId w:val="8"/>
         </w:numPr>
-      </w:pPr>
-      <w:r>
-        <w:t xml:space="preserve">We implemented a preflight-free CORS bypass using simple request headers (</w:t>
+        <w:rPr>
+          <w:rFonts w:ascii="Times New Roman" w:hAnsi="Times New Roman" w:cs="Times New Roman"/>
+        </w:rPr>
+      </w:pPr>
+      <w:r>
+        <w:rPr>
+          <w:rFonts w:ascii="Times New Roman" w:hAnsi="Times New Roman" w:cs="Times New Roman"/>
+        </w:rPr>
+        <w:t>We implemented a preflight-free CORS bypass using simple request headers (</w:t>
       </w:r>
       <w:r>
         <w:rPr>
           <w:rStyle w:val="VerbatimChar"/>
-        </w:rPr>
-        <w:t xml:space="preserve">text/plain</w:t>
-      </w:r>
-      <w:r>
-        <w:t xml:space="preserve"> </w:t>
-      </w:r>
-      <w:r>
-        <w:t xml:space="preserve">and</w:t>
-      </w:r>
-      <w:r>
-        <w:t xml:space="preserve"> </w:t>
+          <w:rFonts w:ascii="Times New Roman" w:hAnsi="Times New Roman" w:cs="Times New Roman"/>
+        </w:rPr>
+        <w:t>text/plain</w:t>
+      </w:r>
+      <w:r>
+        <w:rPr>
+          <w:rFonts w:ascii="Times New Roman" w:hAnsi="Times New Roman" w:cs="Times New Roman"/>
+        </w:rPr>
+        <w:t xml:space="preserve"> and </w:t>
       </w:r>
       <w:r>
         <w:rPr>
           <w:rStyle w:val="VerbatimChar"/>
-        </w:rPr>
-        <w:t xml:space="preserve">application/x-www-form-urlencoded</w:t>
-      </w:r>
-      <w:r>
-        <w:t xml:space="preserve"> </w:t>
-      </w:r>
-      <w:r>
-        <w:t xml:space="preserve">payloads) to submit data directly to Google Sheets.</w:t>
-      </w:r>
-    </w:p>
-    <w:p>
-      <w:r>
+          <w:rFonts w:ascii="Times New Roman" w:hAnsi="Times New Roman" w:cs="Times New Roman"/>
+        </w:rPr>
+        <w:t>application/x-www-form-urlencoded</w:t>
+      </w:r>
+      <w:r>
+        <w:rPr>
+          <w:rFonts w:ascii="Times New Roman" w:hAnsi="Times New Roman" w:cs="Times New Roman"/>
+        </w:rPr>
+        <w:t xml:space="preserve"> payloads) to submit data directly to Google Sheets.</w:t>
+      </w:r>
+    </w:p>
+    <w:p>
+      <w:pPr>
+        <w:rPr>
+          <w:rFonts w:ascii="Times New Roman" w:hAnsi="Times New Roman" w:cs="Times New Roman"/>
+        </w:rPr>
+      </w:pPr>
+      <w:r>
+        <w:rPr>
+          <w:rFonts w:ascii="Times New Roman" w:hAnsi="Times New Roman" w:cs="Times New Roman"/>
+          <w:noProof/>
+        </w:rPr>
         <w:pict>
-          <v:rect style="width:0;height:1.5pt" o:hralign="center" o:hrstd="t" o:hr="t"/>
+          <v:rect id="_x0000_i1025" alt="" style="width:451.3pt;height:.05pt;mso-width-percent:0;mso-height-percent:0;mso-width-percent:0;mso-height-percent:0" o:hralign="center" o:hrstd="t" o:hr="t"/>
         </w:pict>
       </w:r>
     </w:p>
-    <w:bookmarkEnd w:id="17"/>
-    <w:bookmarkEnd w:id="18"/>
-    <w:bookmarkStart w:id="19" w:name="conclusion"/>
     <w:p>
       <w:pPr>
         <w:pStyle w:val="Heading2"/>
-      </w:pPr>
-      <w:r>
-        <w:t xml:space="preserve">4. Conclusion</w:t>
+        <w:rPr>
+          <w:rFonts w:ascii="Times New Roman" w:hAnsi="Times New Roman" w:cs="Times New Roman"/>
+        </w:rPr>
+      </w:pPr>
+      <w:bookmarkStart w:id="10" w:name="conclusion"/>
+      <w:bookmarkEnd w:id="4"/>
+      <w:bookmarkEnd w:id="9"/>
+      <w:r>
+        <w:rPr>
+          <w:rFonts w:ascii="Times New Roman" w:hAnsi="Times New Roman" w:cs="Times New Roman"/>
+        </w:rPr>
+        <w:t>4. Conclusion</w:t>
       </w:r>
     </w:p>
     <w:p>
       <w:pPr>
         <w:pStyle w:val="FirstParagraph"/>
-      </w:pPr>
-      <w:r>
-        <w:t xml:space="preserve">By combining</w:t>
-      </w:r>
-      <w:r>
-        <w:t xml:space="preserve"> </w:t>
-      </w:r>
-      <w:r>
-        <w:rPr>
+        <w:rPr>
+          <w:rFonts w:ascii="Times New Roman" w:hAnsi="Times New Roman" w:cs="Times New Roman"/>
+        </w:rPr>
+      </w:pPr>
+      <w:r>
+        <w:rPr>
+          <w:rFonts w:ascii="Times New Roman" w:hAnsi="Times New Roman" w:cs="Times New Roman"/>
+        </w:rPr>
+        <w:t xml:space="preserve">By combining </w:t>
+      </w:r>
+      <w:r>
+        <w:rPr>
+          <w:rFonts w:ascii="Times New Roman" w:hAnsi="Times New Roman" w:cs="Times New Roman"/>
           <w:b/>
           <w:bCs/>
         </w:rPr>
-        <w:t xml:space="preserve">Global Model Caching</w:t>
-      </w:r>
-      <w:r>
-        <w:t xml:space="preserve">,</w:t>
-      </w:r>
-      <w:r>
-        <w:t xml:space="preserve"> </w:t>
-      </w:r>
-      <w:r>
-        <w:rPr>
+        <w:t>Global Model Caching</w:t>
+      </w:r>
+      <w:r>
+        <w:rPr>
+          <w:rFonts w:ascii="Times New Roman" w:hAnsi="Times New Roman" w:cs="Times New Roman"/>
+        </w:rPr>
+        <w:t xml:space="preserve">, </w:t>
+      </w:r>
+      <w:r>
+        <w:rPr>
+          <w:rFonts w:ascii="Times New Roman" w:hAnsi="Times New Roman" w:cs="Times New Roman"/>
           <w:b/>
           <w:bCs/>
         </w:rPr>
-        <w:t xml:space="preserve">Mutex Thread-Locks</w:t>
-      </w:r>
-      <w:r>
-        <w:t xml:space="preserve">,</w:t>
-      </w:r>
-      <w:r>
-        <w:t xml:space="preserve"> </w:t>
-      </w:r>
-      <w:r>
-        <w:rPr>
+        <w:t>Mutex Thread-Locks</w:t>
+      </w:r>
+      <w:r>
+        <w:rPr>
+          <w:rFonts w:ascii="Times New Roman" w:hAnsi="Times New Roman" w:cs="Times New Roman"/>
+        </w:rPr>
+        <w:t xml:space="preserve">, </w:t>
+      </w:r>
+      <w:r>
+        <w:rPr>
+          <w:rFonts w:ascii="Times New Roman" w:hAnsi="Times New Roman" w:cs="Times New Roman"/>
           <w:b/>
           <w:bCs/>
         </w:rPr>
-        <w:t xml:space="preserve">Mathematical Load-Shedding</w:t>
-      </w:r>
-      <w:r>
-        <w:t xml:space="preserve">, and</w:t>
-      </w:r>
-      <w:r>
-        <w:t xml:space="preserve"> </w:t>
-      </w:r>
-      <w:r>
-        <w:rPr>
+        <w:t>Mathematical Load-Shedding</w:t>
+      </w:r>
+      <w:r>
+        <w:rPr>
+          <w:rFonts w:ascii="Times New Roman" w:hAnsi="Times New Roman" w:cs="Times New Roman"/>
+        </w:rPr>
+        <w:t xml:space="preserve">, and </w:t>
+      </w:r>
+      <w:r>
+        <w:rPr>
+          <w:rFonts w:ascii="Times New Roman" w:hAnsi="Times New Roman" w:cs="Times New Roman"/>
           <w:b/>
           <w:bCs/>
         </w:rPr>
-        <w:t xml:space="preserve">Asynchronous Event Orchestration</w:t>
-      </w:r>
-      <w:r>
-        <w:t xml:space="preserve">, ChromaCrystal UHD successfully compresses heavy GPU workloads into a 2-Core Free-Tier CPU. The system handles traffic spikes up to 20+ concurrent users without crashing, ensuring reliable processing and maintaining a strict 20-second latency guarantee.</w:t>
-      </w:r>
-    </w:p>
-    <w:bookmarkEnd w:id="19"/>
-    <w:bookmarkEnd w:id="20"/>
+        <w:t>Asynchronous Event Orchestration</w:t>
+      </w:r>
+      <w:r>
+        <w:rPr>
+          <w:rFonts w:ascii="Times New Roman" w:hAnsi="Times New Roman" w:cs="Times New Roman"/>
+        </w:rPr>
+        <w:t>, ChromaCrystal UHD successfully compresses heavy GPU workloads into a 2-Core Free-Tier CPU. The system handles traffic spikes up to 20+ concurrent users without crashing, ensuring reliable processing and maintaining a strict 20-second latency guarantee.</w:t>
+      </w:r>
+      <w:bookmarkEnd w:id="0"/>
+      <w:bookmarkEnd w:id="10"/>
+    </w:p>
     <w:sectPr>
       <w:footnotePr>
         <w:numRestart w:val="eachSect"/>
       </w:footnotePr>
+      <w:pgSz w:w="12240" w:h="15840"/>
+      <w:pgMar w:top="1440" w:right="1440" w:bottom="1440" w:left="1440" w:header="720" w:footer="720" w:gutter="0"/>
+      <w:cols w:space="720"/>
     </w:sectPr>
   </w:body>
 </w:document>
 </file>
 
-<file path=word/comments.xml><?xml version="1.0" encoding="utf-8"?>
-<w:comments xmlns:w="http://schemas.openxmlformats.org/wordprocessingml/2006/main" xmlns:m="http://schemas.openxmlformats.org/officeDocument/2006/math" xmlns:r="http://schemas.openxmlformats.org/officeDocument/2006/relationships" xmlns:o="urn:schemas-microsoft-com:office:office" xmlns:v="urn:schemas-microsoft-com:vml" xmlns:w10="urn:schemas-microsoft-com:office:word" xmlns:a="http://schemas.openxmlformats.org/drawingml/2006/main" xmlns:pic="http://schemas.openxmlformats.org/drawingml/2006/picture" xmlns:wp="http://schemas.openxmlformats.org/drawingml/2006/wordprocessingDrawing"/>
-</file>
-
-<file path=word/footnotes.xml><?xml version="1.0" encoding="utf-8"?>
-<w:footnotes xmlns:w="http://schemas.openxmlformats.org/wordprocessingml/2006/main" xmlns:m="http://schemas.openxmlformats.org/officeDocument/2006/math" xmlns:r="http://schemas.openxmlformats.org/officeDocument/2006/relationships" xmlns:o="urn:schemas-microsoft-com:office:office" xmlns:v="urn:schemas-microsoft-com:vml" xmlns:w10="urn:schemas-microsoft-com:office:word" xmlns:a="http://schemas.openxmlformats.org/drawingml/2006/main" xmlns:pic="http://schemas.openxmlformats.org/drawingml/2006/picture" xmlns:wp="http://schemas.openxmlformats.org/drawingml/2006/wordprocessingDrawing">
-  <w:footnote w:type="continuationSeparator" w:id="0">
-    <w:p>
-      <w:r>
-        <w:continuationSeparator/>
-      </w:r>
-    </w:p>
-  </w:footnote>
-  <w:footnote w:type="separator" w:id="-1">
-    <w:p>
-      <w:r>
-        <w:separator/>
-      </w:r>
-    </w:p>
-  </w:footnote>
-</w:footnotes>
-</file>
-
 <file path=word/numbering.xml><?xml version="1.0" encoding="utf-8"?>
-<w:numbering xmlns:w="http://schemas.openxmlformats.org/wordprocessingml/2006/main">
-  <w:abstractNum w:abstractNumId="990">
+<w:numbering xmlns:wpc="http://schemas.microsoft.com/office/word/2010/wordprocessingCanvas" xmlns:cx="http://schemas.microsoft.com/office/drawing/2014/chartex" xmlns:cx1="http://schemas.microsoft.com/office/drawing/2015/9/8/chartex" xmlns:cx2="http://schemas.microsoft.com/office/drawing/2015/10/21/chartex" xmlns:cx3="http://schemas.microsoft.com/office/drawing/2016/5/9/chartex" xmlns:cx4="http://schemas.microsoft.com/office/drawing/2016/5/10/chartex" xmlns:cx5="http://schemas.microsoft.com/office/drawing/2016/5/11/chartex" xmlns:cx6="http://schemas.microsoft.com/office/drawing/2016/5/12/chartex" xmlns:cx7="http://schemas.microsoft.com/office/drawing/2016/5/13/chartex" xmlns:cx8="http://schemas.microsoft.com/office/drawing/2016/5/14/chartex" xmlns:mc="http://schemas.openxmlformats.org/markup-compatibility/2006" xmlns:aink="http://schemas.microsoft.com/office/drawing/2016/ink" xmlns:am3d="http://schemas.microsoft.com/office/drawing/2017/model3d" xmlns:o="urn:schemas-microsoft-com:office:office" xmlns:oel="http://schemas.microsoft.com/office/2019/extlst" xmlns:r="http://schemas.openxmlformats.org/officeDocument/2006/relationships" xmlns:m="http://schemas.openxmlformats.org/officeDocument/2006/math" xmlns:v="urn:schemas-microsoft-com:vml" xmlns:wp14="http://schemas.microsoft.com/office/word/2010/wordprocessingDrawing" xmlns:wp="http://schemas.openxmlformats.org/drawingml/2006/wordprocessingDrawing" xmlns:w10="urn:schemas-microsoft-com:office:word" xmlns:w="http://schemas.openxmlformats.org/wordprocessingml/2006/main" xmlns:w14="http://schemas.microsoft.com/office/word/2010/wordml" xmlns:w15="http://schemas.microsoft.com/office/word/2012/wordml" xmlns:w16cex="http://schemas.microsoft.com/office/word/2018/wordml/cex" xmlns:w16cid="http://schemas.microsoft.com/office/word/2016/wordml/cid" xmlns:w16="http://schemas.microsoft.com/office/word/2018/wordml" xmlns:w16sdtdh="http://schemas.microsoft.com/office/word/2020/wordml/sdtdatahash" xmlns:w16se="http://schemas.microsoft.com/office/word/2015/wordml/symex" xmlns:wpg="http://schemas.microsoft.com/office/word/2010/wordprocessingGroup" xmlns:wpi="http://schemas.microsoft.com/office/word/2010/wordprocessingInk" xmlns:wne="http://schemas.microsoft.com/office/word/2006/wordml" xmlns:wps="http://schemas.microsoft.com/office/word/2010/wordprocessingShape" mc:Ignorable="w14 w15 w16se w16cid w16 w16cex w16sdtdh wp14">
+  <w:abstractNum w:abstractNumId="0" w15:restartNumberingAfterBreak="0">
     <w:nsid w:val="0000A990"/>
     <w:multiLevelType w:val="multilevel"/>
+    <w:tmpl w:val="7696B4B2"/>
     <w:lvl w:ilvl="0">
       <w:numFmt w:val="bullet"/>
       <w:lvlText w:val=" "/>
@@ -2080,9 +2757,10 @@
       </w:pPr>
     </w:lvl>
   </w:abstractNum>
-  <w:abstractNum w:abstractNumId="991">
+  <w:abstractNum w:abstractNumId="1" w15:restartNumberingAfterBreak="0">
     <w:nsid w:val="0000A991"/>
     <w:multiLevelType w:val="multilevel"/>
+    <w:tmpl w:val="E42E5992"/>
     <w:lvl w:ilvl="0">
       <w:numFmt w:val="bullet"/>
       <w:lvlText w:val=""/>
@@ -2183,9 +2861,10 @@
       </w:rPr>
     </w:lvl>
   </w:abstractNum>
-  <w:abstractNum w:abstractNumId="99411">
+  <w:abstractNum w:abstractNumId="2" w15:restartNumberingAfterBreak="0">
     <w:nsid w:val="00A99411"/>
     <w:multiLevelType w:val="multilevel"/>
+    <w:tmpl w:val="250EE702"/>
     <w:lvl w:ilvl="0">
       <w:start w:val="1"/>
       <w:numFmt w:val="decimal"/>
@@ -2268,26 +2947,26 @@
       </w:pPr>
     </w:lvl>
   </w:abstractNum>
-  <w:num w:numId="1000">
-    <w:abstractNumId w:val="990"/>
+  <w:num w:numId="1" w16cid:durableId="1057164086">
+    <w:abstractNumId w:val="0"/>
   </w:num>
-  <w:num w:numId="1001">
-    <w:abstractNumId w:val="991"/>
+  <w:num w:numId="2" w16cid:durableId="1835144390">
+    <w:abstractNumId w:val="1"/>
   </w:num>
-  <w:num w:numId="1002">
-    <w:abstractNumId w:val="991"/>
+  <w:num w:numId="3" w16cid:durableId="1605304628">
+    <w:abstractNumId w:val="1"/>
   </w:num>
-  <w:num w:numId="1003">
-    <w:abstractNumId w:val="991"/>
+  <w:num w:numId="4" w16cid:durableId="1727215458">
+    <w:abstractNumId w:val="1"/>
   </w:num>
-  <w:num w:numId="1004">
-    <w:abstractNumId w:val="991"/>
+  <w:num w:numId="5" w16cid:durableId="1397822171">
+    <w:abstractNumId w:val="1"/>
   </w:num>
-  <w:num w:numId="1005">
-    <w:abstractNumId w:val="991"/>
+  <w:num w:numId="6" w16cid:durableId="79063970">
+    <w:abstractNumId w:val="1"/>
   </w:num>
-  <w:num w:numId="1006">
-    <w:abstractNumId w:val="99411"/>
+  <w:num w:numId="7" w16cid:durableId="410659117">
+    <w:abstractNumId w:val="2"/>
     <w:lvlOverride w:ilvl="0">
       <w:startOverride w:val="1"/>
     </w:lvlOverride>
@@ -2316,8 +2995,8 @@
       <w:startOverride w:val="1"/>
     </w:lvlOverride>
   </w:num>
-  <w:num w:numId="1007">
-    <w:abstractNumId w:val="99411"/>
+  <w:num w:numId="8" w16cid:durableId="1964650573">
+    <w:abstractNumId w:val="2"/>
     <w:lvlOverride w:ilvl="0">
       <w:startOverride w:val="1"/>
     </w:lvlOverride>
@@ -2350,14 +3029,14 @@
 </file>
 
 <file path=word/styles.xml><?xml version="1.0" encoding="utf-8"?>
-<w:styles xmlns:r="http://schemas.openxmlformats.org/officeDocument/2006/relationships" xmlns:w="http://schemas.openxmlformats.org/wordprocessingml/2006/main">
+<w:styles xmlns:mc="http://schemas.openxmlformats.org/markup-compatibility/2006" xmlns:r="http://schemas.openxmlformats.org/officeDocument/2006/relationships" xmlns:w="http://schemas.openxmlformats.org/wordprocessingml/2006/main" xmlns:w14="http://schemas.microsoft.com/office/word/2010/wordml" xmlns:w15="http://schemas.microsoft.com/office/word/2012/wordml" xmlns:w16cex="http://schemas.microsoft.com/office/word/2018/wordml/cex" xmlns:w16cid="http://schemas.microsoft.com/office/word/2016/wordml/cid" xmlns:w16="http://schemas.microsoft.com/office/word/2018/wordml" xmlns:w16sdtdh="http://schemas.microsoft.com/office/word/2020/wordml/sdtdatahash" xmlns:w16se="http://schemas.microsoft.com/office/word/2015/wordml/symex" mc:Ignorable="w14 w15 w16se w16cid w16 w16cex w16sdtdh">
   <w:docDefaults>
     <w:rPrDefault>
       <w:rPr>
-        <w:rFonts w:asciiTheme="minorHAnsi" w:cstheme="minorBidi" w:eastAsiaTheme="minorEastAsia" w:hAnsiTheme="minorHAnsi"/>
+        <w:rFonts w:asciiTheme="minorHAnsi" w:eastAsiaTheme="minorEastAsia" w:hAnsiTheme="minorHAnsi" w:cstheme="minorBidi"/>
         <w:sz w:val="24"/>
         <w:szCs w:val="24"/>
-        <w:lang w:bidi="ar-SA" w:eastAsia="zh-CN" w:val="en-US"/>
+        <w:lang w:val="en-US" w:eastAsia="zh-CN" w:bidi="ar-SA"/>
       </w:rPr>
     </w:rPrDefault>
     <w:pPrDefault>
@@ -2366,168 +3045,255 @@
       </w:pPr>
     </w:pPrDefault>
   </w:docDefaults>
-  <w:latentStyles w:count="276" w:defLockedState="0" w:defQFormat="0" w:defSemiHidden="0" w:defUIPriority="0" w:defUnhideWhenUsed="0"/>
-  <w:style w:default="1" w:styleId="Normal" w:type="paragraph">
+  <w:latentStyles w:defLockedState="0" w:defUIPriority="0" w:defSemiHidden="0" w:defUnhideWhenUsed="0" w:defQFormat="0" w:count="376">
+    <w:lsdException w:name="Normal Table" w:semiHidden="1" w:unhideWhenUsed="1"/>
+    <w:lsdException w:name="Table Simple 1" w:semiHidden="1" w:unhideWhenUsed="1"/>
+    <w:lsdException w:name="Table Simple 2" w:semiHidden="1" w:unhideWhenUsed="1"/>
+    <w:lsdException w:name="Table Simple 3" w:semiHidden="1" w:unhideWhenUsed="1"/>
+    <w:lsdException w:name="Table Classic 1" w:semiHidden="1" w:unhideWhenUsed="1"/>
+    <w:lsdException w:name="Table Classic 2" w:semiHidden="1" w:unhideWhenUsed="1"/>
+    <w:lsdException w:name="Table Classic 3" w:semiHidden="1" w:unhideWhenUsed="1"/>
+    <w:lsdException w:name="Table Classic 4" w:semiHidden="1" w:unhideWhenUsed="1"/>
+    <w:lsdException w:name="Table Colorful 1" w:semiHidden="1" w:unhideWhenUsed="1"/>
+    <w:lsdException w:name="Table Colorful 2" w:semiHidden="1" w:unhideWhenUsed="1"/>
+    <w:lsdException w:name="Table Colorful 3" w:semiHidden="1" w:unhideWhenUsed="1"/>
+    <w:lsdException w:name="Table Columns 1" w:semiHidden="1" w:unhideWhenUsed="1"/>
+    <w:lsdException w:name="Table Columns 2" w:semiHidden="1" w:unhideWhenUsed="1"/>
+    <w:lsdException w:name="Table Columns 3" w:semiHidden="1" w:unhideWhenUsed="1"/>
+    <w:lsdException w:name="Table Columns 4" w:semiHidden="1" w:unhideWhenUsed="1"/>
+    <w:lsdException w:name="Table Columns 5" w:semiHidden="1" w:unhideWhenUsed="1"/>
+    <w:lsdException w:name="Table Grid 1" w:semiHidden="1" w:unhideWhenUsed="1"/>
+    <w:lsdException w:name="Table Grid 2" w:semiHidden="1" w:unhideWhenUsed="1"/>
+    <w:lsdException w:name="Table Grid 3" w:semiHidden="1" w:unhideWhenUsed="1"/>
+    <w:lsdException w:name="Table Grid 4" w:semiHidden="1" w:unhideWhenUsed="1"/>
+    <w:lsdException w:name="Table Grid 5" w:semiHidden="1" w:unhideWhenUsed="1"/>
+    <w:lsdException w:name="Table Grid 6" w:semiHidden="1" w:unhideWhenUsed="1"/>
+    <w:lsdException w:name="Table Grid 7" w:semiHidden="1" w:unhideWhenUsed="1"/>
+    <w:lsdException w:name="Table Grid 8" w:semiHidden="1" w:unhideWhenUsed="1"/>
+    <w:lsdException w:name="Table List 1" w:semiHidden="1" w:unhideWhenUsed="1"/>
+    <w:lsdException w:name="Table List 2" w:semiHidden="1" w:unhideWhenUsed="1"/>
+    <w:lsdException w:name="Table List 3" w:semiHidden="1" w:unhideWhenUsed="1"/>
+    <w:lsdException w:name="Table List 4" w:semiHidden="1" w:unhideWhenUsed="1"/>
+    <w:lsdException w:name="Table List 5" w:semiHidden="1" w:unhideWhenUsed="1"/>
+    <w:lsdException w:name="Table List 6" w:semiHidden="1" w:unhideWhenUsed="1"/>
+    <w:lsdException w:name="Table List 7" w:semiHidden="1" w:unhideWhenUsed="1"/>
+    <w:lsdException w:name="Table List 8" w:semiHidden="1" w:unhideWhenUsed="1"/>
+    <w:lsdException w:name="Table 3D effects 1" w:semiHidden="1" w:unhideWhenUsed="1"/>
+    <w:lsdException w:name="Table 3D effects 2" w:semiHidden="1" w:unhideWhenUsed="1"/>
+    <w:lsdException w:name="Table 3D effects 3" w:semiHidden="1" w:unhideWhenUsed="1"/>
+    <w:lsdException w:name="Table Contemporary" w:semiHidden="1" w:unhideWhenUsed="1"/>
+    <w:lsdException w:name="Table Elegant" w:semiHidden="1" w:unhideWhenUsed="1"/>
+    <w:lsdException w:name="Table Professional" w:semiHidden="1" w:unhideWhenUsed="1"/>
+    <w:lsdException w:name="Table Subtle 1" w:semiHidden="1" w:unhideWhenUsed="1"/>
+    <w:lsdException w:name="Table Subtle 2" w:semiHidden="1" w:unhideWhenUsed="1"/>
+    <w:lsdException w:name="Table Web 1" w:semiHidden="1" w:unhideWhenUsed="1"/>
+    <w:lsdException w:name="Table Web 2" w:semiHidden="1" w:unhideWhenUsed="1"/>
+    <w:lsdException w:name="Table Web 3" w:semiHidden="1" w:unhideWhenUsed="1"/>
+    <w:lsdException w:name="Table Theme" w:semiHidden="1" w:unhideWhenUsed="1"/>
+    <w:lsdException w:name="Light Shading"/>
+    <w:lsdException w:name="Light List"/>
+    <w:lsdException w:name="Light Grid"/>
+    <w:lsdException w:name="Medium Shading 1"/>
+    <w:lsdException w:name="Medium Shading 2"/>
+    <w:lsdException w:name="Medium List 1"/>
+    <w:lsdException w:name="Medium List 2"/>
+    <w:lsdException w:name="Medium Grid 1"/>
+    <w:lsdException w:name="Medium Grid 2"/>
+    <w:lsdException w:name="Medium Grid 3"/>
+    <w:lsdException w:name="Dark List"/>
+    <w:lsdException w:name="Colorful Shading"/>
+    <w:lsdException w:name="Colorful List"/>
+    <w:lsdException w:name="Colorful Grid"/>
+    <w:lsdException w:name="Light Shading Accent 1"/>
+    <w:lsdException w:name="Light List Accent 1"/>
+    <w:lsdException w:name="Light Grid Accent 1"/>
+    <w:lsdException w:name="Medium Shading 1 Accent 1"/>
+    <w:lsdException w:name="Medium Shading 2 Accent 1"/>
+    <w:lsdException w:name="Medium List 1 Accent 1"/>
+    <w:lsdException w:name="Medium List 2 Accent 1"/>
+    <w:lsdException w:name="Medium Grid 1 Accent 1"/>
+    <w:lsdException w:name="Medium Grid 2 Accent 1"/>
+    <w:lsdException w:name="Medium Grid 3 Accent 1"/>
+    <w:lsdException w:name="Dark List Accent 1"/>
+    <w:lsdException w:name="Colorful Shading Accent 1"/>
+    <w:lsdException w:name="Colorful List Accent 1"/>
+    <w:lsdException w:name="Colorful Grid Accent 1"/>
+    <w:lsdException w:name="Light Shading Accent 2"/>
+    <w:lsdException w:name="Light List Accent 2"/>
+    <w:lsdException w:name="Light Grid Accent 2"/>
+    <w:lsdException w:name="Medium Shading 1 Accent 2"/>
+    <w:lsdException w:name="Medium Shading 2 Accent 2"/>
+    <w:lsdException w:name="Medium List 1 Accent 2"/>
+    <w:lsdException w:name="Medium List 2 Accent 2"/>
+    <w:lsdException w:name="Medium Grid 1 Accent 2"/>
+    <w:lsdException w:name="Medium Grid 2 Accent 2"/>
+    <w:lsdException w:name="Medium Grid 3 Accent 2"/>
+    <w:lsdException w:name="Dark List Accent 2"/>
+    <w:lsdException w:name="Colorful Shading Accent 2"/>
+    <w:lsdException w:name="Colorful List Accent 2"/>
+    <w:lsdException w:name="Colorful Grid Accent 2"/>
+    <w:lsdException w:name="Light Shading Accent 3"/>
+    <w:lsdException w:name="Light List Accent 3"/>
+    <w:lsdException w:name="Light Grid Accent 3"/>
+    <w:lsdException w:name="Medium Shading 1 Accent 3"/>
+    <w:lsdException w:name="Medium Shading 2 Accent 3"/>
+    <w:lsdException w:name="Medium List 1 Accent 3"/>
+    <w:lsdException w:name="Medium List 2 Accent 3"/>
+    <w:lsdException w:name="Medium Grid 1 Accent 3"/>
+    <w:lsdException w:name="Medium Grid 2 Accent 3"/>
+    <w:lsdException w:name="Medium Grid 3 Accent 3"/>
+    <w:lsdException w:name="Dark List Accent 3"/>
+    <w:lsdException w:name="Colorful Shading Accent 3"/>
+    <w:lsdException w:name="Colorful List Accent 3"/>
+    <w:lsdException w:name="Colorful Grid Accent 3"/>
+    <w:lsdException w:name="Light Shading Accent 4"/>
+    <w:lsdException w:name="Light List Accent 4"/>
+    <w:lsdException w:name="Light Grid Accent 4"/>
+    <w:lsdException w:name="Medium Shading 1 Accent 4"/>
+    <w:lsdException w:name="Medium Shading 2 Accent 4"/>
+    <w:lsdException w:name="Medium List 1 Accent 4"/>
+    <w:lsdException w:name="Medium List 2 Accent 4"/>
+    <w:lsdException w:name="Medium Grid 1 Accent 4"/>
+    <w:lsdException w:name="Medium Grid 2 Accent 4"/>
+    <w:lsdException w:name="Medium Grid 3 Accent 4"/>
+    <w:lsdException w:name="Dark List Accent 4"/>
+    <w:lsdException w:name="Colorful Shading Accent 4"/>
+    <w:lsdException w:name="Colorful List Accent 4"/>
+    <w:lsdException w:name="Colorful Grid Accent 4"/>
+    <w:lsdException w:name="Light Shading Accent 5"/>
+    <w:lsdException w:name="Light List Accent 5"/>
+    <w:lsdException w:name="Light Grid Accent 5"/>
+    <w:lsdException w:name="Medium Shading 1 Accent 5"/>
+    <w:lsdException w:name="Medium Shading 2 Accent 5"/>
+    <w:lsdException w:name="Medium List 1 Accent 5"/>
+    <w:lsdException w:name="Medium List 2 Accent 5"/>
+    <w:lsdException w:name="Medium Grid 1 Accent 5"/>
+    <w:lsdException w:name="Medium Grid 2 Accent 5"/>
+    <w:lsdException w:name="Medium Grid 3 Accent 5"/>
+    <w:lsdException w:name="Dark List Accent 5"/>
+    <w:lsdException w:name="Colorful Shading Accent 5"/>
+    <w:lsdException w:name="Colorful List Accent 5"/>
+    <w:lsdException w:name="Colorful Grid Accent 5"/>
+    <w:lsdException w:name="Light Shading Accent 6"/>
+    <w:lsdException w:name="Light List Accent 6"/>
+    <w:lsdException w:name="Light Grid Accent 6"/>
+    <w:lsdException w:name="Medium Shading 1 Accent 6"/>
+    <w:lsdException w:name="Medium Shading 2 Accent 6"/>
+    <w:lsdException w:name="Medium List 1 Accent 6"/>
+    <w:lsdException w:name="Medium List 2 Accent 6"/>
+    <w:lsdException w:name="Medium Grid 1 Accent 6"/>
+    <w:lsdException w:name="Medium Grid 2 Accent 6"/>
+    <w:lsdException w:name="Medium Grid 3 Accent 6"/>
+    <w:lsdException w:name="Dark List Accent 6"/>
+    <w:lsdException w:name="Colorful Shading Accent 6"/>
+    <w:lsdException w:name="Colorful List Accent 6"/>
+    <w:lsdException w:name="Colorful Grid Accent 6"/>
+    <w:lsdException w:name="Grid Table 4" w:uiPriority="49"/>
+    <w:lsdException w:name="Grid Table 5 Dark" w:uiPriority="50"/>
+    <w:lsdException w:name="Grid Table 6 Colorful" w:uiPriority="51"/>
+    <w:lsdException w:name="Grid Table 7 Colorful" w:uiPriority="52"/>
+    <w:lsdException w:name="Grid Table 1 Light Accent 1" w:uiPriority="46"/>
+    <w:lsdException w:name="Grid Table 2 Accent 1" w:uiPriority="47"/>
+    <w:lsdException w:name="Grid Table 3 Accent 1" w:uiPriority="48"/>
+    <w:lsdException w:name="Grid Table 4 Accent 1" w:uiPriority="49"/>
+    <w:lsdException w:name="Grid Table 5 Dark Accent 1" w:uiPriority="50"/>
+    <w:lsdException w:name="Grid Table 6 Colorful Accent 1" w:uiPriority="51"/>
+    <w:lsdException w:name="Grid Table 7 Colorful Accent 1" w:uiPriority="52"/>
+    <w:lsdException w:name="Grid Table 1 Light Accent 2" w:uiPriority="46"/>
+    <w:lsdException w:name="Grid Table 2 Accent 2" w:uiPriority="47"/>
+    <w:lsdException w:name="Grid Table 3 Accent 2" w:uiPriority="48"/>
+    <w:lsdException w:name="Grid Table 4 Accent 2" w:uiPriority="49"/>
+    <w:lsdException w:name="Grid Table 5 Dark Accent 2" w:uiPriority="50"/>
+    <w:lsdException w:name="Grid Table 6 Colorful Accent 2" w:uiPriority="51"/>
+    <w:lsdException w:name="Grid Table 7 Colorful Accent 2" w:uiPriority="52"/>
+    <w:lsdException w:name="Grid Table 1 Light Accent 3" w:uiPriority="46"/>
+    <w:lsdException w:name="Grid Table 2 Accent 3" w:uiPriority="47"/>
+    <w:lsdException w:name="Grid Table 3 Accent 3" w:uiPriority="48"/>
+    <w:lsdException w:name="Grid Table 4 Accent 3" w:uiPriority="49"/>
+    <w:lsdException w:name="Grid Table 5 Dark Accent 3" w:uiPriority="50"/>
+    <w:lsdException w:name="Grid Table 6 Colorful Accent 3" w:uiPriority="51"/>
+    <w:lsdException w:name="Grid Table 7 Colorful Accent 3" w:uiPriority="52"/>
+    <w:lsdException w:name="Grid Table 1 Light Accent 4" w:uiPriority="46"/>
+    <w:lsdException w:name="Grid Table 2 Accent 4" w:uiPriority="47"/>
+    <w:lsdException w:name="Grid Table 3 Accent 4" w:uiPriority="48"/>
+    <w:lsdException w:name="Grid Table 4 Accent 4" w:uiPriority="49"/>
+    <w:lsdException w:name="Grid Table 5 Dark Accent 4" w:uiPriority="50"/>
+    <w:lsdException w:name="Grid Table 6 Colorful Accent 4" w:uiPriority="51"/>
+    <w:lsdException w:name="Grid Table 7 Colorful Accent 4" w:uiPriority="52"/>
+    <w:lsdException w:name="Grid Table 1 Light Accent 5" w:uiPriority="46"/>
+    <w:lsdException w:name="Grid Table 2 Accent 5" w:uiPriority="47"/>
+    <w:lsdException w:name="Grid Table 3 Accent 5" w:uiPriority="48"/>
+    <w:lsdException w:name="Grid Table 4 Accent 5" w:uiPriority="49"/>
+    <w:lsdException w:name="Grid Table 5 Dark Accent 5" w:uiPriority="50"/>
+    <w:lsdException w:name="Grid Table 6 Colorful Accent 5" w:uiPriority="51"/>
+    <w:lsdException w:name="Grid Table 7 Colorful Accent 5" w:uiPriority="52"/>
+    <w:lsdException w:name="Grid Table 1 Light Accent 6" w:uiPriority="46"/>
+    <w:lsdException w:name="Grid Table 2 Accent 6" w:uiPriority="47"/>
+    <w:lsdException w:name="Grid Table 3 Accent 6" w:uiPriority="48"/>
+    <w:lsdException w:name="Grid Table 4 Accent 6" w:uiPriority="49"/>
+    <w:lsdException w:name="Grid Table 5 Dark Accent 6" w:uiPriority="50"/>
+    <w:lsdException w:name="Grid Table 6 Colorful Accent 6" w:uiPriority="51"/>
+    <w:lsdException w:name="Grid Table 7 Colorful Accent 6" w:uiPriority="52"/>
+    <w:lsdException w:name="List Table 1 Light" w:uiPriority="46"/>
+    <w:lsdException w:name="List Table 2" w:uiPriority="47"/>
+    <w:lsdException w:name="List Table 3" w:uiPriority="48"/>
+    <w:lsdException w:name="List Table 4" w:uiPriority="49"/>
+    <w:lsdException w:name="List Table 5 Dark" w:uiPriority="50"/>
+    <w:lsdException w:name="List Table 6 Colorful" w:uiPriority="51"/>
+    <w:lsdException w:name="List Table 7 Colorful" w:uiPriority="52"/>
+    <w:lsdException w:name="List Table 1 Light Accent 1" w:uiPriority="46"/>
+    <w:lsdException w:name="List Table 2 Accent 1" w:uiPriority="47"/>
+    <w:lsdException w:name="List Table 3 Accent 1" w:uiPriority="48"/>
+    <w:lsdException w:name="List Table 4 Accent 1" w:uiPriority="49"/>
+    <w:lsdException w:name="List Table 5 Dark Accent 1" w:uiPriority="50"/>
+    <w:lsdException w:name="List Table 6 Colorful Accent 1" w:uiPriority="51"/>
+    <w:lsdException w:name="List Table 7 Colorful Accent 1" w:uiPriority="52"/>
+    <w:lsdException w:name="List Table 1 Light Accent 2" w:uiPriority="46"/>
+    <w:lsdException w:name="List Table 2 Accent 2" w:uiPriority="47"/>
+    <w:lsdException w:name="List Table 3 Accent 2" w:uiPriority="48"/>
+    <w:lsdException w:name="List Table 4 Accent 2" w:uiPriority="49"/>
+    <w:lsdException w:name="List Table 5 Dark Accent 2" w:uiPriority="50"/>
+    <w:lsdException w:name="List Table 6 Colorful Accent 2" w:uiPriority="51"/>
+    <w:lsdException w:name="List Table 7 Colorful Accent 2" w:uiPriority="52"/>
+    <w:lsdException w:name="List Table 1 Light Accent 3" w:uiPriority="46"/>
+    <w:lsdException w:name="List Table 2 Accent 3" w:uiPriority="47"/>
+    <w:lsdException w:name="List Table 3 Accent 3" w:uiPriority="48"/>
+    <w:lsdException w:name="List Table 4 Accent 3" w:uiPriority="49"/>
+    <w:lsdException w:name="List Table 5 Dark Accent 3" w:uiPriority="50"/>
+    <w:lsdException w:name="List Table 6 Colorful Accent 3" w:uiPriority="51"/>
+    <w:lsdException w:name="List Table 7 Colorful Accent 3" w:uiPriority="52"/>
+    <w:lsdException w:name="List Table 1 Light Accent 4" w:uiPriority="46"/>
+    <w:lsdException w:name="List Table 2 Accent 4" w:uiPriority="47"/>
+    <w:lsdException w:name="List Table 3 Accent 4" w:uiPriority="48"/>
+    <w:lsdException w:name="List Table 4 Accent 4" w:uiPriority="49"/>
+    <w:lsdException w:name="List Table 5 Dark Accent 4" w:uiPriority="50"/>
+    <w:lsdException w:name="List Table 6 Colorful Accent 4" w:uiPriority="51"/>
+    <w:lsdException w:name="List Table 7 Colorful Accent 4" w:uiPriority="52"/>
+    <w:lsdException w:name="List Table 1 Light Accent 5" w:uiPriority="46"/>
+    <w:lsdException w:name="List Table 2 Accent 5" w:uiPriority="47"/>
+    <w:lsdException w:name="List Table 3 Accent 5" w:uiPriority="48"/>
+    <w:lsdException w:name="List Table 4 Accent 5" w:uiPriority="49"/>
+    <w:lsdException w:name="List Table 5 Dark Accent 5" w:uiPriority="50"/>
+    <w:lsdException w:name="List Table 6 Colorful Accent 5" w:uiPriority="51"/>
+    <w:lsdException w:name="List Table 7 Colorful Accent 5" w:uiPriority="52"/>
+    <w:lsdException w:name="List Table 1 Light Accent 6" w:uiPriority="46"/>
+    <w:lsdException w:name="List Table 2 Accent 6" w:uiPriority="47"/>
+    <w:lsdException w:name="List Table 3 Accent 6" w:uiPriority="48"/>
+    <w:lsdException w:name="List Table 4 Accent 6" w:uiPriority="49"/>
+    <w:lsdException w:name="List Table 5 Dark Accent 6" w:uiPriority="50"/>
+    <w:lsdException w:name="List Table 6 Colorful Accent 6" w:uiPriority="51"/>
+    <w:lsdException w:name="List Table 7 Colorful Accent 6" w:uiPriority="52"/>
+    <w:lsdException w:name="Mention" w:semiHidden="1" w:uiPriority="99" w:unhideWhenUsed="1"/>
+    <w:lsdException w:name="Smart Hyperlink" w:semiHidden="1" w:uiPriority="99" w:unhideWhenUsed="1"/>
+    <w:lsdException w:name="Hashtag" w:semiHidden="1" w:uiPriority="99" w:unhideWhenUsed="1"/>
+    <w:lsdException w:name="Unresolved Mention" w:semiHidden="1" w:uiPriority="99" w:unhideWhenUsed="1"/>
+    <w:lsdException w:name="Smart Link" w:semiHidden="1" w:uiPriority="99" w:unhideWhenUsed="1"/>
+  </w:latentStyles>
+  <w:style w:type="paragraph" w:default="1" w:styleId="Normal">
     <w:name w:val="Normal"/>
     <w:qFormat/>
   </w:style>
-  <w:style w:styleId="BodyText" w:type="paragraph">
-    <w:name w:val="Body Text"/>
-    <w:basedOn w:val="Normal"/>
-    <w:link w:val="BodyTextChar"/>
-    <w:qFormat/>
-    <w:pPr>
-      <w:spacing w:after="180" w:before="180"/>
-    </w:pPr>
-  </w:style>
-  <w:style w:customStyle="1" w:styleId="FirstParagraph" w:type="paragraph">
-    <w:name w:val="First Paragraph"/>
-    <w:basedOn w:val="BodyText"/>
-    <w:next w:val="BodyText"/>
-    <w:qFormat/>
-  </w:style>
-  <w:style w:customStyle="1" w:styleId="Compact" w:type="paragraph">
-    <w:name w:val="Compact"/>
-    <w:basedOn w:val="BodyText"/>
-    <w:qFormat/>
-    <w:pPr>
-      <w:spacing w:after="36" w:before="36"/>
-    </w:pPr>
-  </w:style>
-  <w:style w:styleId="Title" w:type="paragraph">
-    <w:name w:val="Title"/>
-    <w:basedOn w:val="Normal"/>
-    <w:next w:val="BodyText"/>
-    <w:link w:val="TitleChar"/>
-    <w:uiPriority w:val="10"/>
-    <w:qFormat/>
-    <w:rsid w:val="00A10FD9"/>
-    <w:pPr>
-      <w:spacing w:after="80" w:line="240" w:lineRule="auto"/>
-      <w:contextualSpacing/>
-      <w:jc w:val="center"/>
-    </w:pPr>
-    <w:rPr>
-      <w:rFonts w:asciiTheme="majorHAnsi" w:cstheme="majorBidi" w:eastAsiaTheme="majorEastAsia" w:hAnsiTheme="majorHAnsi"/>
-      <w:sz w:val="56"/>
-      <w:szCs w:val="56"/>
-    </w:rPr>
-  </w:style>
-  <w:style w:customStyle="1" w:styleId="TitleChar" w:type="character">
-    <w:name w:val="Title Char"/>
-    <w:basedOn w:val="DefaultParagraphFont"/>
-    <w:link w:val="Title"/>
-    <w:uiPriority w:val="10"/>
-    <w:rsid w:val="00A10FD9"/>
-    <w:rPr>
-      <w:rFonts w:asciiTheme="majorHAnsi" w:cstheme="majorBidi" w:eastAsiaTheme="majorEastAsia" w:hAnsiTheme="majorHAnsi"/>
-      <w:sz w:val="56"/>
-      <w:szCs w:val="56"/>
-    </w:rPr>
-  </w:style>
-  <w:style w:styleId="Subtitle" w:type="paragraph">
-    <w:name w:val="Subtitle"/>
-    <w:basedOn w:val="Title"/>
-    <w:next w:val="BodyText"/>
-    <w:link w:val="SubtitleChar"/>
-    <w:uiPriority w:val="11"/>
-    <w:qFormat/>
-    <w:rsid w:val="00A10FD9"/>
-    <w:pPr>
-      <w:numPr>
-        <w:ilvl w:val="1"/>
-      </w:numPr>
-    </w:pPr>
-    <w:rPr>
-      <w:rFonts w:cstheme="majorBidi" w:eastAsiaTheme="majorEastAsia"/>
-      <w:spacing w:val="15"/>
-      <w:sz w:val="28"/>
-      <w:szCs w:val="28"/>
-    </w:rPr>
-  </w:style>
-  <w:style w:customStyle="1" w:styleId="SubtitleChar" w:type="character">
-    <w:name w:val="Subtitle Char"/>
-    <w:basedOn w:val="DefaultParagraphFont"/>
-    <w:link w:val="Subtitle"/>
-    <w:uiPriority w:val="11"/>
-    <w:rsid w:val="00A10FD9"/>
-    <w:rPr>
-      <w:rFonts w:cstheme="majorBidi" w:eastAsiaTheme="majorEastAsia"/>
-      <w:color w:themeColor="text1" w:themeTint="A6" w:val="595959"/>
-      <w:spacing w:val="15"/>
-      <w:sz w:val="28"/>
-      <w:szCs w:val="28"/>
-    </w:rPr>
-  </w:style>
-  <w:style w:customStyle="1" w:styleId="Author" w:type="paragraph">
-    <w:name w:val="Author"/>
-    <w:basedOn w:val="Title"/>
-    <w:next w:val="BodyText"/>
-    <w:qFormat/>
-    <w:pPr>
-      <w:keepNext/>
-      <w:keepLines/>
-    </w:pPr>
-    <w:rPr>
-      <w:sz w:val="24"/>
-      <w:szCs w:val="24"/>
-    </w:rPr>
-  </w:style>
-  <w:style w:styleId="Date" w:type="paragraph">
-    <w:name w:val="Date"/>
-    <w:basedOn w:val="Title"/>
-    <w:next w:val="BodyText"/>
-    <w:qFormat/>
-    <w:pPr>
-      <w:keepNext/>
-      <w:keepLines/>
-    </w:pPr>
-    <w:rPr>
-      <w:sz w:val="24"/>
-      <w:szCs w:val="24"/>
-    </w:rPr>
-  </w:style>
-  <w:style w:customStyle="1" w:styleId="AbstractTitle" w:type="paragraph">
-    <w:name w:val="Abstract Title"/>
-    <w:basedOn w:val="Normal"/>
-    <w:next w:val="Abstract"/>
-    <w:qFormat/>
-    <w:pPr>
-      <w:keepNext/>
-      <w:keepLines/>
-      <w:spacing w:after="0" w:before="300"/>
-      <w:jc w:val="center"/>
-    </w:pPr>
-    <w:rPr>
-      <w:b/>
-      <w:sz w:val="20"/>
-      <w:szCs w:val="20"/>
-    </w:rPr>
-  </w:style>
-  <w:style w:customStyle="1" w:styleId="Abstract" w:type="paragraph">
-    <w:name w:val="Abstract"/>
-    <w:basedOn w:val="Normal"/>
-    <w:next w:val="BodyText"/>
-    <w:qFormat/>
-    <w:pPr>
-      <w:keepNext/>
-      <w:keepLines/>
-      <w:spacing w:after="300" w:before="100"/>
-    </w:pPr>
-    <w:rPr>
-      <w:sz w:val="20"/>
-      <w:szCs w:val="20"/>
-    </w:rPr>
-  </w:style>
-  <w:style w:styleId="Bibliography" w:type="paragraph">
-    <w:name w:val="Bibliography"/>
-    <w:basedOn w:val="Normal"/>
-    <w:next w:val="Bibliography"/>
-    <w:qFormat/>
-    <w:pPr/>
-    <w:rPr/>
-  </w:style>
-  <w:style w:styleId="Heading1" w:type="paragraph">
+  <w:style w:type="paragraph" w:styleId="Heading1">
     <w:name w:val="heading 1"/>
     <w:basedOn w:val="Normal"/>
     <w:next w:val="BodyText"/>
@@ -2538,17 +3304,17 @@
     <w:pPr>
       <w:keepNext/>
       <w:keepLines/>
-      <w:spacing w:after="80" w:before="360"/>
+      <w:spacing w:before="360" w:after="80"/>
       <w:outlineLvl w:val="0"/>
     </w:pPr>
     <w:rPr>
-      <w:rFonts w:asciiTheme="majorHAnsi" w:cstheme="majorBidi" w:eastAsiaTheme="majorEastAsia" w:hAnsiTheme="majorHAnsi"/>
-      <w:color w:themeColor="accent1" w:themeShade="BF" w:val="0F4761"/>
+      <w:rFonts w:asciiTheme="majorHAnsi" w:eastAsiaTheme="majorEastAsia" w:hAnsiTheme="majorHAnsi" w:cstheme="majorBidi"/>
+      <w:color w:val="0F4761" w:themeColor="accent1" w:themeShade="BF"/>
       <w:sz w:val="40"/>
       <w:szCs w:val="40"/>
     </w:rPr>
   </w:style>
-  <w:style w:styleId="Heading2" w:type="paragraph">
+  <w:style w:type="paragraph" w:styleId="Heading2">
     <w:name w:val="heading 2"/>
     <w:basedOn w:val="Normal"/>
     <w:next w:val="BodyText"/>
@@ -2561,17 +3327,17 @@
     <w:pPr>
       <w:keepNext/>
       <w:keepLines/>
-      <w:spacing w:after="80" w:before="160"/>
+      <w:spacing w:before="160" w:after="80"/>
       <w:outlineLvl w:val="1"/>
     </w:pPr>
     <w:rPr>
-      <w:rFonts w:asciiTheme="majorHAnsi" w:cstheme="majorBidi" w:eastAsiaTheme="majorEastAsia" w:hAnsiTheme="majorHAnsi"/>
-      <w:color w:themeColor="accent1" w:themeShade="BF" w:val="0F4761"/>
+      <w:rFonts w:asciiTheme="majorHAnsi" w:eastAsiaTheme="majorEastAsia" w:hAnsiTheme="majorHAnsi" w:cstheme="majorBidi"/>
+      <w:color w:val="0F4761" w:themeColor="accent1" w:themeShade="BF"/>
       <w:sz w:val="32"/>
       <w:szCs w:val="32"/>
     </w:rPr>
   </w:style>
-  <w:style w:styleId="Heading3" w:type="paragraph">
+  <w:style w:type="paragraph" w:styleId="Heading3">
     <w:name w:val="heading 3"/>
     <w:basedOn w:val="Normal"/>
     <w:next w:val="BodyText"/>
@@ -2584,17 +3350,17 @@
     <w:pPr>
       <w:keepNext/>
       <w:keepLines/>
-      <w:spacing w:after="80" w:before="160"/>
+      <w:spacing w:before="160" w:after="80"/>
       <w:outlineLvl w:val="2"/>
     </w:pPr>
     <w:rPr>
-      <w:rFonts w:cstheme="majorBidi" w:eastAsiaTheme="majorEastAsia"/>
-      <w:color w:themeColor="accent1" w:themeShade="BF" w:val="0F4761"/>
+      <w:rFonts w:eastAsiaTheme="majorEastAsia" w:cstheme="majorBidi"/>
+      <w:color w:val="0F4761" w:themeColor="accent1" w:themeShade="BF"/>
       <w:sz w:val="28"/>
       <w:szCs w:val="28"/>
     </w:rPr>
   </w:style>
-  <w:style w:styleId="Heading4" w:type="paragraph">
+  <w:style w:type="paragraph" w:styleId="Heading4">
     <w:name w:val="heading 4"/>
     <w:basedOn w:val="Normal"/>
     <w:next w:val="BodyText"/>
@@ -2607,17 +3373,17 @@
     <w:pPr>
       <w:keepNext/>
       <w:keepLines/>
-      <w:spacing w:after="40" w:before="80"/>
+      <w:spacing w:before="80" w:after="40"/>
       <w:outlineLvl w:val="3"/>
     </w:pPr>
     <w:rPr>
-      <w:rFonts w:cstheme="majorBidi" w:eastAsiaTheme="majorEastAsia"/>
+      <w:rFonts w:eastAsiaTheme="majorEastAsia" w:cstheme="majorBidi"/>
       <w:i/>
       <w:iCs/>
-      <w:color w:themeColor="accent1" w:themeShade="BF" w:val="0F4761"/>
-    </w:rPr>
-  </w:style>
-  <w:style w:styleId="Heading5" w:type="paragraph">
+      <w:color w:val="0F4761" w:themeColor="accent1" w:themeShade="BF"/>
+    </w:rPr>
+  </w:style>
+  <w:style w:type="paragraph" w:styleId="Heading5">
     <w:name w:val="heading 5"/>
     <w:basedOn w:val="Normal"/>
     <w:next w:val="BodyText"/>
@@ -2630,15 +3396,15 @@
     <w:pPr>
       <w:keepNext/>
       <w:keepLines/>
-      <w:spacing w:after="40" w:before="80"/>
+      <w:spacing w:before="80" w:after="40"/>
       <w:outlineLvl w:val="4"/>
     </w:pPr>
     <w:rPr>
-      <w:rFonts w:cstheme="majorBidi" w:eastAsiaTheme="majorEastAsia"/>
-      <w:color w:themeColor="accent1" w:themeShade="BF" w:val="0F4761"/>
-    </w:rPr>
-  </w:style>
-  <w:style w:styleId="Heading6" w:type="paragraph">
+      <w:rFonts w:eastAsiaTheme="majorEastAsia" w:cstheme="majorBidi"/>
+      <w:color w:val="0F4761" w:themeColor="accent1" w:themeShade="BF"/>
+    </w:rPr>
+  </w:style>
+  <w:style w:type="paragraph" w:styleId="Heading6">
     <w:name w:val="heading 6"/>
     <w:basedOn w:val="Normal"/>
     <w:next w:val="BodyText"/>
@@ -2651,17 +3417,17 @@
     <w:pPr>
       <w:keepNext/>
       <w:keepLines/>
-      <w:spacing w:after="0" w:before="40"/>
+      <w:spacing w:before="40" w:after="0"/>
       <w:outlineLvl w:val="5"/>
     </w:pPr>
     <w:rPr>
-      <w:rFonts w:cstheme="majorBidi" w:eastAsiaTheme="majorEastAsia"/>
+      <w:rFonts w:eastAsiaTheme="majorEastAsia" w:cstheme="majorBidi"/>
       <w:i/>
       <w:iCs/>
-      <w:color w:themeColor="text1" w:themeTint="A6" w:val="595959"/>
-    </w:rPr>
-  </w:style>
-  <w:style w:styleId="Heading7" w:type="paragraph">
+      <w:color w:val="595959" w:themeColor="text1" w:themeTint="A6"/>
+    </w:rPr>
+  </w:style>
+  <w:style w:type="paragraph" w:styleId="Heading7">
     <w:name w:val="heading 7"/>
     <w:basedOn w:val="Normal"/>
     <w:next w:val="BodyText"/>
@@ -2674,15 +3440,15 @@
     <w:pPr>
       <w:keepNext/>
       <w:keepLines/>
-      <w:spacing w:after="0" w:before="40"/>
+      <w:spacing w:before="40" w:after="0"/>
       <w:outlineLvl w:val="6"/>
     </w:pPr>
     <w:rPr>
-      <w:rFonts w:cstheme="majorBidi" w:eastAsiaTheme="majorEastAsia"/>
-      <w:color w:themeColor="text1" w:themeTint="A6" w:val="595959"/>
-    </w:rPr>
-  </w:style>
-  <w:style w:styleId="Heading8" w:type="paragraph">
+      <w:rFonts w:eastAsiaTheme="majorEastAsia" w:cstheme="majorBidi"/>
+      <w:color w:val="595959" w:themeColor="text1" w:themeTint="A6"/>
+    </w:rPr>
+  </w:style>
+  <w:style w:type="paragraph" w:styleId="Heading8">
     <w:name w:val="heading 8"/>
     <w:basedOn w:val="Normal"/>
     <w:next w:val="BodyText"/>
@@ -2699,13 +3465,13 @@
       <w:outlineLvl w:val="7"/>
     </w:pPr>
     <w:rPr>
-      <w:rFonts w:cstheme="majorBidi" w:eastAsiaTheme="majorEastAsia"/>
+      <w:rFonts w:eastAsiaTheme="majorEastAsia" w:cstheme="majorBidi"/>
       <w:i/>
       <w:iCs/>
-      <w:color w:themeColor="text1" w:themeTint="D8" w:val="272727"/>
-    </w:rPr>
-  </w:style>
-  <w:style w:styleId="Heading9" w:type="paragraph">
+      <w:color w:val="272727" w:themeColor="text1" w:themeTint="D8"/>
+    </w:rPr>
+  </w:style>
+  <w:style w:type="paragraph" w:styleId="Heading9">
     <w:name w:val="heading 9"/>
     <w:basedOn w:val="Normal"/>
     <w:next w:val="BodyText"/>
@@ -2722,24 +3488,202 @@
       <w:outlineLvl w:val="8"/>
     </w:pPr>
     <w:rPr>
-      <w:rFonts w:cstheme="majorBidi" w:eastAsiaTheme="majorEastAsia"/>
-      <w:color w:themeColor="text1" w:themeTint="D8" w:val="272727"/>
-    </w:rPr>
-  </w:style>
-  <w:style w:customStyle="1" w:styleId="Heading1Char" w:type="character">
+      <w:rFonts w:eastAsiaTheme="majorEastAsia" w:cstheme="majorBidi"/>
+      <w:color w:val="272727" w:themeColor="text1" w:themeTint="D8"/>
+    </w:rPr>
+  </w:style>
+  <w:style w:type="character" w:default="1" w:styleId="DefaultParagraphFont">
+    <w:name w:val="Default Paragraph Font"/>
+    <w:uiPriority w:val="1"/>
+    <w:semiHidden/>
+    <w:unhideWhenUsed/>
+  </w:style>
+  <w:style w:type="table" w:default="1" w:styleId="TableNormal">
+    <w:name w:val="Normal Table"/>
+    <w:uiPriority w:val="99"/>
+    <w:semiHidden/>
+    <w:unhideWhenUsed/>
+    <w:tblPr>
+      <w:tblInd w:w="0" w:type="dxa"/>
+      <w:tblCellMar>
+        <w:top w:w="0" w:type="dxa"/>
+        <w:left w:w="108" w:type="dxa"/>
+        <w:bottom w:w="0" w:type="dxa"/>
+        <w:right w:w="108" w:type="dxa"/>
+      </w:tblCellMar>
+    </w:tblPr>
+  </w:style>
+  <w:style w:type="numbering" w:default="1" w:styleId="NoList">
+    <w:name w:val="No List"/>
+    <w:uiPriority w:val="99"/>
+    <w:semiHidden/>
+    <w:unhideWhenUsed/>
+  </w:style>
+  <w:style w:type="paragraph" w:styleId="BodyText">
+    <w:name w:val="Body Text"/>
+    <w:basedOn w:val="Normal"/>
+    <w:qFormat/>
+    <w:pPr>
+      <w:spacing w:before="180" w:after="180"/>
+    </w:pPr>
+  </w:style>
+  <w:style w:type="paragraph" w:customStyle="1" w:styleId="FirstParagraph">
+    <w:name w:val="First Paragraph"/>
+    <w:basedOn w:val="BodyText"/>
+    <w:next w:val="BodyText"/>
+    <w:qFormat/>
+  </w:style>
+  <w:style w:type="paragraph" w:customStyle="1" w:styleId="Compact">
+    <w:name w:val="Compact"/>
+    <w:basedOn w:val="BodyText"/>
+    <w:qFormat/>
+    <w:pPr>
+      <w:spacing w:before="36" w:after="36"/>
+    </w:pPr>
+  </w:style>
+  <w:style w:type="paragraph" w:styleId="Title">
+    <w:name w:val="Title"/>
+    <w:basedOn w:val="Normal"/>
+    <w:next w:val="BodyText"/>
+    <w:link w:val="TitleChar"/>
+    <w:uiPriority w:val="10"/>
+    <w:qFormat/>
+    <w:rsid w:val="00A10FD9"/>
+    <w:pPr>
+      <w:spacing w:after="80"/>
+      <w:contextualSpacing/>
+      <w:jc w:val="center"/>
+    </w:pPr>
+    <w:rPr>
+      <w:rFonts w:asciiTheme="majorHAnsi" w:eastAsiaTheme="majorEastAsia" w:hAnsiTheme="majorHAnsi" w:cstheme="majorBidi"/>
+      <w:sz w:val="56"/>
+      <w:szCs w:val="56"/>
+    </w:rPr>
+  </w:style>
+  <w:style w:type="character" w:customStyle="1" w:styleId="TitleChar">
+    <w:name w:val="Title Char"/>
+    <w:basedOn w:val="DefaultParagraphFont"/>
+    <w:link w:val="Title"/>
+    <w:uiPriority w:val="10"/>
+    <w:rsid w:val="00A10FD9"/>
+    <w:rPr>
+      <w:rFonts w:asciiTheme="majorHAnsi" w:eastAsiaTheme="majorEastAsia" w:hAnsiTheme="majorHAnsi" w:cstheme="majorBidi"/>
+      <w:sz w:val="56"/>
+      <w:szCs w:val="56"/>
+    </w:rPr>
+  </w:style>
+  <w:style w:type="paragraph" w:styleId="Subtitle">
+    <w:name w:val="Subtitle"/>
+    <w:basedOn w:val="Title"/>
+    <w:next w:val="BodyText"/>
+    <w:link w:val="SubtitleChar"/>
+    <w:uiPriority w:val="11"/>
+    <w:qFormat/>
+    <w:rsid w:val="00A10FD9"/>
+    <w:pPr>
+      <w:numPr>
+        <w:ilvl w:val="1"/>
+      </w:numPr>
+    </w:pPr>
+    <w:rPr>
+      <w:spacing w:val="15"/>
+      <w:sz w:val="28"/>
+      <w:szCs w:val="28"/>
+    </w:rPr>
+  </w:style>
+  <w:style w:type="character" w:customStyle="1" w:styleId="SubtitleChar">
+    <w:name w:val="Subtitle Char"/>
+    <w:basedOn w:val="DefaultParagraphFont"/>
+    <w:link w:val="Subtitle"/>
+    <w:uiPriority w:val="11"/>
+    <w:rsid w:val="00A10FD9"/>
+    <w:rPr>
+      <w:rFonts w:eastAsiaTheme="majorEastAsia" w:cstheme="majorBidi"/>
+      <w:color w:val="595959" w:themeColor="text1" w:themeTint="A6"/>
+      <w:spacing w:val="15"/>
+      <w:sz w:val="28"/>
+      <w:szCs w:val="28"/>
+    </w:rPr>
+  </w:style>
+  <w:style w:type="paragraph" w:customStyle="1" w:styleId="Author">
+    <w:name w:val="Author"/>
+    <w:basedOn w:val="Title"/>
+    <w:next w:val="BodyText"/>
+    <w:qFormat/>
+    <w:pPr>
+      <w:keepNext/>
+      <w:keepLines/>
+    </w:pPr>
+    <w:rPr>
+      <w:sz w:val="24"/>
+      <w:szCs w:val="24"/>
+    </w:rPr>
+  </w:style>
+  <w:style w:type="paragraph" w:styleId="Date">
+    <w:name w:val="Date"/>
+    <w:basedOn w:val="Title"/>
+    <w:next w:val="BodyText"/>
+    <w:qFormat/>
+    <w:pPr>
+      <w:keepNext/>
+      <w:keepLines/>
+    </w:pPr>
+    <w:rPr>
+      <w:sz w:val="24"/>
+      <w:szCs w:val="24"/>
+    </w:rPr>
+  </w:style>
+  <w:style w:type="paragraph" w:customStyle="1" w:styleId="AbstractTitle">
+    <w:name w:val="Abstract Title"/>
+    <w:basedOn w:val="Normal"/>
+    <w:next w:val="Abstract"/>
+    <w:qFormat/>
+    <w:pPr>
+      <w:keepNext/>
+      <w:keepLines/>
+      <w:spacing w:before="300" w:after="0"/>
+      <w:jc w:val="center"/>
+    </w:pPr>
+    <w:rPr>
+      <w:b/>
+      <w:sz w:val="20"/>
+      <w:szCs w:val="20"/>
+    </w:rPr>
+  </w:style>
+  <w:style w:type="paragraph" w:customStyle="1" w:styleId="Abstract">
+    <w:name w:val="Abstract"/>
+    <w:basedOn w:val="Normal"/>
+    <w:next w:val="BodyText"/>
+    <w:qFormat/>
+    <w:pPr>
+      <w:keepNext/>
+      <w:keepLines/>
+      <w:spacing w:before="100" w:after="300"/>
+    </w:pPr>
+    <w:rPr>
+      <w:sz w:val="20"/>
+      <w:szCs w:val="20"/>
+    </w:rPr>
+  </w:style>
+  <w:style w:type="paragraph" w:styleId="Bibliography">
+    <w:name w:val="Bibliography"/>
+    <w:basedOn w:val="Normal"/>
+    <w:qFormat/>
+  </w:style>
+  <w:style w:type="character" w:customStyle="1" w:styleId="Heading1Char">
     <w:name w:val="Heading 1 Char"/>
     <w:basedOn w:val="DefaultParagraphFont"/>
     <w:link w:val="Heading1"/>
     <w:uiPriority w:val="9"/>
     <w:rsid w:val="00A10FD9"/>
     <w:rPr>
-      <w:rFonts w:asciiTheme="majorHAnsi" w:cstheme="majorBidi" w:eastAsiaTheme="majorEastAsia" w:hAnsiTheme="majorHAnsi"/>
-      <w:color w:themeColor="accent1" w:themeShade="BF" w:val="0F4761"/>
+      <w:rFonts w:asciiTheme="majorHAnsi" w:eastAsiaTheme="majorEastAsia" w:hAnsiTheme="majorHAnsi" w:cstheme="majorBidi"/>
+      <w:color w:val="0F4761" w:themeColor="accent1" w:themeShade="BF"/>
       <w:sz w:val="40"/>
       <w:szCs w:val="40"/>
     </w:rPr>
   </w:style>
-  <w:style w:customStyle="1" w:styleId="Heading2Char" w:type="character">
+  <w:style w:type="character" w:customStyle="1" w:styleId="Heading2Char">
     <w:name w:val="Heading 2 Char"/>
     <w:basedOn w:val="DefaultParagraphFont"/>
     <w:link w:val="Heading2"/>
@@ -2747,13 +3691,13 @@
     <w:semiHidden/>
     <w:rsid w:val="00A10FD9"/>
     <w:rPr>
-      <w:rFonts w:asciiTheme="majorHAnsi" w:cstheme="majorBidi" w:eastAsiaTheme="majorEastAsia" w:hAnsiTheme="majorHAnsi"/>
-      <w:color w:themeColor="accent1" w:themeShade="BF" w:val="0F4761"/>
+      <w:rFonts w:asciiTheme="majorHAnsi" w:eastAsiaTheme="majorEastAsia" w:hAnsiTheme="majorHAnsi" w:cstheme="majorBidi"/>
+      <w:color w:val="0F4761" w:themeColor="accent1" w:themeShade="BF"/>
       <w:sz w:val="32"/>
       <w:szCs w:val="32"/>
     </w:rPr>
   </w:style>
-  <w:style w:customStyle="1" w:styleId="Heading3Char" w:type="character">
+  <w:style w:type="character" w:customStyle="1" w:styleId="Heading3Char">
     <w:name w:val="Heading 3 Char"/>
     <w:basedOn w:val="DefaultParagraphFont"/>
     <w:link w:val="Heading3"/>
@@ -2761,13 +3705,13 @@
     <w:semiHidden/>
     <w:rsid w:val="00A10FD9"/>
     <w:rPr>
-      <w:rFonts w:cstheme="majorBidi" w:eastAsiaTheme="majorEastAsia"/>
-      <w:color w:themeColor="accent1" w:themeShade="BF" w:val="0F4761"/>
+      <w:rFonts w:eastAsiaTheme="majorEastAsia" w:cstheme="majorBidi"/>
+      <w:color w:val="0F4761" w:themeColor="accent1" w:themeShade="BF"/>
       <w:sz w:val="28"/>
       <w:szCs w:val="28"/>
     </w:rPr>
   </w:style>
-  <w:style w:customStyle="1" w:styleId="Heading4Char" w:type="character">
+  <w:style w:type="character" w:customStyle="1" w:styleId="Heading4Char">
     <w:name w:val="Heading 4 Char"/>
     <w:basedOn w:val="DefaultParagraphFont"/>
     <w:link w:val="Heading4"/>
@@ -2775,13 +3719,13 @@
     <w:semiHidden/>
     <w:rsid w:val="00A10FD9"/>
     <w:rPr>
-      <w:rFonts w:cstheme="majorBidi" w:eastAsiaTheme="majorEastAsia"/>
+      <w:rFonts w:eastAsiaTheme="majorEastAsia" w:cstheme="majorBidi"/>
       <w:i/>
       <w:iCs/>
-      <w:color w:themeColor="accent1" w:themeShade="BF" w:val="0F4761"/>
-    </w:rPr>
-  </w:style>
-  <w:style w:customStyle="1" w:styleId="Heading5Char" w:type="character">
+      <w:color w:val="0F4761" w:themeColor="accent1" w:themeShade="BF"/>
+    </w:rPr>
+  </w:style>
+  <w:style w:type="character" w:customStyle="1" w:styleId="Heading5Char">
     <w:name w:val="Heading 5 Char"/>
     <w:basedOn w:val="DefaultParagraphFont"/>
     <w:link w:val="Heading5"/>
@@ -2789,11 +3733,11 @@
     <w:semiHidden/>
     <w:rsid w:val="00A10FD9"/>
     <w:rPr>
-      <w:rFonts w:cstheme="majorBidi" w:eastAsiaTheme="majorEastAsia"/>
-      <w:color w:themeColor="accent1" w:themeShade="BF" w:val="0F4761"/>
-    </w:rPr>
-  </w:style>
-  <w:style w:customStyle="1" w:styleId="Heading6Char" w:type="character">
+      <w:rFonts w:eastAsiaTheme="majorEastAsia" w:cstheme="majorBidi"/>
+      <w:color w:val="0F4761" w:themeColor="accent1" w:themeShade="BF"/>
+    </w:rPr>
+  </w:style>
+  <w:style w:type="character" w:customStyle="1" w:styleId="Heading6Char">
     <w:name w:val="Heading 6 Char"/>
     <w:basedOn w:val="DefaultParagraphFont"/>
     <w:link w:val="Heading6"/>
@@ -2801,13 +3745,13 @@
     <w:semiHidden/>
     <w:rsid w:val="00A10FD9"/>
     <w:rPr>
-      <w:rFonts w:cstheme="majorBidi" w:eastAsiaTheme="majorEastAsia"/>
+      <w:rFonts w:eastAsiaTheme="majorEastAsia" w:cstheme="majorBidi"/>
       <w:i/>
       <w:iCs/>
-      <w:color w:themeColor="text1" w:themeTint="A6" w:val="595959"/>
-    </w:rPr>
-  </w:style>
-  <w:style w:customStyle="1" w:styleId="Heading7Char" w:type="character">
+      <w:color w:val="595959" w:themeColor="text1" w:themeTint="A6"/>
+    </w:rPr>
+  </w:style>
+  <w:style w:type="character" w:customStyle="1" w:styleId="Heading7Char">
     <w:name w:val="Heading 7 Char"/>
     <w:basedOn w:val="DefaultParagraphFont"/>
     <w:link w:val="Heading7"/>
@@ -2815,11 +3759,11 @@
     <w:semiHidden/>
     <w:rsid w:val="00A10FD9"/>
     <w:rPr>
-      <w:rFonts w:cstheme="majorBidi" w:eastAsiaTheme="majorEastAsia"/>
-      <w:color w:themeColor="text1" w:themeTint="A6" w:val="595959"/>
-    </w:rPr>
-  </w:style>
-  <w:style w:customStyle="1" w:styleId="Heading8Char" w:type="character">
+      <w:rFonts w:eastAsiaTheme="majorEastAsia" w:cstheme="majorBidi"/>
+      <w:color w:val="595959" w:themeColor="text1" w:themeTint="A6"/>
+    </w:rPr>
+  </w:style>
+  <w:style w:type="character" w:customStyle="1" w:styleId="Heading8Char">
     <w:name w:val="Heading 8 Char"/>
     <w:basedOn w:val="DefaultParagraphFont"/>
     <w:link w:val="Heading8"/>
@@ -2827,13 +3771,13 @@
     <w:semiHidden/>
     <w:rsid w:val="00A10FD9"/>
     <w:rPr>
-      <w:rFonts w:cstheme="majorBidi" w:eastAsiaTheme="majorEastAsia"/>
+      <w:rFonts w:eastAsiaTheme="majorEastAsia" w:cstheme="majorBidi"/>
       <w:i/>
       <w:iCs/>
-      <w:color w:themeColor="text1" w:themeTint="D8" w:val="272727"/>
-    </w:rPr>
-  </w:style>
-  <w:style w:customStyle="1" w:styleId="Heading9Char" w:type="character">
+      <w:color w:val="272727" w:themeColor="text1" w:themeTint="D8"/>
+    </w:rPr>
+  </w:style>
+  <w:style w:type="character" w:customStyle="1" w:styleId="Heading9Char">
     <w:name w:val="Heading 9 Char"/>
     <w:basedOn w:val="DefaultParagraphFont"/>
     <w:link w:val="Heading9"/>
@@ -2841,11 +3785,11 @@
     <w:semiHidden/>
     <w:rsid w:val="00A10FD9"/>
     <w:rPr>
-      <w:rFonts w:cstheme="majorBidi" w:eastAsiaTheme="majorEastAsia"/>
-      <w:color w:themeColor="text1" w:themeTint="D8" w:val="272727"/>
-    </w:rPr>
-  </w:style>
-  <w:style w:styleId="BlockText" w:type="paragraph">
+      <w:rFonts w:eastAsiaTheme="majorEastAsia" w:cstheme="majorBidi"/>
+      <w:color w:val="272727" w:themeColor="text1" w:themeTint="D8"/>
+    </w:rPr>
+  </w:style>
+  <w:style w:type="paragraph" w:styleId="BlockText">
     <w:name w:val="Block Text"/>
     <w:basedOn w:val="BodyText"/>
     <w:next w:val="BodyText"/>
@@ -2853,19 +3797,18 @@
     <w:unhideWhenUsed/>
     <w:qFormat/>
     <w:pPr>
-      <w:spacing w:after="100" w:before="100"/>
-      <w:ind w:firstLine="0" w:left="480" w:right="480"/>
+      <w:spacing w:before="100" w:after="100"/>
+      <w:ind w:left="480" w:right="480"/>
     </w:pPr>
   </w:style>
-  <w:style w:styleId="FootnoteText" w:type="paragraph">
-    <w:name w:val="Footnote Text"/>
+  <w:style w:type="paragraph" w:styleId="FootnoteText">
+    <w:name w:val="footnote text"/>
     <w:basedOn w:val="Normal"/>
-    <w:next w:val="FootnoteText"/>
     <w:uiPriority w:val="9"/>
     <w:unhideWhenUsed/>
     <w:qFormat/>
   </w:style>
-  <w:style w:styleId="FootnoteBlockText" w:type="paragraph">
+  <w:style w:type="paragraph" w:customStyle="1" w:styleId="FootnoteBlockText">
     <w:name w:val="Footnote Block Text"/>
     <w:basedOn w:val="FootnoteText"/>
     <w:next w:val="FootnoteText"/>
@@ -2873,40 +3816,35 @@
     <w:unhideWhenUsed/>
     <w:qFormat/>
     <w:pPr>
-      <w:spacing w:after="100" w:before="100"/>
-      <w:ind w:firstLine="0" w:left="480" w:right="480"/>
+      <w:spacing w:before="100" w:after="100"/>
+      <w:ind w:left="480" w:right="480"/>
     </w:pPr>
   </w:style>
-  <w:style w:default="1" w:styleId="DefaultParagraphFont" w:type="character">
-    <w:name w:val="Default Paragraph Font"/>
-    <w:semiHidden/>
-    <w:unhideWhenUsed/>
-  </w:style>
-  <w:style w:default="1" w:styleId="Table" w:type="table">
+  <w:style w:type="table" w:customStyle="1" w:styleId="Table">
     <w:name w:val="Table"/>
-    <w:basedOn w:val="TableNormal"/>
     <w:semiHidden/>
     <w:unhideWhenUsed/>
     <w:qFormat/>
     <w:tblPr>
-      <w:tblInd w:type="dxa" w:w="0"/>
+      <w:tblInd w:w="0" w:type="dxa"/>
       <w:tblCellMar>
-        <w:top w:type="dxa" w:w="0"/>
-        <w:left w:type="dxa" w:w="108"/>
-        <w:bottom w:type="dxa" w:w="0"/>
-        <w:right w:type="dxa" w:w="108"/>
+        <w:top w:w="0" w:type="dxa"/>
+        <w:left w:w="108" w:type="dxa"/>
+        <w:bottom w:w="0" w:type="dxa"/>
+        <w:right w:w="108" w:type="dxa"/>
       </w:tblCellMar>
     </w:tblPr>
     <w:tblStylePr w:type="firstRow">
+      <w:tblPr/>
       <w:tcPr>
         <w:tcBorders>
-          <w:bottom w:val="single"/>
+          <w:bottom w:val="single" w:sz="0" w:space="0" w:color="auto"/>
         </w:tcBorders>
         <w:vAlign w:val="bottom"/>
       </w:tcPr>
     </w:tblStylePr>
   </w:style>
-  <w:style w:customStyle="1" w:styleId="DefinitionTerm" w:type="paragraph">
+  <w:style w:type="paragraph" w:customStyle="1" w:styleId="DefinitionTerm">
     <w:name w:val="Definition Term"/>
     <w:basedOn w:val="Normal"/>
     <w:next w:val="Definition"/>
@@ -2919,75 +3857,76 @@
       <w:b/>
     </w:rPr>
   </w:style>
-  <w:style w:customStyle="1" w:styleId="Definition" w:type="paragraph">
+  <w:style w:type="paragraph" w:customStyle="1" w:styleId="Definition">
     <w:name w:val="Definition"/>
     <w:basedOn w:val="Normal"/>
   </w:style>
-  <w:style w:styleId="Caption" w:type="paragraph">
-    <w:name w:val="Caption"/>
+  <w:style w:type="paragraph" w:styleId="Caption">
+    <w:name w:val="caption"/>
     <w:basedOn w:val="Normal"/>
-    <w:link w:val="BodyTextChar"/>
+    <w:link w:val="CaptionChar"/>
     <w:pPr>
-      <w:spacing w:after="120" w:before="0"/>
+      <w:spacing w:after="120"/>
     </w:pPr>
     <w:rPr>
       <w:i/>
     </w:rPr>
   </w:style>
-  <w:style w:customStyle="1" w:styleId="TableCaption" w:type="paragraph">
+  <w:style w:type="paragraph" w:customStyle="1" w:styleId="TableCaption">
     <w:name w:val="Table Caption"/>
     <w:basedOn w:val="Caption"/>
     <w:pPr>
       <w:keepNext/>
     </w:pPr>
   </w:style>
-  <w:style w:customStyle="1" w:styleId="ImageCaption" w:type="paragraph">
+  <w:style w:type="paragraph" w:customStyle="1" w:styleId="ImageCaption">
     <w:name w:val="Image Caption"/>
     <w:basedOn w:val="Caption"/>
   </w:style>
-  <w:style w:customStyle="1" w:styleId="Figure" w:type="paragraph">
+  <w:style w:type="paragraph" w:customStyle="1" w:styleId="Figure">
     <w:name w:val="Figure"/>
     <w:basedOn w:val="Normal"/>
   </w:style>
-  <w:style w:customStyle="1" w:styleId="CaptionedFigure" w:type="paragraph">
+  <w:style w:type="paragraph" w:customStyle="1" w:styleId="CaptionedFigure">
     <w:name w:val="Captioned Figure"/>
     <w:basedOn w:val="Figure"/>
     <w:pPr>
       <w:keepNext/>
     </w:pPr>
   </w:style>
-  <w:style w:customStyle="1" w:styleId="BodyTextChar" w:type="character">
-    <w:name w:val="Body Text Char"/>
+  <w:style w:type="character" w:customStyle="1" w:styleId="CaptionChar">
+    <w:name w:val="Caption Char"/>
     <w:basedOn w:val="DefaultParagraphFont"/>
-    <w:link w:val="BodyText"/>
-  </w:style>
-  <w:style w:customStyle="1" w:styleId="VerbatimChar" w:type="character">
+    <w:link w:val="Caption"/>
+  </w:style>
+  <w:style w:type="character" w:customStyle="1" w:styleId="VerbatimChar">
     <w:name w:val="Verbatim Char"/>
-    <w:basedOn w:val="BodyTextChar"/>
+    <w:basedOn w:val="CaptionChar"/>
+    <w:link w:val="SourceCode"/>
     <w:rPr>
       <w:rFonts w:ascii="Consolas" w:hAnsi="Consolas"/>
       <w:sz w:val="22"/>
     </w:rPr>
   </w:style>
-  <w:style w:customStyle="1" w:styleId="SectionNumber" w:type="character">
+  <w:style w:type="character" w:customStyle="1" w:styleId="SectionNumber">
     <w:name w:val="Section Number"/>
-    <w:basedOn w:val="BodyTextChar"/>
-  </w:style>
-  <w:style w:styleId="FootnoteReference" w:type="character">
-    <w:name w:val="Footnote Reference"/>
-    <w:basedOn w:val="BodyTextChar"/>
+    <w:basedOn w:val="CaptionChar"/>
+  </w:style>
+  <w:style w:type="character" w:styleId="FootnoteReference">
+    <w:name w:val="footnote reference"/>
+    <w:basedOn w:val="CaptionChar"/>
     <w:rPr>
       <w:vertAlign w:val="superscript"/>
     </w:rPr>
   </w:style>
-  <w:style w:styleId="Hyperlink" w:type="character">
+  <w:style w:type="character" w:styleId="Hyperlink">
     <w:name w:val="Hyperlink"/>
-    <w:basedOn w:val="BodyTextChar"/>
-    <w:rPr>
-      <w:color w:themeColor="accent1" w:val="4F81BD"/>
-    </w:rPr>
-  </w:style>
-  <w:style w:styleId="TOCHeading" w:type="paragraph">
+    <w:basedOn w:val="CaptionChar"/>
+    <w:rPr>
+      <w:color w:val="156082" w:themeColor="accent1"/>
+    </w:rPr>
+  </w:style>
+  <w:style w:type="paragraph" w:styleId="TOCHeading">
     <w:name w:val="TOC Heading"/>
     <w:basedOn w:val="Heading1"/>
     <w:next w:val="BodyText"/>
@@ -2998,246 +3937,305 @@
       <w:spacing w:before="240" w:line="259" w:lineRule="auto"/>
       <w:outlineLvl w:val="9"/>
     </w:pPr>
-    <w:rPr>
-      <w:rFonts w:asciiTheme="majorHAnsi" w:cstheme="majorBidi" w:eastAsiaTheme="majorEastAsia" w:hAnsiTheme="majorHAnsi"/>
-      <w:b w:val="0"/>
-      <w:bCs w:val="0"/>
-      <w:color w:themeColor="accent1" w:themeShade="BF" w:val="365F91"/>
-    </w:rPr>
   </w:style>
   <w:style w:type="paragraph" w:customStyle="1" w:styleId="SourceCode">
     <w:name w:val="Source Code"/>
     <w:basedOn w:val="Normal"/>
     <w:link w:val="VerbatimChar"/>
     <w:pPr>
-      <w:wordWrap w:val="off"/>
+      <w:wordWrap w:val="0"/>
     </w:pPr>
   </w:style>
   <w:style w:type="character" w:customStyle="1" w:styleId="KeywordTok">
     <w:name w:val="KeywordTok"/>
     <w:basedOn w:val="VerbatimChar"/>
     <w:rPr>
+      <w:rFonts w:ascii="Consolas" w:hAnsi="Consolas"/>
       <w:b/>
       <w:color w:val="007020"/>
+      <w:sz w:val="22"/>
     </w:rPr>
   </w:style>
   <w:style w:type="character" w:customStyle="1" w:styleId="DataTypeTok">
     <w:name w:val="DataTypeTok"/>
     <w:basedOn w:val="VerbatimChar"/>
     <w:rPr>
+      <w:rFonts w:ascii="Consolas" w:hAnsi="Consolas"/>
       <w:color w:val="902000"/>
+      <w:sz w:val="22"/>
     </w:rPr>
   </w:style>
   <w:style w:type="character" w:customStyle="1" w:styleId="DecValTok">
     <w:name w:val="DecValTok"/>
     <w:basedOn w:val="VerbatimChar"/>
     <w:rPr>
-      <w:color w:val="40a070"/>
+      <w:rFonts w:ascii="Consolas" w:hAnsi="Consolas"/>
+      <w:color w:val="40A070"/>
+      <w:sz w:val="22"/>
     </w:rPr>
   </w:style>
   <w:style w:type="character" w:customStyle="1" w:styleId="BaseNTok">
     <w:name w:val="BaseNTok"/>
     <w:basedOn w:val="VerbatimChar"/>
     <w:rPr>
-      <w:color w:val="40a070"/>
+      <w:rFonts w:ascii="Consolas" w:hAnsi="Consolas"/>
+      <w:color w:val="40A070"/>
+      <w:sz w:val="22"/>
     </w:rPr>
   </w:style>
   <w:style w:type="character" w:customStyle="1" w:styleId="FloatTok">
     <w:name w:val="FloatTok"/>
     <w:basedOn w:val="VerbatimChar"/>
     <w:rPr>
-      <w:color w:val="40a070"/>
+      <w:rFonts w:ascii="Consolas" w:hAnsi="Consolas"/>
+      <w:color w:val="40A070"/>
+      <w:sz w:val="22"/>
     </w:rPr>
   </w:style>
   <w:style w:type="character" w:customStyle="1" w:styleId="ConstantTok">
     <w:name w:val="ConstantTok"/>
     <w:basedOn w:val="VerbatimChar"/>
     <w:rPr>
+      <w:rFonts w:ascii="Consolas" w:hAnsi="Consolas"/>
       <w:color w:val="880000"/>
+      <w:sz w:val="22"/>
     </w:rPr>
   </w:style>
   <w:style w:type="character" w:customStyle="1" w:styleId="CharTok">
     <w:name w:val="CharTok"/>
     <w:basedOn w:val="VerbatimChar"/>
     <w:rPr>
-      <w:color w:val="4070a0"/>
+      <w:rFonts w:ascii="Consolas" w:hAnsi="Consolas"/>
+      <w:color w:val="4070A0"/>
+      <w:sz w:val="22"/>
     </w:rPr>
   </w:style>
   <w:style w:type="character" w:customStyle="1" w:styleId="SpecialCharTok">
     <w:name w:val="SpecialCharTok"/>
     <w:basedOn w:val="VerbatimChar"/>
     <w:rPr>
-      <w:color w:val="4070a0"/>
+      <w:rFonts w:ascii="Consolas" w:hAnsi="Consolas"/>
+      <w:color w:val="4070A0"/>
+      <w:sz w:val="22"/>
     </w:rPr>
   </w:style>
   <w:style w:type="character" w:customStyle="1" w:styleId="StringTok">
     <w:name w:val="StringTok"/>
     <w:basedOn w:val="VerbatimChar"/>
     <w:rPr>
-      <w:color w:val="4070a0"/>
+      <w:rFonts w:ascii="Consolas" w:hAnsi="Consolas"/>
+      <w:color w:val="4070A0"/>
+      <w:sz w:val="22"/>
     </w:rPr>
   </w:style>
   <w:style w:type="character" w:customStyle="1" w:styleId="VerbatimStringTok">
     <w:name w:val="VerbatimStringTok"/>
     <w:basedOn w:val="VerbatimChar"/>
     <w:rPr>
-      <w:color w:val="4070a0"/>
+      <w:rFonts w:ascii="Consolas" w:hAnsi="Consolas"/>
+      <w:color w:val="4070A0"/>
+      <w:sz w:val="22"/>
     </w:rPr>
   </w:style>
   <w:style w:type="character" w:customStyle="1" w:styleId="SpecialStringTok">
     <w:name w:val="SpecialStringTok"/>
     <w:basedOn w:val="VerbatimChar"/>
     <w:rPr>
-      <w:color w:val="bb6688"/>
+      <w:rFonts w:ascii="Consolas" w:hAnsi="Consolas"/>
+      <w:color w:val="BB6688"/>
+      <w:sz w:val="22"/>
     </w:rPr>
   </w:style>
   <w:style w:type="character" w:customStyle="1" w:styleId="ImportTok">
     <w:name w:val="ImportTok"/>
     <w:basedOn w:val="VerbatimChar"/>
     <w:rPr>
+      <w:rFonts w:ascii="Consolas" w:hAnsi="Consolas"/>
       <w:b/>
       <w:color w:val="008000"/>
+      <w:sz w:val="22"/>
     </w:rPr>
   </w:style>
   <w:style w:type="character" w:customStyle="1" w:styleId="CommentTok">
     <w:name w:val="CommentTok"/>
     <w:basedOn w:val="VerbatimChar"/>
     <w:rPr>
+      <w:rFonts w:ascii="Consolas" w:hAnsi="Consolas"/>
       <w:i/>
-      <w:color w:val="60a0b0"/>
+      <w:color w:val="60A0B0"/>
+      <w:sz w:val="22"/>
     </w:rPr>
   </w:style>
   <w:style w:type="character" w:customStyle="1" w:styleId="DocumentationTok">
     <w:name w:val="DocumentationTok"/>
     <w:basedOn w:val="VerbatimChar"/>
     <w:rPr>
+      <w:rFonts w:ascii="Consolas" w:hAnsi="Consolas"/>
       <w:i/>
-      <w:color w:val="ba2121"/>
+      <w:color w:val="BA2121"/>
+      <w:sz w:val="22"/>
     </w:rPr>
   </w:style>
   <w:style w:type="character" w:customStyle="1" w:styleId="AnnotationTok">
     <w:name w:val="AnnotationTok"/>
     <w:basedOn w:val="VerbatimChar"/>
     <w:rPr>
+      <w:rFonts w:ascii="Consolas" w:hAnsi="Consolas"/>
       <w:b/>
       <w:i/>
-      <w:color w:val="60a0b0"/>
+      <w:color w:val="60A0B0"/>
+      <w:sz w:val="22"/>
     </w:rPr>
   </w:style>
   <w:style w:type="character" w:customStyle="1" w:styleId="CommentVarTok">
     <w:name w:val="CommentVarTok"/>
     <w:basedOn w:val="VerbatimChar"/>
     <w:rPr>
+      <w:rFonts w:ascii="Consolas" w:hAnsi="Consolas"/>
       <w:b/>
       <w:i/>
-      <w:color w:val="60a0b0"/>
+      <w:color w:val="60A0B0"/>
+      <w:sz w:val="22"/>
     </w:rPr>
   </w:style>
   <w:style w:type="character" w:customStyle="1" w:styleId="OtherTok">
     <w:name w:val="OtherTok"/>
     <w:basedOn w:val="VerbatimChar"/>
     <w:rPr>
+      <w:rFonts w:ascii="Consolas" w:hAnsi="Consolas"/>
       <w:color w:val="007020"/>
+      <w:sz w:val="22"/>
     </w:rPr>
   </w:style>
   <w:style w:type="character" w:customStyle="1" w:styleId="FunctionTok">
     <w:name w:val="FunctionTok"/>
     <w:basedOn w:val="VerbatimChar"/>
     <w:rPr>
-      <w:color w:val="06287e"/>
+      <w:rFonts w:ascii="Consolas" w:hAnsi="Consolas"/>
+      <w:color w:val="06287E"/>
+      <w:sz w:val="22"/>
     </w:rPr>
   </w:style>
   <w:style w:type="character" w:customStyle="1" w:styleId="VariableTok">
     <w:name w:val="VariableTok"/>
     <w:basedOn w:val="VerbatimChar"/>
     <w:rPr>
-      <w:color w:val="19177c"/>
+      <w:rFonts w:ascii="Consolas" w:hAnsi="Consolas"/>
+      <w:color w:val="19177C"/>
+      <w:sz w:val="22"/>
     </w:rPr>
   </w:style>
   <w:style w:type="character" w:customStyle="1" w:styleId="ControlFlowTok">
     <w:name w:val="ControlFlowTok"/>
     <w:basedOn w:val="VerbatimChar"/>
     <w:rPr>
+      <w:rFonts w:ascii="Consolas" w:hAnsi="Consolas"/>
       <w:b/>
       <w:color w:val="007020"/>
+      <w:sz w:val="22"/>
     </w:rPr>
   </w:style>
   <w:style w:type="character" w:customStyle="1" w:styleId="OperatorTok">
     <w:name w:val="OperatorTok"/>
     <w:basedOn w:val="VerbatimChar"/>
     <w:rPr>
+      <w:rFonts w:ascii="Consolas" w:hAnsi="Consolas"/>
       <w:color w:val="666666"/>
+      <w:sz w:val="22"/>
     </w:rPr>
   </w:style>
   <w:style w:type="character" w:customStyle="1" w:styleId="BuiltInTok">
     <w:name w:val="BuiltInTok"/>
     <w:basedOn w:val="VerbatimChar"/>
     <w:rPr>
+      <w:rFonts w:ascii="Consolas" w:hAnsi="Consolas"/>
       <w:color w:val="008000"/>
+      <w:sz w:val="22"/>
     </w:rPr>
   </w:style>
   <w:style w:type="character" w:customStyle="1" w:styleId="ExtensionTok">
     <w:name w:val="ExtensionTok"/>
     <w:basedOn w:val="VerbatimChar"/>
-    <w:rPr/>
+    <w:rPr>
+      <w:rFonts w:ascii="Consolas" w:hAnsi="Consolas"/>
+      <w:sz w:val="22"/>
+    </w:rPr>
   </w:style>
   <w:style w:type="character" w:customStyle="1" w:styleId="PreprocessorTok">
     <w:name w:val="PreprocessorTok"/>
     <w:basedOn w:val="VerbatimChar"/>
     <w:rPr>
-      <w:color w:val="bc7a00"/>
+      <w:rFonts w:ascii="Consolas" w:hAnsi="Consolas"/>
+      <w:color w:val="BC7A00"/>
+      <w:sz w:val="22"/>
     </w:rPr>
   </w:style>
   <w:style w:type="character" w:customStyle="1" w:styleId="AttributeTok">
     <w:name w:val="AttributeTok"/>
     <w:basedOn w:val="VerbatimChar"/>
     <w:rPr>
-      <w:color w:val="7d9029"/>
+      <w:rFonts w:ascii="Consolas" w:hAnsi="Consolas"/>
+      <w:color w:val="7D9029"/>
+      <w:sz w:val="22"/>
     </w:rPr>
   </w:style>
   <w:style w:type="character" w:customStyle="1" w:styleId="RegionMarkerTok">
     <w:name w:val="RegionMarkerTok"/>
     <w:basedOn w:val="VerbatimChar"/>
-    <w:rPr/>
+    <w:rPr>
+      <w:rFonts w:ascii="Consolas" w:hAnsi="Consolas"/>
+      <w:sz w:val="22"/>
+    </w:rPr>
   </w:style>
   <w:style w:type="character" w:customStyle="1" w:styleId="InformationTok">
     <w:name w:val="InformationTok"/>
     <w:basedOn w:val="VerbatimChar"/>
     <w:rPr>
+      <w:rFonts w:ascii="Consolas" w:hAnsi="Consolas"/>
       <w:b/>
       <w:i/>
-      <w:color w:val="60a0b0"/>
+      <w:color w:val="60A0B0"/>
+      <w:sz w:val="22"/>
     </w:rPr>
   </w:style>
   <w:style w:type="character" w:customStyle="1" w:styleId="WarningTok">
     <w:name w:val="WarningTok"/>
     <w:basedOn w:val="VerbatimChar"/>
     <w:rPr>
+      <w:rFonts w:ascii="Consolas" w:hAnsi="Consolas"/>
       <w:b/>
       <w:i/>
-      <w:color w:val="60a0b0"/>
+      <w:color w:val="60A0B0"/>
+      <w:sz w:val="22"/>
     </w:rPr>
   </w:style>
   <w:style w:type="character" w:customStyle="1" w:styleId="AlertTok">
     <w:name w:val="AlertTok"/>
     <w:basedOn w:val="VerbatimChar"/>
     <w:rPr>
+      <w:rFonts w:ascii="Consolas" w:hAnsi="Consolas"/>
       <w:b/>
-      <w:color w:val="ff0000"/>
+      <w:color w:val="FF0000"/>
+      <w:sz w:val="22"/>
     </w:rPr>
   </w:style>
   <w:style w:type="character" w:customStyle="1" w:styleId="ErrorTok">
     <w:name w:val="ErrorTok"/>
     <w:basedOn w:val="VerbatimChar"/>
     <w:rPr>
+      <w:rFonts w:ascii="Consolas" w:hAnsi="Consolas"/>
       <w:b/>
-      <w:color w:val="ff0000"/>
+      <w:color w:val="FF0000"/>
+      <w:sz w:val="22"/>
     </w:rPr>
   </w:style>
   <w:style w:type="character" w:customStyle="1" w:styleId="NormalTok">
     <w:name w:val="NormalTok"/>
     <w:basedOn w:val="VerbatimChar"/>
-    <w:rPr/>
+    <w:rPr>
+      <w:rFonts w:ascii="Consolas" w:hAnsi="Consolas"/>
+      <w:sz w:val="22"/>
+    </w:rPr>
   </w:style>
 </w:styles>
 </file>
